--- a/src/src/main/webapp/portal/asset/arrived/reportTemplate/AssetReportTemplate.docx
+++ b/src/src/main/webapp/portal/asset/arrived/reportTemplate/AssetReportTemplate.docx
@@ -531,11 +531,11 @@
             <w:proofErr w:type="spellStart"/>
             <w:r>
               <w:rPr>
-                <w:rFonts w:asciiTheme="minorEastAsia" w:hAnsiTheme="minorEastAsia" w:cs="Simplified Arabic" w:hint="cs"/>
-                <w:sz w:val="18"/>
-                <w:szCs w:val="18"/>
-              </w:rPr>
-              <w:t>invoice_date</w:t>
+                <w:rFonts w:asciiTheme="minorEastAsia" w:hAnsiTheme="minorEastAsia" w:cs="Simplified Arabic"/>
+                <w:sz w:val="18"/>
+                <w:szCs w:val="18"/>
+              </w:rPr>
+              <w:t>contract_date</w:t>
             </w:r>
             <w:proofErr w:type="spellEnd"/>
             <w:r>
@@ -664,8 +664,6 @@
             </w:r>
           </w:p>
         </w:tc>
-        <w:bookmarkStart w:id="0" w:name="_GoBack"/>
-        <w:bookmarkEnd w:id="0"/>
       </w:tr>
       <w:tr>
         <w:tc>
@@ -1448,8 +1446,8 @@
         <w:gridCol w:w="1558"/>
         <w:gridCol w:w="1418"/>
         <w:gridCol w:w="142"/>
-        <w:gridCol w:w="1276"/>
-        <w:gridCol w:w="1417"/>
+        <w:gridCol w:w="1305"/>
+        <w:gridCol w:w="1388"/>
         <w:gridCol w:w="567"/>
         <w:gridCol w:w="142"/>
         <w:gridCol w:w="425"/>
@@ -1709,6 +1707,8 @@
             </w:r>
           </w:p>
         </w:tc>
+        <w:bookmarkStart w:id="0" w:name="_GoBack"/>
+        <w:bookmarkEnd w:id="0"/>
       </w:tr>
       <w:tr>
         <w:trPr>
@@ -1942,7 +1942,7 @@
         </w:tc>
         <w:tc>
           <w:tcPr>
-            <w:tcW w:w="1418" w:type="dxa"/>
+            <w:tcW w:w="1447" w:type="dxa"/>
             <w:gridSpan w:val="2"/>
             <w:shd w:val="clear" w:color="auto" w:fill="auto"/>
             <w:vAlign w:val="center"/>
@@ -1969,7 +1969,7 @@
         </w:tc>
         <w:tc>
           <w:tcPr>
-            <w:tcW w:w="1417" w:type="dxa"/>
+            <w:tcW w:w="1388" w:type="dxa"/>
             <w:shd w:val="clear" w:color="auto" w:fill="auto"/>
             <w:vAlign w:val="center"/>
           </w:tcPr>
@@ -2229,7 +2229,7 @@
         </w:tc>
         <w:tc>
           <w:tcPr>
-            <w:tcW w:w="1418" w:type="dxa"/>
+            <w:tcW w:w="1447" w:type="dxa"/>
             <w:gridSpan w:val="2"/>
             <w:shd w:val="clear" w:color="auto" w:fill="auto"/>
           </w:tcPr>
@@ -2272,7 +2272,7 @@
         </w:tc>
         <w:tc>
           <w:tcPr>
-            <w:tcW w:w="1417" w:type="dxa"/>
+            <w:tcW w:w="1388" w:type="dxa"/>
             <w:shd w:val="clear" w:color="auto" w:fill="auto"/>
           </w:tcPr>
           <w:p>
@@ -2458,7 +2458,7 @@
         </w:tc>
         <w:tc>
           <w:tcPr>
-            <w:tcW w:w="1418" w:type="dxa"/>
+            <w:tcW w:w="1447" w:type="dxa"/>
             <w:gridSpan w:val="2"/>
             <w:shd w:val="clear" w:color="auto" w:fill="auto"/>
           </w:tcPr>
@@ -2475,7 +2475,7 @@
         </w:tc>
         <w:tc>
           <w:tcPr>
-            <w:tcW w:w="1417" w:type="dxa"/>
+            <w:tcW w:w="1388" w:type="dxa"/>
             <w:shd w:val="clear" w:color="auto" w:fill="auto"/>
           </w:tcPr>
           <w:p>
@@ -2635,7 +2635,7 @@
         </w:tc>
         <w:tc>
           <w:tcPr>
-            <w:tcW w:w="1418" w:type="dxa"/>
+            <w:tcW w:w="1447" w:type="dxa"/>
             <w:gridSpan w:val="2"/>
             <w:shd w:val="clear" w:color="auto" w:fill="auto"/>
           </w:tcPr>
@@ -2652,7 +2652,7 @@
         </w:tc>
         <w:tc>
           <w:tcPr>
-            <w:tcW w:w="1417" w:type="dxa"/>
+            <w:tcW w:w="1388" w:type="dxa"/>
             <w:shd w:val="clear" w:color="auto" w:fill="auto"/>
           </w:tcPr>
           <w:p>
@@ -2812,7 +2812,7 @@
         </w:tc>
         <w:tc>
           <w:tcPr>
-            <w:tcW w:w="1418" w:type="dxa"/>
+            <w:tcW w:w="1447" w:type="dxa"/>
             <w:gridSpan w:val="2"/>
             <w:shd w:val="clear" w:color="auto" w:fill="auto"/>
           </w:tcPr>
@@ -2829,7 +2829,7 @@
         </w:tc>
         <w:tc>
           <w:tcPr>
-            <w:tcW w:w="1417" w:type="dxa"/>
+            <w:tcW w:w="1388" w:type="dxa"/>
             <w:shd w:val="clear" w:color="auto" w:fill="auto"/>
           </w:tcPr>
           <w:p>
@@ -2989,7 +2989,7 @@
         </w:tc>
         <w:tc>
           <w:tcPr>
-            <w:tcW w:w="1418" w:type="dxa"/>
+            <w:tcW w:w="1447" w:type="dxa"/>
             <w:gridSpan w:val="2"/>
             <w:shd w:val="clear" w:color="auto" w:fill="auto"/>
           </w:tcPr>
@@ -3006,7 +3006,7 @@
         </w:tc>
         <w:tc>
           <w:tcPr>
-            <w:tcW w:w="1417" w:type="dxa"/>
+            <w:tcW w:w="1388" w:type="dxa"/>
             <w:shd w:val="clear" w:color="auto" w:fill="auto"/>
           </w:tcPr>
           <w:p>
@@ -3163,7 +3163,7 @@
         </w:tc>
         <w:tc>
           <w:tcPr>
-            <w:tcW w:w="1418" w:type="dxa"/>
+            <w:tcW w:w="1447" w:type="dxa"/>
             <w:gridSpan w:val="2"/>
             <w:shd w:val="clear" w:color="auto" w:fill="auto"/>
           </w:tcPr>
@@ -3179,7 +3179,7 @@
         </w:tc>
         <w:tc>
           <w:tcPr>
-            <w:tcW w:w="1417" w:type="dxa"/>
+            <w:tcW w:w="1388" w:type="dxa"/>
             <w:shd w:val="clear" w:color="auto" w:fill="auto"/>
           </w:tcPr>
           <w:p>
@@ -3330,7 +3330,7 @@
         </w:tc>
         <w:tc>
           <w:tcPr>
-            <w:tcW w:w="1418" w:type="dxa"/>
+            <w:tcW w:w="1447" w:type="dxa"/>
             <w:gridSpan w:val="2"/>
             <w:shd w:val="clear" w:color="auto" w:fill="auto"/>
           </w:tcPr>
@@ -3346,7 +3346,7 @@
         </w:tc>
         <w:tc>
           <w:tcPr>
-            <w:tcW w:w="1417" w:type="dxa"/>
+            <w:tcW w:w="1388" w:type="dxa"/>
             <w:shd w:val="clear" w:color="auto" w:fill="auto"/>
           </w:tcPr>
           <w:p>
@@ -3500,7 +3500,7 @@
         </w:tc>
         <w:tc>
           <w:tcPr>
-            <w:tcW w:w="1418" w:type="dxa"/>
+            <w:tcW w:w="1447" w:type="dxa"/>
             <w:gridSpan w:val="2"/>
             <w:shd w:val="clear" w:color="auto" w:fill="auto"/>
           </w:tcPr>
@@ -3517,7 +3517,7 @@
         </w:tc>
         <w:tc>
           <w:tcPr>
-            <w:tcW w:w="1417" w:type="dxa"/>
+            <w:tcW w:w="1388" w:type="dxa"/>
             <w:shd w:val="clear" w:color="auto" w:fill="auto"/>
           </w:tcPr>
           <w:p>

--- a/src/src/main/webapp/portal/asset/arrived/reportTemplate/AssetReportTemplate.docx
+++ b/src/src/main/webapp/portal/asset/arrived/reportTemplate/AssetReportTemplate.docx
@@ -8,14 +8,14 @@
         <w:ind w:leftChars="-540" w:left="-1134" w:rightChars="-79" w:right="-166"/>
         <w:jc w:val="center"/>
         <w:rPr>
-          <w:rFonts w:ascii="宋体" w:hAnsi="宋体"/>
+          <w:rFonts w:ascii="SimSun" w:hAnsi="SimSun"/>
           <w:sz w:val="32"/>
           <w:szCs w:val="32"/>
         </w:rPr>
       </w:pPr>
       <w:r>
         <w:rPr>
-          <w:rFonts w:ascii="宋体" w:hAnsi="宋体" w:hint="eastAsia"/>
+          <w:rFonts w:ascii="SimSun" w:hAnsi="SimSun" w:hint="eastAsia"/>
           <w:noProof/>
           <w:szCs w:val="21"/>
         </w:rPr>
@@ -77,14 +77,14 @@
       </w:r>
       <w:r>
         <w:rPr>
-          <w:rFonts w:ascii="宋体" w:hAnsi="宋体" w:hint="eastAsia"/>
+          <w:rFonts w:ascii="SimSun" w:hAnsi="SimSun" w:hint="eastAsia"/>
           <w:szCs w:val="21"/>
         </w:rPr>
         <w:t xml:space="preserve">    </w:t>
       </w:r>
       <w:r>
         <w:rPr>
-          <w:rFonts w:ascii="宋体" w:hAnsi="宋体" w:hint="eastAsia"/>
+          <w:rFonts w:ascii="SimSun" w:hAnsi="SimSun" w:hint="eastAsia"/>
           <w:sz w:val="32"/>
           <w:szCs w:val="32"/>
         </w:rPr>
@@ -92,7 +92,7 @@
       </w:r>
       <w:r>
         <w:rPr>
-          <w:rFonts w:ascii="宋体" w:hAnsi="宋体" w:hint="eastAsia"/>
+          <w:rFonts w:ascii="SimSun" w:hAnsi="SimSun" w:hint="eastAsia"/>
           <w:sz w:val="32"/>
           <w:szCs w:val="32"/>
         </w:rPr>
@@ -105,7 +105,7 @@
         <w:ind w:leftChars="-540" w:left="-1134" w:rightChars="-79" w:right="-166"/>
         <w:jc w:val="center"/>
         <w:rPr>
-          <w:rFonts w:ascii="宋体" w:hAnsi="宋体"/>
+          <w:rFonts w:ascii="SimSun" w:hAnsi="SimSun"/>
           <w:b/>
           <w:sz w:val="32"/>
           <w:szCs w:val="32"/>
@@ -113,7 +113,7 @@
       </w:pPr>
       <w:r>
         <w:rPr>
-          <w:rFonts w:ascii="宋体" w:hAnsi="宋体" w:hint="eastAsia"/>
+          <w:rFonts w:ascii="SimSun" w:hAnsi="SimSun" w:hint="eastAsia"/>
           <w:b/>
           <w:sz w:val="32"/>
           <w:szCs w:val="32"/>
@@ -122,7 +122,7 @@
       </w:r>
       <w:r>
         <w:rPr>
-          <w:rFonts w:ascii="宋体" w:hAnsi="宋体"/>
+          <w:rFonts w:ascii="SimSun" w:hAnsi="SimSun"/>
           <w:b/>
           <w:sz w:val="32"/>
           <w:szCs w:val="32"/>
@@ -131,21 +131,21 @@
       </w:r>
       <w:r>
         <w:rPr>
-          <w:rFonts w:ascii="宋体" w:hAnsi="宋体" w:hint="eastAsia"/>
+          <w:rFonts w:ascii="SimSun" w:hAnsi="SimSun" w:hint="eastAsia"/>
           <w:szCs w:val="21"/>
         </w:rPr>
         <w:t>+-</w:t>
       </w:r>
       <w:r>
         <w:rPr>
-          <w:rFonts w:ascii="宋体" w:hAnsi="宋体" w:hint="eastAsia"/>
+          <w:rFonts w:ascii="SimSun" w:hAnsi="SimSun" w:hint="eastAsia"/>
           <w:szCs w:val="21"/>
         </w:rPr>
         <w:t xml:space="preserve">     </w:t>
       </w:r>
       <w:r>
         <w:rPr>
-          <w:rFonts w:ascii="宋体" w:hAnsi="宋体" w:hint="eastAsia"/>
+          <w:rFonts w:ascii="SimSun" w:hAnsi="SimSun" w:hint="eastAsia"/>
           <w:sz w:val="32"/>
           <w:szCs w:val="32"/>
         </w:rPr>
@@ -153,7 +153,7 @@
       </w:r>
       <w:r>
         <w:rPr>
-          <w:rFonts w:ascii="宋体" w:hAnsi="宋体" w:hint="eastAsia"/>
+          <w:rFonts w:ascii="SimSun" w:hAnsi="SimSun" w:hint="eastAsia"/>
           <w:sz w:val="32"/>
           <w:szCs w:val="32"/>
         </w:rPr>
@@ -161,7 +161,7 @@
       </w:r>
       <w:r>
         <w:rPr>
-          <w:rFonts w:ascii="宋体" w:hAnsi="宋体" w:hint="eastAsia"/>
+          <w:rFonts w:ascii="SimSun" w:hAnsi="SimSun" w:hint="eastAsia"/>
           <w:b/>
           <w:sz w:val="32"/>
           <w:szCs w:val="32"/>
@@ -176,12 +176,10 @@
         <w:tblLook w:val="04A0" w:firstRow="1" w:lastRow="0" w:firstColumn="1" w:lastColumn="0" w:noHBand="0" w:noVBand="1"/>
       </w:tblPr>
       <w:tblGrid>
-        <w:gridCol w:w="3365"/>
-        <w:gridCol w:w="316"/>
-        <w:gridCol w:w="2126"/>
-        <w:gridCol w:w="130"/>
-        <w:gridCol w:w="1996"/>
-        <w:gridCol w:w="2523"/>
+        <w:gridCol w:w="3681"/>
+        <w:gridCol w:w="2693"/>
+        <w:gridCol w:w="1701"/>
+        <w:gridCol w:w="2381"/>
       </w:tblGrid>
       <w:tr>
         <w:trPr>
@@ -190,20 +188,19 @@
         <w:tc>
           <w:tcPr>
             <w:tcW w:w="3681" w:type="dxa"/>
-            <w:gridSpan w:val="2"/>
             <w:vAlign w:val="center"/>
           </w:tcPr>
           <w:p>
             <w:pPr>
               <w:rPr>
-                <w:rFonts w:ascii="宋体" w:hAnsi="宋体"/>
-                <w:sz w:val="18"/>
-                <w:szCs w:val="18"/>
-              </w:rPr>
-            </w:pPr>
-            <w:r>
-              <w:rPr>
-                <w:rFonts w:ascii="宋体" w:hAnsi="宋体" w:hint="eastAsia"/>
+                <w:rFonts w:ascii="SimSun" w:hAnsi="SimSun"/>
+                <w:sz w:val="18"/>
+                <w:szCs w:val="18"/>
+              </w:rPr>
+            </w:pPr>
+            <w:r>
+              <w:rPr>
+                <w:rFonts w:ascii="SimSun" w:hAnsi="SimSun" w:hint="eastAsia"/>
                 <w:sz w:val="18"/>
                 <w:szCs w:val="18"/>
               </w:rPr>
@@ -211,7 +208,7 @@
             </w:r>
             <w:r>
               <w:rPr>
-                <w:rFonts w:ascii="宋体" w:hAnsi="宋体"/>
+                <w:rFonts w:ascii="SimSun" w:hAnsi="SimSun"/>
                 <w:sz w:val="18"/>
                 <w:szCs w:val="18"/>
               </w:rPr>
@@ -221,20 +218,20 @@
         </w:tc>
         <w:tc>
           <w:tcPr>
-            <w:tcW w:w="2126" w:type="dxa"/>
+            <w:tcW w:w="2693" w:type="dxa"/>
             <w:vAlign w:val="center"/>
           </w:tcPr>
           <w:p>
             <w:pPr>
               <w:rPr>
-                <w:rFonts w:ascii="宋体" w:hAnsi="宋体"/>
-                <w:sz w:val="18"/>
-                <w:szCs w:val="18"/>
-              </w:rPr>
-            </w:pPr>
-            <w:r>
-              <w:rPr>
-                <w:rFonts w:ascii="宋体" w:hAnsi="宋体"/>
+                <w:rFonts w:ascii="SimSun" w:hAnsi="SimSun"/>
+                <w:sz w:val="18"/>
+                <w:szCs w:val="18"/>
+              </w:rPr>
+            </w:pPr>
+            <w:r>
+              <w:rPr>
+                <w:rFonts w:ascii="SimSun" w:hAnsi="SimSun"/>
                 <w:sz w:val="18"/>
                 <w:szCs w:val="18"/>
               </w:rPr>
@@ -242,31 +239,72 @@
             </w:r>
             <w:r>
               <w:rPr>
-                <w:rFonts w:ascii="宋体" w:hAnsi="宋体" w:hint="eastAsia"/>
+                <w:rFonts w:ascii="SimSun" w:hAnsi="SimSun" w:hint="eastAsia"/>
                 <w:sz w:val="18"/>
                 <w:szCs w:val="18"/>
               </w:rPr>
               <w:t>：</w:t>
             </w:r>
-          </w:p>
-        </w:tc>
-        <w:tc>
-          <w:tcPr>
-            <w:tcW w:w="2126" w:type="dxa"/>
-            <w:gridSpan w:val="2"/>
+            <w:r>
+              <w:rPr>
+                <w:rFonts w:asciiTheme="minorEastAsia" w:hAnsiTheme="minorEastAsia" w:cs="Simplified Arabic" w:hint="cs"/>
+                <w:sz w:val="18"/>
+                <w:szCs w:val="18"/>
+              </w:rPr>
+              <w:t>{{</w:t>
+            </w:r>
+            <w:proofErr w:type="spellStart"/>
+            <w:r>
+              <w:rPr>
+                <w:rFonts w:asciiTheme="minorEastAsia" w:hAnsiTheme="minorEastAsia" w:cs="Simplified Arabic"/>
+                <w:sz w:val="18"/>
+                <w:szCs w:val="18"/>
+              </w:rPr>
+              <w:t>contract_</w:t>
+            </w:r>
+            <w:r>
+              <w:rPr>
+                <w:rFonts w:asciiTheme="minorEastAsia" w:hAnsiTheme="minorEastAsia" w:cs="Simplified Arabic" w:hint="cs"/>
+                <w:sz w:val="18"/>
+                <w:szCs w:val="18"/>
+              </w:rPr>
+              <w:t>n</w:t>
+            </w:r>
+            <w:r>
+              <w:rPr>
+                <w:rFonts w:asciiTheme="minorEastAsia" w:hAnsiTheme="minorEastAsia" w:cs="Simplified Arabic" w:hint="eastAsia"/>
+                <w:sz w:val="18"/>
+                <w:szCs w:val="18"/>
+              </w:rPr>
+              <w:t>um</w:t>
+            </w:r>
+            <w:proofErr w:type="spellEnd"/>
+            <w:r>
+              <w:rPr>
+                <w:rFonts w:asciiTheme="minorEastAsia" w:hAnsiTheme="minorEastAsia" w:cs="Simplified Arabic" w:hint="cs"/>
+                <w:sz w:val="18"/>
+                <w:szCs w:val="18"/>
+              </w:rPr>
+              <w:t>}}</w:t>
+            </w:r>
+          </w:p>
+        </w:tc>
+        <w:tc>
+          <w:tcPr>
+            <w:tcW w:w="1701" w:type="dxa"/>
             <w:vAlign w:val="center"/>
           </w:tcPr>
           <w:p>
             <w:pPr>
               <w:rPr>
-                <w:rFonts w:ascii="宋体" w:hAnsi="宋体"/>
-                <w:sz w:val="18"/>
-                <w:szCs w:val="18"/>
-              </w:rPr>
-            </w:pPr>
-            <w:r>
-              <w:rPr>
-                <w:rFonts w:ascii="宋体" w:hAnsi="宋体"/>
+                <w:rFonts w:ascii="SimSun" w:hAnsi="SimSun"/>
+                <w:sz w:val="18"/>
+                <w:szCs w:val="18"/>
+              </w:rPr>
+            </w:pPr>
+            <w:r>
+              <w:rPr>
+                <w:rFonts w:ascii="SimSun" w:hAnsi="SimSun"/>
                 <w:sz w:val="18"/>
                 <w:szCs w:val="18"/>
               </w:rPr>
@@ -274,7 +312,7 @@
             </w:r>
             <w:r>
               <w:rPr>
-                <w:rFonts w:ascii="宋体" w:hAnsi="宋体" w:hint="eastAsia"/>
+                <w:rFonts w:ascii="SimSun" w:hAnsi="SimSun" w:hint="eastAsia"/>
                 <w:sz w:val="18"/>
                 <w:szCs w:val="18"/>
               </w:rPr>
@@ -284,20 +322,20 @@
         </w:tc>
         <w:tc>
           <w:tcPr>
-            <w:tcW w:w="2523" w:type="dxa"/>
+            <w:tcW w:w="2381" w:type="dxa"/>
             <w:vAlign w:val="center"/>
           </w:tcPr>
           <w:p>
             <w:pPr>
               <w:rPr>
-                <w:rFonts w:ascii="宋体" w:hAnsi="宋体"/>
-                <w:sz w:val="18"/>
-                <w:szCs w:val="18"/>
-              </w:rPr>
-            </w:pPr>
-            <w:r>
-              <w:rPr>
-                <w:rFonts w:ascii="宋体" w:hAnsi="宋体"/>
+                <w:rFonts w:ascii="SimSun" w:hAnsi="SimSun"/>
+                <w:sz w:val="18"/>
+                <w:szCs w:val="18"/>
+              </w:rPr>
+            </w:pPr>
+            <w:r>
+              <w:rPr>
+                <w:rFonts w:ascii="SimSun" w:hAnsi="SimSun"/>
                 <w:sz w:val="18"/>
                 <w:szCs w:val="18"/>
               </w:rPr>
@@ -305,7 +343,7 @@
             </w:r>
             <w:r>
               <w:rPr>
-                <w:rFonts w:ascii="宋体" w:hAnsi="宋体" w:hint="eastAsia"/>
+                <w:rFonts w:ascii="SimSun" w:hAnsi="SimSun" w:hint="eastAsia"/>
                 <w:sz w:val="18"/>
                 <w:szCs w:val="18"/>
               </w:rPr>
@@ -320,21 +358,21 @@
         </w:trPr>
         <w:tc>
           <w:tcPr>
-            <w:tcW w:w="3365" w:type="dxa"/>
+            <w:tcW w:w="3681" w:type="dxa"/>
             <w:vAlign w:val="center"/>
           </w:tcPr>
           <w:p>
             <w:pPr>
               <w:ind w:left="-15"/>
               <w:rPr>
-                <w:rFonts w:ascii="宋体" w:hAnsi="宋体"/>
-                <w:sz w:val="18"/>
-                <w:szCs w:val="18"/>
-              </w:rPr>
-            </w:pPr>
-            <w:r>
-              <w:rPr>
-                <w:rFonts w:ascii="宋体" w:hAnsi="宋体"/>
+                <w:rFonts w:ascii="SimSun" w:hAnsi="SimSun"/>
+                <w:sz w:val="18"/>
+                <w:szCs w:val="18"/>
+              </w:rPr>
+            </w:pPr>
+            <w:r>
+              <w:rPr>
+                <w:rFonts w:ascii="SimSun" w:hAnsi="SimSun"/>
                 <w:sz w:val="18"/>
                 <w:szCs w:val="18"/>
               </w:rPr>
@@ -342,7 +380,7 @@
             </w:r>
             <w:r>
               <w:rPr>
-                <w:rFonts w:ascii="宋体" w:hAnsi="宋体" w:hint="eastAsia"/>
+                <w:rFonts w:ascii="SimSun" w:hAnsi="SimSun" w:hint="eastAsia"/>
                 <w:sz w:val="18"/>
                 <w:szCs w:val="18"/>
               </w:rPr>
@@ -378,22 +416,21 @@
         </w:tc>
         <w:tc>
           <w:tcPr>
-            <w:tcW w:w="2572" w:type="dxa"/>
-            <w:gridSpan w:val="3"/>
+            <w:tcW w:w="2693" w:type="dxa"/>
             <w:vAlign w:val="center"/>
           </w:tcPr>
           <w:p>
             <w:pPr>
               <w:ind w:left="-15"/>
               <w:rPr>
-                <w:rFonts w:ascii="宋体" w:hAnsi="宋体"/>
-                <w:sz w:val="18"/>
-                <w:szCs w:val="18"/>
-              </w:rPr>
-            </w:pPr>
-            <w:r>
-              <w:rPr>
-                <w:rFonts w:ascii="宋体" w:hAnsi="宋体"/>
+                <w:rFonts w:ascii="SimSun" w:hAnsi="SimSun"/>
+                <w:sz w:val="18"/>
+                <w:szCs w:val="18"/>
+              </w:rPr>
+            </w:pPr>
+            <w:r>
+              <w:rPr>
+                <w:rFonts w:ascii="SimSun" w:hAnsi="SimSun"/>
                 <w:sz w:val="18"/>
                 <w:szCs w:val="18"/>
               </w:rPr>
@@ -401,7 +438,7 @@
             </w:r>
             <w:r>
               <w:rPr>
-                <w:rFonts w:ascii="宋体" w:hAnsi="宋体" w:hint="eastAsia"/>
+                <w:rFonts w:ascii="SimSun" w:hAnsi="SimSun" w:hint="eastAsia"/>
                 <w:sz w:val="18"/>
                 <w:szCs w:val="18"/>
               </w:rPr>
@@ -437,7 +474,7 @@
         </w:tc>
         <w:tc>
           <w:tcPr>
-            <w:tcW w:w="4519" w:type="dxa"/>
+            <w:tcW w:w="4082" w:type="dxa"/>
             <w:gridSpan w:val="2"/>
             <w:vAlign w:val="center"/>
           </w:tcPr>
@@ -445,14 +482,14 @@
             <w:pPr>
               <w:ind w:left="-15"/>
               <w:rPr>
-                <w:rFonts w:ascii="宋体" w:hAnsi="宋体"/>
-                <w:sz w:val="18"/>
-                <w:szCs w:val="18"/>
-              </w:rPr>
-            </w:pPr>
-            <w:r>
-              <w:rPr>
-                <w:rFonts w:ascii="宋体" w:hAnsi="宋体" w:hint="eastAsia"/>
+                <w:rFonts w:ascii="SimSun" w:hAnsi="SimSun"/>
+                <w:sz w:val="18"/>
+                <w:szCs w:val="18"/>
+              </w:rPr>
+            </w:pPr>
+            <w:r>
+              <w:rPr>
+                <w:rFonts w:ascii="SimSun" w:hAnsi="SimSun" w:hint="eastAsia"/>
                 <w:sz w:val="18"/>
                 <w:szCs w:val="18"/>
               </w:rPr>
@@ -493,20 +530,20 @@
         </w:trPr>
         <w:tc>
           <w:tcPr>
-            <w:tcW w:w="3365" w:type="dxa"/>
+            <w:tcW w:w="3681" w:type="dxa"/>
             <w:vAlign w:val="center"/>
           </w:tcPr>
           <w:p>
             <w:pPr>
               <w:rPr>
-                <w:rFonts w:ascii="宋体" w:hAnsi="宋体"/>
-                <w:sz w:val="18"/>
-                <w:szCs w:val="18"/>
-              </w:rPr>
-            </w:pPr>
-            <w:r>
-              <w:rPr>
-                <w:rFonts w:ascii="宋体" w:hAnsi="宋体"/>
+                <w:rFonts w:ascii="SimSun" w:hAnsi="SimSun"/>
+                <w:sz w:val="18"/>
+                <w:szCs w:val="18"/>
+              </w:rPr>
+            </w:pPr>
+            <w:r>
+              <w:rPr>
+                <w:rFonts w:ascii="SimSun" w:hAnsi="SimSun"/>
                 <w:sz w:val="18"/>
                 <w:szCs w:val="18"/>
               </w:rPr>
@@ -514,7 +551,7 @@
             </w:r>
             <w:r>
               <w:rPr>
-                <w:rFonts w:ascii="宋体" w:hAnsi="宋体" w:hint="eastAsia"/>
+                <w:rFonts w:ascii="SimSun" w:hAnsi="SimSun" w:hint="eastAsia"/>
                 <w:sz w:val="18"/>
                 <w:szCs w:val="18"/>
               </w:rPr>
@@ -550,22 +587,22 @@
         </w:tc>
         <w:tc>
           <w:tcPr>
-            <w:tcW w:w="7091" w:type="dxa"/>
-            <w:gridSpan w:val="5"/>
+            <w:tcW w:w="6775" w:type="dxa"/>
+            <w:gridSpan w:val="3"/>
             <w:vAlign w:val="center"/>
           </w:tcPr>
           <w:p>
             <w:pPr>
               <w:ind w:left="-15"/>
               <w:rPr>
-                <w:rFonts w:ascii="宋体" w:hAnsi="宋体"/>
-                <w:sz w:val="18"/>
-                <w:szCs w:val="18"/>
-              </w:rPr>
-            </w:pPr>
-            <w:r>
-              <w:rPr>
-                <w:rFonts w:ascii="宋体" w:hAnsi="宋体"/>
+                <w:rFonts w:ascii="SimSun" w:hAnsi="SimSun"/>
+                <w:sz w:val="18"/>
+                <w:szCs w:val="18"/>
+              </w:rPr>
+            </w:pPr>
+            <w:r>
+              <w:rPr>
+                <w:rFonts w:ascii="SimSun" w:hAnsi="SimSun"/>
                 <w:sz w:val="18"/>
                 <w:szCs w:val="18"/>
               </w:rPr>
@@ -573,7 +610,7 @@
             </w:r>
             <w:r>
               <w:rPr>
-                <w:rFonts w:ascii="宋体" w:hAnsi="宋体" w:hint="eastAsia"/>
+                <w:rFonts w:ascii="SimSun" w:hAnsi="SimSun" w:hint="eastAsia"/>
                 <w:sz w:val="18"/>
                 <w:szCs w:val="18"/>
               </w:rPr>
@@ -615,13 +652,13 @@
         <w:tc>
           <w:tcPr>
             <w:tcW w:w="10456" w:type="dxa"/>
-            <w:gridSpan w:val="6"/>
+            <w:gridSpan w:val="4"/>
           </w:tcPr>
           <w:p>
             <w:pPr>
               <w:jc w:val="center"/>
               <w:rPr>
-                <w:rFonts w:ascii="宋体" w:hAnsi="宋体" w:cs="宋体"/>
+                <w:rFonts w:ascii="SimSun" w:hAnsi="SimSun" w:cs="SimSun"/>
                 <w:sz w:val="18"/>
                 <w:szCs w:val="18"/>
               </w:rPr>
@@ -629,7 +666,7 @@
             <w:proofErr w:type="gramStart"/>
             <w:r>
               <w:rPr>
-                <w:rFonts w:ascii="宋体" w:hAnsi="宋体" w:hint="eastAsia"/>
+                <w:rFonts w:ascii="SimSun" w:hAnsi="SimSun" w:hint="eastAsia"/>
                 <w:sz w:val="18"/>
                 <w:szCs w:val="18"/>
               </w:rPr>
@@ -638,7 +675,7 @@
             <w:proofErr w:type="gramEnd"/>
             <w:r>
               <w:rPr>
-                <w:rFonts w:ascii="宋体" w:hAnsi="宋体" w:hint="eastAsia"/>
+                <w:rFonts w:ascii="SimSun" w:hAnsi="SimSun" w:hint="eastAsia"/>
                 <w:sz w:val="18"/>
                 <w:szCs w:val="18"/>
               </w:rPr>
@@ -647,7 +684,7 @@
             <w:proofErr w:type="gramStart"/>
             <w:r>
               <w:rPr>
-                <w:rFonts w:ascii="宋体" w:hAnsi="宋体" w:hint="eastAsia"/>
+                <w:rFonts w:ascii="SimSun" w:hAnsi="SimSun" w:hint="eastAsia"/>
                 <w:sz w:val="18"/>
                 <w:szCs w:val="18"/>
               </w:rPr>
@@ -656,7 +693,7 @@
             <w:proofErr w:type="gramEnd"/>
             <w:r>
               <w:rPr>
-                <w:rFonts w:ascii="宋体" w:hAnsi="宋体" w:hint="eastAsia"/>
+                <w:rFonts w:ascii="SimSun" w:hAnsi="SimSun" w:hint="eastAsia"/>
                 <w:sz w:val="18"/>
                 <w:szCs w:val="18"/>
               </w:rPr>
@@ -669,21 +706,21 @@
         <w:tc>
           <w:tcPr>
             <w:tcW w:w="10456" w:type="dxa"/>
-            <w:gridSpan w:val="6"/>
+            <w:gridSpan w:val="4"/>
           </w:tcPr>
           <w:p>
             <w:pPr>
               <w:ind w:rightChars="292" w:right="613"/>
               <w:jc w:val="left"/>
               <w:rPr>
-                <w:rFonts w:ascii="宋体" w:hAnsi="宋体"/>
-                <w:sz w:val="18"/>
-                <w:szCs w:val="18"/>
-              </w:rPr>
-            </w:pPr>
-            <w:r>
-              <w:rPr>
-                <w:rFonts w:ascii="宋体" w:hAnsi="宋体" w:hint="eastAsia"/>
+                <w:rFonts w:ascii="SimSun" w:hAnsi="SimSun"/>
+                <w:sz w:val="18"/>
+                <w:szCs w:val="18"/>
+              </w:rPr>
+            </w:pPr>
+            <w:r>
+              <w:rPr>
+                <w:rFonts w:ascii="SimSun" w:hAnsi="SimSun" w:hint="eastAsia"/>
                 <w:sz w:val="18"/>
                 <w:szCs w:val="18"/>
               </w:rPr>
@@ -695,14 +732,14 @@
               <w:ind w:rightChars="292" w:right="613" w:firstLineChars="2600" w:firstLine="4680"/>
               <w:jc w:val="left"/>
               <w:rPr>
-                <w:rFonts w:ascii="宋体" w:hAnsi="宋体"/>
-                <w:sz w:val="18"/>
-                <w:szCs w:val="18"/>
-              </w:rPr>
-            </w:pPr>
-            <w:r>
-              <w:rPr>
-                <w:rFonts w:ascii="宋体" w:hAnsi="宋体" w:hint="eastAsia"/>
+                <w:rFonts w:ascii="SimSun" w:hAnsi="SimSun"/>
+                <w:sz w:val="18"/>
+                <w:szCs w:val="18"/>
+              </w:rPr>
+            </w:pPr>
+            <w:r>
+              <w:rPr>
+                <w:rFonts w:ascii="SimSun" w:hAnsi="SimSun" w:hint="eastAsia"/>
                 <w:sz w:val="18"/>
                 <w:szCs w:val="18"/>
               </w:rPr>
@@ -714,7 +751,7 @@
               <w:ind w:rightChars="292" w:right="613" w:firstLineChars="2600" w:firstLine="4680"/>
               <w:jc w:val="left"/>
               <w:rPr>
-                <w:rFonts w:ascii="宋体" w:hAnsi="宋体"/>
+                <w:rFonts w:ascii="SimSun" w:hAnsi="SimSun"/>
                 <w:sz w:val="18"/>
                 <w:szCs w:val="18"/>
               </w:rPr>
@@ -725,7 +762,7 @@
               <w:ind w:rightChars="292" w:right="613"/>
               <w:jc w:val="left"/>
               <w:rPr>
-                <w:rFonts w:ascii="宋体" w:hAnsi="宋体"/>
+                <w:rFonts w:ascii="SimSun" w:hAnsi="SimSun"/>
                 <w:sz w:val="18"/>
                 <w:szCs w:val="18"/>
               </w:rPr>
@@ -736,14 +773,14 @@
               <w:ind w:rightChars="292" w:right="613" w:firstLineChars="2600" w:firstLine="4680"/>
               <w:jc w:val="left"/>
               <w:rPr>
-                <w:rFonts w:ascii="宋体" w:hAnsi="宋体"/>
-                <w:sz w:val="18"/>
-                <w:szCs w:val="18"/>
-              </w:rPr>
-            </w:pPr>
-            <w:r>
-              <w:rPr>
-                <w:rFonts w:ascii="宋体" w:hAnsi="宋体" w:hint="eastAsia"/>
+                <w:rFonts w:ascii="SimSun" w:hAnsi="SimSun"/>
+                <w:sz w:val="18"/>
+                <w:szCs w:val="18"/>
+              </w:rPr>
+            </w:pPr>
+            <w:r>
+              <w:rPr>
+                <w:rFonts w:ascii="SimSun" w:hAnsi="SimSun" w:hint="eastAsia"/>
                 <w:sz w:val="18"/>
                 <w:szCs w:val="18"/>
               </w:rPr>
@@ -751,7 +788,7 @@
             </w:r>
             <w:r>
               <w:rPr>
-                <w:rFonts w:ascii="宋体" w:hAnsi="宋体"/>
+                <w:rFonts w:ascii="SimSun" w:hAnsi="SimSun"/>
                 <w:sz w:val="18"/>
                 <w:szCs w:val="18"/>
               </w:rPr>
@@ -759,7 +796,7 @@
             </w:r>
             <w:r>
               <w:rPr>
-                <w:rFonts w:ascii="宋体" w:hAnsi="宋体" w:hint="eastAsia"/>
+                <w:rFonts w:ascii="SimSun" w:hAnsi="SimSun" w:hint="eastAsia"/>
                 <w:sz w:val="18"/>
                 <w:szCs w:val="18"/>
               </w:rPr>
@@ -767,7 +804,7 @@
             </w:r>
             <w:r>
               <w:rPr>
-                <w:rFonts w:ascii="宋体" w:hAnsi="宋体" w:hint="eastAsia"/>
+                <w:rFonts w:ascii="SimSun" w:hAnsi="SimSun" w:hint="eastAsia"/>
                 <w:sz w:val="18"/>
                 <w:szCs w:val="18"/>
                 <w:u w:val="single"/>
@@ -786,7 +823,7 @@
             </w:pPr>
             <w:r>
               <w:rPr>
-                <w:rFonts w:ascii="宋体" w:hAnsi="宋体" w:hint="eastAsia"/>
+                <w:rFonts w:ascii="SimSun" w:hAnsi="SimSun" w:hint="eastAsia"/>
                 <w:sz w:val="18"/>
                 <w:szCs w:val="18"/>
               </w:rPr>
@@ -797,7 +834,7 @@
             <w:pPr>
               <w:ind w:rightChars="-249" w:right="-523"/>
               <w:rPr>
-                <w:rFonts w:ascii="宋体" w:hAnsi="宋体"/>
+                <w:rFonts w:ascii="SimSun" w:hAnsi="SimSun"/>
                 <w:szCs w:val="21"/>
               </w:rPr>
             </w:pPr>
@@ -808,20 +845,20 @@
         <w:tc>
           <w:tcPr>
             <w:tcW w:w="10456" w:type="dxa"/>
-            <w:gridSpan w:val="6"/>
+            <w:gridSpan w:val="4"/>
           </w:tcPr>
           <w:p>
             <w:pPr>
               <w:spacing w:line="400" w:lineRule="exact"/>
               <w:rPr>
-                <w:rFonts w:ascii="宋体" w:hAnsi="宋体"/>
-                <w:sz w:val="18"/>
-                <w:szCs w:val="18"/>
-              </w:rPr>
-            </w:pPr>
-            <w:r>
-              <w:rPr>
-                <w:rFonts w:ascii="宋体" w:hAnsi="宋体" w:hint="eastAsia"/>
+                <w:rFonts w:ascii="SimSun" w:hAnsi="SimSun"/>
+                <w:sz w:val="18"/>
+                <w:szCs w:val="18"/>
+              </w:rPr>
+            </w:pPr>
+            <w:r>
+              <w:rPr>
+                <w:rFonts w:ascii="SimSun" w:hAnsi="SimSun" w:hint="eastAsia"/>
                 <w:sz w:val="18"/>
                 <w:szCs w:val="18"/>
               </w:rPr>
@@ -833,14 +870,14 @@
               <w:spacing w:line="400" w:lineRule="exact"/>
               <w:ind w:firstLineChars="100" w:firstLine="180"/>
               <w:rPr>
-                <w:rFonts w:ascii="宋体" w:hAnsi="宋体"/>
-                <w:sz w:val="18"/>
-                <w:szCs w:val="18"/>
-              </w:rPr>
-            </w:pPr>
-            <w:r>
-              <w:rPr>
-                <w:rFonts w:ascii="宋体" w:hAnsi="宋体" w:hint="eastAsia"/>
+                <w:rFonts w:ascii="SimSun" w:hAnsi="SimSun"/>
+                <w:sz w:val="18"/>
+                <w:szCs w:val="18"/>
+              </w:rPr>
+            </w:pPr>
+            <w:r>
+              <w:rPr>
+                <w:rFonts w:ascii="SimSun" w:hAnsi="SimSun" w:hint="eastAsia"/>
                 <w:sz w:val="18"/>
                 <w:szCs w:val="18"/>
               </w:rPr>
@@ -852,12 +889,12 @@
               <w:ind w:rightChars="292" w:right="613" w:firstLineChars="1800" w:firstLine="3780"/>
               <w:jc w:val="left"/>
               <w:rPr>
-                <w:rFonts w:ascii="宋体" w:hAnsi="宋体"/>
-              </w:rPr>
-            </w:pPr>
-            <w:r>
-              <w:rPr>
-                <w:rFonts w:ascii="宋体" w:hAnsi="宋体" w:hint="eastAsia"/>
+                <w:rFonts w:ascii="SimSun" w:hAnsi="SimSun"/>
+              </w:rPr>
+            </w:pPr>
+            <w:r>
+              <w:rPr>
+                <w:rFonts w:ascii="SimSun" w:hAnsi="SimSun" w:hint="eastAsia"/>
               </w:rPr>
               <w:t xml:space="preserve">                   </w:t>
             </w:r>
@@ -867,7 +904,7 @@
               <w:ind w:rightChars="292" w:right="613" w:firstLineChars="1800" w:firstLine="3780"/>
               <w:jc w:val="left"/>
               <w:rPr>
-                <w:rFonts w:ascii="宋体" w:hAnsi="宋体"/>
+                <w:rFonts w:ascii="SimSun" w:hAnsi="SimSun"/>
               </w:rPr>
             </w:pPr>
           </w:p>
@@ -876,7 +913,7 @@
               <w:ind w:rightChars="292" w:right="613"/>
               <w:jc w:val="left"/>
               <w:rPr>
-                <w:rFonts w:ascii="宋体" w:hAnsi="宋体"/>
+                <w:rFonts w:ascii="SimSun" w:hAnsi="SimSun"/>
               </w:rPr>
             </w:pPr>
           </w:p>
@@ -885,7 +922,7 @@
               <w:ind w:rightChars="292" w:right="613" w:firstLineChars="1800" w:firstLine="3780"/>
               <w:jc w:val="left"/>
               <w:rPr>
-                <w:rFonts w:ascii="宋体" w:hAnsi="宋体"/>
+                <w:rFonts w:ascii="SimSun" w:hAnsi="SimSun"/>
               </w:rPr>
             </w:pPr>
           </w:p>
@@ -893,14 +930,14 @@
             <w:pPr>
               <w:ind w:firstLineChars="2600" w:firstLine="4680"/>
               <w:rPr>
-                <w:rFonts w:ascii="宋体" w:hAnsi="宋体"/>
-                <w:sz w:val="18"/>
-                <w:szCs w:val="18"/>
-              </w:rPr>
-            </w:pPr>
-            <w:r>
-              <w:rPr>
-                <w:rFonts w:ascii="宋体" w:hAnsi="宋体" w:hint="eastAsia"/>
+                <w:rFonts w:ascii="SimSun" w:hAnsi="SimSun"/>
+                <w:sz w:val="18"/>
+                <w:szCs w:val="18"/>
+              </w:rPr>
+            </w:pPr>
+            <w:r>
+              <w:rPr>
+                <w:rFonts w:ascii="SimSun" w:hAnsi="SimSun" w:hint="eastAsia"/>
                 <w:sz w:val="18"/>
                 <w:szCs w:val="18"/>
               </w:rPr>
@@ -908,7 +945,7 @@
             </w:r>
             <w:r>
               <w:rPr>
-                <w:rFonts w:ascii="宋体" w:hAnsi="宋体"/>
+                <w:rFonts w:ascii="SimSun" w:hAnsi="SimSun"/>
                 <w:sz w:val="18"/>
                 <w:szCs w:val="18"/>
               </w:rPr>
@@ -916,7 +953,7 @@
             </w:r>
             <w:r>
               <w:rPr>
-                <w:rFonts w:ascii="宋体" w:hAnsi="宋体" w:hint="eastAsia"/>
+                <w:rFonts w:ascii="SimSun" w:hAnsi="SimSun" w:hint="eastAsia"/>
                 <w:sz w:val="18"/>
                 <w:szCs w:val="18"/>
               </w:rPr>
@@ -927,14 +964,14 @@
             <w:pPr>
               <w:jc w:val="right"/>
               <w:rPr>
-                <w:rFonts w:ascii="宋体" w:hAnsi="宋体"/>
-                <w:sz w:val="18"/>
-                <w:szCs w:val="18"/>
-              </w:rPr>
-            </w:pPr>
-            <w:r>
-              <w:rPr>
-                <w:rFonts w:ascii="宋体" w:hAnsi="宋体" w:hint="eastAsia"/>
+                <w:rFonts w:ascii="SimSun" w:hAnsi="SimSun"/>
+                <w:sz w:val="18"/>
+                <w:szCs w:val="18"/>
+              </w:rPr>
+            </w:pPr>
+            <w:r>
+              <w:rPr>
+                <w:rFonts w:ascii="SimSun" w:hAnsi="SimSun" w:hint="eastAsia"/>
                 <w:sz w:val="18"/>
                 <w:szCs w:val="18"/>
               </w:rPr>
@@ -945,7 +982,7 @@
             <w:pPr>
               <w:ind w:rightChars="-249" w:right="-523"/>
               <w:rPr>
-                <w:rFonts w:ascii="宋体" w:hAnsi="宋体"/>
+                <w:rFonts w:ascii="SimSun" w:hAnsi="SimSun"/>
                 <w:szCs w:val="21"/>
               </w:rPr>
             </w:pPr>
@@ -956,21 +993,21 @@
         <w:tc>
           <w:tcPr>
             <w:tcW w:w="10456" w:type="dxa"/>
-            <w:gridSpan w:val="6"/>
+            <w:gridSpan w:val="4"/>
           </w:tcPr>
           <w:p>
             <w:pPr>
               <w:ind w:rightChars="292" w:right="613"/>
               <w:jc w:val="left"/>
               <w:rPr>
-                <w:rFonts w:ascii="宋体" w:hAnsi="宋体"/>
-                <w:sz w:val="18"/>
-                <w:szCs w:val="18"/>
-              </w:rPr>
-            </w:pPr>
-            <w:r>
-              <w:rPr>
-                <w:rFonts w:ascii="宋体" w:hAnsi="宋体" w:hint="eastAsia"/>
+                <w:rFonts w:ascii="SimSun" w:hAnsi="SimSun"/>
+                <w:sz w:val="18"/>
+                <w:szCs w:val="18"/>
+              </w:rPr>
+            </w:pPr>
+            <w:r>
+              <w:rPr>
+                <w:rFonts w:ascii="SimSun" w:hAnsi="SimSun" w:hint="eastAsia"/>
                 <w:sz w:val="18"/>
                 <w:szCs w:val="18"/>
               </w:rPr>
@@ -982,7 +1019,7 @@
               <w:ind w:rightChars="292" w:right="613" w:firstLineChars="50" w:firstLine="90"/>
               <w:jc w:val="left"/>
               <w:rPr>
-                <w:rFonts w:ascii="宋体" w:hAnsi="宋体"/>
+                <w:rFonts w:ascii="SimSun" w:hAnsi="SimSun"/>
                 <w:sz w:val="18"/>
                 <w:szCs w:val="18"/>
               </w:rPr>
@@ -993,7 +1030,7 @@
               <w:ind w:rightChars="292" w:right="613" w:firstLineChars="50" w:firstLine="90"/>
               <w:jc w:val="left"/>
               <w:rPr>
-                <w:rFonts w:ascii="宋体" w:hAnsi="宋体"/>
+                <w:rFonts w:ascii="SimSun" w:hAnsi="SimSun"/>
                 <w:sz w:val="18"/>
                 <w:szCs w:val="18"/>
               </w:rPr>
@@ -1004,7 +1041,7 @@
               <w:ind w:rightChars="292" w:right="613" w:firstLineChars="50" w:firstLine="90"/>
               <w:jc w:val="left"/>
               <w:rPr>
-                <w:rFonts w:ascii="宋体" w:hAnsi="宋体"/>
+                <w:rFonts w:ascii="SimSun" w:hAnsi="SimSun"/>
                 <w:sz w:val="18"/>
                 <w:szCs w:val="18"/>
               </w:rPr>
@@ -1015,7 +1052,7 @@
               <w:ind w:rightChars="292" w:right="613" w:firstLineChars="50" w:firstLine="90"/>
               <w:jc w:val="left"/>
               <w:rPr>
-                <w:rFonts w:ascii="宋体" w:hAnsi="宋体"/>
+                <w:rFonts w:ascii="SimSun" w:hAnsi="SimSun"/>
                 <w:sz w:val="18"/>
                 <w:szCs w:val="18"/>
               </w:rPr>
@@ -1026,14 +1063,14 @@
               <w:ind w:rightChars="292" w:right="613" w:firstLineChars="2400" w:firstLine="4320"/>
               <w:jc w:val="left"/>
               <w:rPr>
-                <w:rFonts w:ascii="宋体" w:hAnsi="宋体"/>
-                <w:sz w:val="18"/>
-                <w:szCs w:val="18"/>
-              </w:rPr>
-            </w:pPr>
-            <w:r>
-              <w:rPr>
-                <w:rFonts w:ascii="宋体" w:hAnsi="宋体" w:hint="eastAsia"/>
+                <w:rFonts w:ascii="SimSun" w:hAnsi="SimSun"/>
+                <w:sz w:val="18"/>
+                <w:szCs w:val="18"/>
+              </w:rPr>
+            </w:pPr>
+            <w:r>
+              <w:rPr>
+                <w:rFonts w:ascii="SimSun" w:hAnsi="SimSun" w:hint="eastAsia"/>
                 <w:sz w:val="18"/>
                 <w:szCs w:val="18"/>
               </w:rPr>
@@ -1041,7 +1078,7 @@
             </w:r>
             <w:r>
               <w:rPr>
-                <w:rFonts w:ascii="宋体" w:hAnsi="宋体"/>
+                <w:rFonts w:ascii="SimSun" w:hAnsi="SimSun"/>
                 <w:sz w:val="18"/>
                 <w:szCs w:val="18"/>
               </w:rPr>
@@ -1049,7 +1086,7 @@
             </w:r>
             <w:r>
               <w:rPr>
-                <w:rFonts w:ascii="宋体" w:hAnsi="宋体" w:hint="eastAsia"/>
+                <w:rFonts w:ascii="SimSun" w:hAnsi="SimSun" w:hint="eastAsia"/>
                 <w:sz w:val="18"/>
                 <w:szCs w:val="18"/>
               </w:rPr>
@@ -1060,14 +1097,14 @@
             <w:pPr>
               <w:jc w:val="right"/>
               <w:rPr>
-                <w:rFonts w:ascii="宋体" w:hAnsi="宋体"/>
-                <w:sz w:val="18"/>
-                <w:szCs w:val="18"/>
-              </w:rPr>
-            </w:pPr>
-            <w:r>
-              <w:rPr>
-                <w:rFonts w:ascii="宋体" w:hAnsi="宋体" w:hint="eastAsia"/>
+                <w:rFonts w:ascii="SimSun" w:hAnsi="SimSun"/>
+                <w:sz w:val="18"/>
+                <w:szCs w:val="18"/>
+              </w:rPr>
+            </w:pPr>
+            <w:r>
+              <w:rPr>
+                <w:rFonts w:ascii="SimSun" w:hAnsi="SimSun" w:hint="eastAsia"/>
                 <w:sz w:val="18"/>
                 <w:szCs w:val="18"/>
               </w:rPr>
@@ -1078,7 +1115,7 @@
             <w:pPr>
               <w:ind w:rightChars="-249" w:right="-523"/>
               <w:rPr>
-                <w:rFonts w:ascii="宋体" w:hAnsi="宋体"/>
+                <w:rFonts w:ascii="SimSun" w:hAnsi="SimSun"/>
                 <w:szCs w:val="21"/>
               </w:rPr>
             </w:pPr>
@@ -1089,21 +1126,21 @@
         <w:tc>
           <w:tcPr>
             <w:tcW w:w="10456" w:type="dxa"/>
-            <w:gridSpan w:val="6"/>
+            <w:gridSpan w:val="4"/>
           </w:tcPr>
           <w:p>
             <w:pPr>
               <w:ind w:rightChars="292" w:right="613"/>
               <w:jc w:val="left"/>
               <w:rPr>
-                <w:rFonts w:ascii="宋体" w:hAnsi="宋体"/>
-                <w:sz w:val="18"/>
-                <w:szCs w:val="18"/>
-              </w:rPr>
-            </w:pPr>
-            <w:r>
-              <w:rPr>
-                <w:rFonts w:ascii="宋体" w:hAnsi="宋体" w:hint="eastAsia"/>
+                <w:rFonts w:ascii="SimSun" w:hAnsi="SimSun"/>
+                <w:sz w:val="18"/>
+                <w:szCs w:val="18"/>
+              </w:rPr>
+            </w:pPr>
+            <w:r>
+              <w:rPr>
+                <w:rFonts w:ascii="SimSun" w:hAnsi="SimSun" w:hint="eastAsia"/>
                 <w:sz w:val="18"/>
                 <w:szCs w:val="18"/>
               </w:rPr>
@@ -1115,7 +1152,7 @@
               <w:ind w:rightChars="292" w:right="613"/>
               <w:jc w:val="left"/>
               <w:rPr>
-                <w:rFonts w:ascii="宋体" w:hAnsi="宋体"/>
+                <w:rFonts w:ascii="SimSun" w:hAnsi="SimSun"/>
                 <w:sz w:val="18"/>
                 <w:szCs w:val="18"/>
               </w:rPr>
@@ -1126,7 +1163,7 @@
               <w:ind w:rightChars="292" w:right="613"/>
               <w:jc w:val="left"/>
               <w:rPr>
-                <w:rFonts w:ascii="宋体" w:hAnsi="宋体"/>
+                <w:rFonts w:ascii="SimSun" w:hAnsi="SimSun"/>
                 <w:sz w:val="18"/>
                 <w:szCs w:val="18"/>
               </w:rPr>
@@ -1137,7 +1174,7 @@
               <w:ind w:rightChars="292" w:right="613"/>
               <w:jc w:val="left"/>
               <w:rPr>
-                <w:rFonts w:ascii="宋体" w:hAnsi="宋体"/>
+                <w:rFonts w:ascii="SimSun" w:hAnsi="SimSun"/>
                 <w:sz w:val="18"/>
                 <w:szCs w:val="18"/>
               </w:rPr>
@@ -1148,7 +1185,7 @@
               <w:ind w:rightChars="292" w:right="613"/>
               <w:jc w:val="left"/>
               <w:rPr>
-                <w:rFonts w:ascii="宋体" w:hAnsi="宋体"/>
+                <w:rFonts w:ascii="SimSun" w:hAnsi="SimSun"/>
                 <w:sz w:val="18"/>
                 <w:szCs w:val="18"/>
               </w:rPr>
@@ -1159,14 +1196,14 @@
               <w:ind w:rightChars="292" w:right="613" w:firstLineChars="2700" w:firstLine="4860"/>
               <w:jc w:val="left"/>
               <w:rPr>
-                <w:rFonts w:ascii="宋体" w:hAnsi="宋体"/>
-                <w:sz w:val="18"/>
-                <w:szCs w:val="18"/>
-              </w:rPr>
-            </w:pPr>
-            <w:r>
-              <w:rPr>
-                <w:rFonts w:ascii="宋体" w:hAnsi="宋体" w:hint="eastAsia"/>
+                <w:rFonts w:ascii="SimSun" w:hAnsi="SimSun"/>
+                <w:sz w:val="18"/>
+                <w:szCs w:val="18"/>
+              </w:rPr>
+            </w:pPr>
+            <w:r>
+              <w:rPr>
+                <w:rFonts w:ascii="SimSun" w:hAnsi="SimSun" w:hint="eastAsia"/>
                 <w:sz w:val="18"/>
                 <w:szCs w:val="18"/>
               </w:rPr>
@@ -1174,7 +1211,7 @@
             </w:r>
             <w:r>
               <w:rPr>
-                <w:rFonts w:ascii="宋体" w:hAnsi="宋体"/>
+                <w:rFonts w:ascii="SimSun" w:hAnsi="SimSun"/>
                 <w:sz w:val="18"/>
                 <w:szCs w:val="18"/>
               </w:rPr>
@@ -1182,7 +1219,7 @@
             </w:r>
             <w:r>
               <w:rPr>
-                <w:rFonts w:ascii="宋体" w:hAnsi="宋体" w:hint="eastAsia"/>
+                <w:rFonts w:ascii="SimSun" w:hAnsi="SimSun" w:hint="eastAsia"/>
                 <w:sz w:val="18"/>
                 <w:szCs w:val="18"/>
               </w:rPr>
@@ -1193,14 +1230,14 @@
             <w:pPr>
               <w:jc w:val="right"/>
               <w:rPr>
-                <w:rFonts w:ascii="宋体" w:hAnsi="宋体"/>
-                <w:sz w:val="18"/>
-                <w:szCs w:val="18"/>
-              </w:rPr>
-            </w:pPr>
-            <w:r>
-              <w:rPr>
-                <w:rFonts w:ascii="宋体" w:hAnsi="宋体" w:hint="eastAsia"/>
+                <w:rFonts w:ascii="SimSun" w:hAnsi="SimSun"/>
+                <w:sz w:val="18"/>
+                <w:szCs w:val="18"/>
+              </w:rPr>
+            </w:pPr>
+            <w:r>
+              <w:rPr>
+                <w:rFonts w:ascii="SimSun" w:hAnsi="SimSun" w:hint="eastAsia"/>
                 <w:sz w:val="18"/>
                 <w:szCs w:val="18"/>
               </w:rPr>
@@ -1211,7 +1248,7 @@
             <w:pPr>
               <w:ind w:rightChars="-249" w:right="-523"/>
               <w:rPr>
-                <w:rFonts w:ascii="宋体" w:hAnsi="宋体"/>
+                <w:rFonts w:ascii="SimSun" w:hAnsi="SimSun"/>
                 <w:sz w:val="18"/>
                 <w:szCs w:val="18"/>
               </w:rPr>
@@ -1223,20 +1260,20 @@
         <w:tc>
           <w:tcPr>
             <w:tcW w:w="10456" w:type="dxa"/>
-            <w:gridSpan w:val="6"/>
+            <w:gridSpan w:val="4"/>
           </w:tcPr>
           <w:p>
             <w:pPr>
               <w:spacing w:beforeLines="50" w:before="156"/>
               <w:rPr>
-                <w:rFonts w:ascii="宋体" w:hAnsi="宋体"/>
-                <w:sz w:val="18"/>
-                <w:szCs w:val="18"/>
-              </w:rPr>
-            </w:pPr>
-            <w:r>
-              <w:rPr>
-                <w:rFonts w:ascii="宋体" w:hAnsi="宋体" w:hint="eastAsia"/>
+                <w:rFonts w:ascii="SimSun" w:hAnsi="SimSun"/>
+                <w:sz w:val="18"/>
+                <w:szCs w:val="18"/>
+              </w:rPr>
+            </w:pPr>
+            <w:r>
+              <w:rPr>
+                <w:rFonts w:ascii="SimSun" w:hAnsi="SimSun" w:hint="eastAsia"/>
                 <w:sz w:val="18"/>
                 <w:szCs w:val="18"/>
               </w:rPr>
@@ -1248,7 +1285,7 @@
               <w:spacing w:beforeLines="50" w:before="156"/>
               <w:ind w:firstLineChars="2700" w:firstLine="4860"/>
               <w:rPr>
-                <w:rFonts w:ascii="宋体" w:hAnsi="宋体"/>
+                <w:rFonts w:ascii="SimSun" w:hAnsi="SimSun"/>
                 <w:sz w:val="18"/>
                 <w:szCs w:val="18"/>
               </w:rPr>
@@ -1258,7 +1295,7 @@
             <w:pPr>
               <w:spacing w:beforeLines="50" w:before="156"/>
               <w:rPr>
-                <w:rFonts w:ascii="宋体" w:hAnsi="宋体"/>
+                <w:rFonts w:ascii="SimSun" w:hAnsi="SimSun"/>
                 <w:sz w:val="18"/>
                 <w:szCs w:val="18"/>
               </w:rPr>
@@ -1269,14 +1306,14 @@
               <w:spacing w:beforeLines="50" w:before="156"/>
               <w:ind w:firstLineChars="2700" w:firstLine="4860"/>
               <w:rPr>
-                <w:rFonts w:ascii="宋体" w:hAnsi="宋体"/>
-                <w:sz w:val="18"/>
-                <w:szCs w:val="18"/>
-              </w:rPr>
-            </w:pPr>
-            <w:r>
-              <w:rPr>
-                <w:rFonts w:ascii="宋体" w:hAnsi="宋体" w:hint="eastAsia"/>
+                <w:rFonts w:ascii="SimSun" w:hAnsi="SimSun"/>
+                <w:sz w:val="18"/>
+                <w:szCs w:val="18"/>
+              </w:rPr>
+            </w:pPr>
+            <w:r>
+              <w:rPr>
+                <w:rFonts w:ascii="SimSun" w:hAnsi="SimSun" w:hint="eastAsia"/>
                 <w:sz w:val="18"/>
                 <w:szCs w:val="18"/>
               </w:rPr>
@@ -1284,7 +1321,7 @@
             </w:r>
             <w:r>
               <w:rPr>
-                <w:rFonts w:ascii="宋体" w:hAnsi="宋体"/>
+                <w:rFonts w:ascii="SimSun" w:hAnsi="SimSun"/>
                 <w:sz w:val="18"/>
                 <w:szCs w:val="18"/>
               </w:rPr>
@@ -1292,7 +1329,7 @@
             </w:r>
             <w:r>
               <w:rPr>
-                <w:rFonts w:ascii="宋体" w:hAnsi="宋体" w:hint="eastAsia"/>
+                <w:rFonts w:ascii="SimSun" w:hAnsi="SimSun" w:hint="eastAsia"/>
                 <w:sz w:val="18"/>
                 <w:szCs w:val="18"/>
               </w:rPr>
@@ -1305,14 +1342,14 @@
               <w:ind w:firstLineChars="2700" w:firstLine="4860"/>
               <w:jc w:val="right"/>
               <w:rPr>
-                <w:rFonts w:ascii="宋体" w:hAnsi="宋体"/>
-                <w:sz w:val="18"/>
-                <w:szCs w:val="18"/>
-              </w:rPr>
-            </w:pPr>
-            <w:r>
-              <w:rPr>
-                <w:rFonts w:ascii="宋体" w:hAnsi="宋体" w:hint="eastAsia"/>
+                <w:rFonts w:ascii="SimSun" w:hAnsi="SimSun"/>
+                <w:sz w:val="18"/>
+                <w:szCs w:val="18"/>
+              </w:rPr>
+            </w:pPr>
+            <w:r>
+              <w:rPr>
+                <w:rFonts w:ascii="SimSun" w:hAnsi="SimSun" w:hint="eastAsia"/>
                 <w:sz w:val="18"/>
                 <w:szCs w:val="18"/>
               </w:rPr>
@@ -1326,7 +1363,7 @@
       <w:pPr>
         <w:ind w:rightChars="-249" w:right="-523"/>
         <w:rPr>
-          <w:rFonts w:ascii="宋体" w:hAnsi="宋体"/>
+          <w:rFonts w:ascii="SimSun" w:hAnsi="SimSun"/>
           <w:szCs w:val="21"/>
         </w:rPr>
       </w:pPr>
@@ -1335,14 +1372,14 @@
       <w:pPr>
         <w:ind w:rightChars="-249" w:right="-523"/>
         <w:rPr>
-          <w:rFonts w:ascii="宋体" w:hAnsi="宋体"/>
+          <w:rFonts w:ascii="SimSun" w:hAnsi="SimSun"/>
           <w:sz w:val="18"/>
           <w:szCs w:val="18"/>
         </w:rPr>
       </w:pPr>
       <w:r>
         <w:rPr>
-          <w:rFonts w:ascii="宋体" w:hAnsi="宋体" w:hint="eastAsia"/>
+          <w:rFonts w:ascii="SimSun" w:hAnsi="SimSun" w:hint="eastAsia"/>
           <w:sz w:val="18"/>
           <w:szCs w:val="18"/>
         </w:rPr>
@@ -1353,7 +1390,7 @@
       <w:pPr>
         <w:ind w:rightChars="-249" w:right="-523"/>
         <w:rPr>
-          <w:rFonts w:ascii="宋体" w:hAnsi="宋体"/>
+          <w:rFonts w:ascii="SimSun" w:hAnsi="SimSun"/>
           <w:sz w:val="18"/>
           <w:szCs w:val="18"/>
         </w:rPr>
@@ -1363,7 +1400,7 @@
       <w:pPr>
         <w:ind w:rightChars="-249" w:right="-523"/>
         <w:rPr>
-          <w:rFonts w:ascii="宋体" w:hAnsi="宋体"/>
+          <w:rFonts w:ascii="SimSun" w:hAnsi="SimSun"/>
           <w:sz w:val="18"/>
           <w:szCs w:val="18"/>
         </w:rPr>
@@ -1373,7 +1410,7 @@
       <w:pPr>
         <w:ind w:rightChars="-249" w:right="-523"/>
         <w:rPr>
-          <w:rFonts w:ascii="宋体" w:hAnsi="宋体"/>
+          <w:rFonts w:ascii="SimSun" w:hAnsi="SimSun"/>
           <w:sz w:val="18"/>
           <w:szCs w:val="18"/>
         </w:rPr>
@@ -1383,7 +1420,7 @@
       <w:pPr>
         <w:ind w:rightChars="-249" w:right="-523"/>
         <w:rPr>
-          <w:rFonts w:ascii="宋体" w:hAnsi="宋体"/>
+          <w:rFonts w:ascii="SimSun" w:hAnsi="SimSun"/>
           <w:sz w:val="18"/>
           <w:szCs w:val="18"/>
         </w:rPr>
@@ -1393,7 +1430,7 @@
       <w:pPr>
         <w:ind w:rightChars="-249" w:right="-523"/>
         <w:rPr>
-          <w:rFonts w:ascii="宋体" w:hAnsi="宋体"/>
+          <w:rFonts w:ascii="SimSun" w:hAnsi="SimSun"/>
           <w:sz w:val="18"/>
           <w:szCs w:val="18"/>
         </w:rPr>
@@ -1403,7 +1440,7 @@
       <w:pPr>
         <w:ind w:rightChars="-249" w:right="-523"/>
         <w:rPr>
-          <w:rFonts w:ascii="宋体" w:hAnsi="宋体"/>
+          <w:rFonts w:ascii="SimSun" w:hAnsi="SimSun"/>
           <w:sz w:val="18"/>
           <w:szCs w:val="18"/>
         </w:rPr>
@@ -1413,7 +1450,7 @@
       <w:pPr>
         <w:ind w:rightChars="-249" w:right="-523"/>
         <w:rPr>
-          <w:rFonts w:ascii="宋体" w:hAnsi="宋体"/>
+          <w:rFonts w:ascii="SimSun" w:hAnsi="SimSun"/>
           <w:sz w:val="18"/>
           <w:szCs w:val="18"/>
         </w:rPr>
@@ -1423,7 +1460,7 @@
       <w:pPr>
         <w:ind w:rightChars="-249" w:right="-523"/>
         <w:rPr>
-          <w:rFonts w:ascii="宋体" w:hAnsi="宋体"/>
+          <w:rFonts w:ascii="SimSun" w:hAnsi="SimSun"/>
           <w:sz w:val="18"/>
           <w:szCs w:val="18"/>
         </w:rPr>
@@ -1477,7 +1514,7 @@
             </w:pPr>
             <w:r>
               <w:rPr>
-                <w:rFonts w:ascii="宋体" w:hAnsi="宋体" w:hint="eastAsia"/>
+                <w:rFonts w:ascii="SimSun" w:hAnsi="SimSun" w:hint="eastAsia"/>
                 <w:sz w:val="18"/>
                 <w:szCs w:val="18"/>
               </w:rPr>
@@ -1523,7 +1560,7 @@
             </w:pPr>
             <w:r>
               <w:rPr>
-                <w:rFonts w:ascii="宋体" w:hAnsi="宋体" w:hint="eastAsia"/>
+                <w:rFonts w:ascii="SimSun" w:hAnsi="SimSun" w:hint="eastAsia"/>
                 <w:sz w:val="18"/>
                 <w:szCs w:val="18"/>
               </w:rPr>
@@ -1569,7 +1606,7 @@
             </w:pPr>
             <w:r>
               <w:rPr>
-                <w:rFonts w:ascii="宋体" w:hAnsi="宋体" w:hint="eastAsia"/>
+                <w:rFonts w:ascii="SimSun" w:hAnsi="SimSun" w:hint="eastAsia"/>
                 <w:sz w:val="18"/>
                 <w:szCs w:val="18"/>
               </w:rPr>
@@ -1620,14 +1657,14 @@
             <w:pPr>
               <w:widowControl/>
               <w:rPr>
-                <w:rFonts w:ascii="宋体" w:hAnsi="宋体"/>
-                <w:sz w:val="18"/>
-                <w:szCs w:val="18"/>
-              </w:rPr>
-            </w:pPr>
-            <w:r>
-              <w:rPr>
-                <w:rFonts w:ascii="宋体" w:hAnsi="宋体" w:hint="eastAsia"/>
+                <w:rFonts w:ascii="SimSun" w:hAnsi="SimSun"/>
+                <w:sz w:val="18"/>
+                <w:szCs w:val="18"/>
+              </w:rPr>
+            </w:pPr>
+            <w:r>
+              <w:rPr>
+                <w:rFonts w:ascii="SimSun" w:hAnsi="SimSun" w:hint="eastAsia"/>
                 <w:sz w:val="18"/>
                 <w:szCs w:val="18"/>
               </w:rPr>
@@ -1635,7 +1672,7 @@
             </w:r>
             <w:r>
               <w:rPr>
-                <w:rFonts w:ascii="宋体" w:hAnsi="宋体" w:hint="cs"/>
+                <w:rFonts w:ascii="SimSun" w:hAnsi="SimSun" w:hint="cs"/>
                 <w:sz w:val="18"/>
                 <w:szCs w:val="18"/>
               </w:rPr>
@@ -1644,7 +1681,7 @@
             <w:proofErr w:type="spellStart"/>
             <w:r>
               <w:rPr>
-                <w:rFonts w:ascii="宋体" w:hAnsi="宋体" w:hint="cs"/>
+                <w:rFonts w:ascii="SimSun" w:hAnsi="SimSun" w:hint="cs"/>
                 <w:sz w:val="18"/>
                 <w:szCs w:val="18"/>
               </w:rPr>
@@ -1653,7 +1690,7 @@
             <w:proofErr w:type="spellEnd"/>
             <w:r>
               <w:rPr>
-                <w:rFonts w:ascii="宋体" w:hAnsi="宋体" w:hint="cs"/>
+                <w:rFonts w:ascii="SimSun" w:hAnsi="SimSun" w:hint="cs"/>
                 <w:sz w:val="18"/>
                 <w:szCs w:val="18"/>
               </w:rPr>
@@ -1673,7 +1710,7 @@
             </w:pPr>
             <w:r>
               <w:rPr>
-                <w:rFonts w:ascii="宋体" w:hAnsi="宋体" w:hint="eastAsia"/>
+                <w:rFonts w:ascii="SimSun" w:hAnsi="SimSun" w:hint="eastAsia"/>
                 <w:sz w:val="18"/>
                 <w:szCs w:val="18"/>
               </w:rPr>
@@ -1707,8 +1744,6 @@
             </w:r>
           </w:p>
         </w:tc>
-        <w:bookmarkStart w:id="0" w:name="_GoBack"/>
-        <w:bookmarkEnd w:id="0"/>
       </w:tr>
       <w:tr>
         <w:trPr>
@@ -1730,7 +1765,7 @@
             </w:pPr>
             <w:r>
               <w:rPr>
-                <w:rFonts w:ascii="宋体" w:hAnsi="宋体" w:hint="eastAsia"/>
+                <w:rFonts w:ascii="SimSun" w:hAnsi="SimSun" w:hint="eastAsia"/>
                 <w:sz w:val="18"/>
                 <w:szCs w:val="18"/>
               </w:rPr>
@@ -1783,14 +1818,14 @@
               <w:widowControl/>
               <w:jc w:val="center"/>
               <w:rPr>
-                <w:rFonts w:ascii="宋体" w:hAnsi="宋体"/>
-                <w:sz w:val="18"/>
-                <w:szCs w:val="18"/>
-              </w:rPr>
-            </w:pPr>
-            <w:r>
-              <w:rPr>
-                <w:rFonts w:ascii="宋体" w:hAnsi="宋体" w:hint="eastAsia"/>
+                <w:rFonts w:ascii="SimSun" w:hAnsi="SimSun"/>
+                <w:sz w:val="18"/>
+                <w:szCs w:val="18"/>
+              </w:rPr>
+            </w:pPr>
+            <w:r>
+              <w:rPr>
+                <w:rFonts w:ascii="SimSun" w:hAnsi="SimSun" w:hint="eastAsia"/>
                 <w:sz w:val="18"/>
                 <w:szCs w:val="18"/>
               </w:rPr>
@@ -1802,14 +1837,14 @@
               <w:widowControl/>
               <w:jc w:val="center"/>
               <w:rPr>
-                <w:rFonts w:ascii="宋体" w:hAnsi="宋体"/>
-                <w:sz w:val="18"/>
-                <w:szCs w:val="18"/>
-              </w:rPr>
-            </w:pPr>
-            <w:r>
-              <w:rPr>
-                <w:rFonts w:ascii="宋体" w:hAnsi="宋体" w:hint="eastAsia"/>
+                <w:rFonts w:ascii="SimSun" w:hAnsi="SimSun"/>
+                <w:sz w:val="18"/>
+                <w:szCs w:val="18"/>
+              </w:rPr>
+            </w:pPr>
+            <w:r>
+              <w:rPr>
+                <w:rFonts w:ascii="SimSun" w:hAnsi="SimSun" w:hint="eastAsia"/>
                 <w:sz w:val="18"/>
                 <w:szCs w:val="18"/>
               </w:rPr>
@@ -1821,14 +1856,14 @@
               <w:widowControl/>
               <w:jc w:val="center"/>
               <w:rPr>
-                <w:rFonts w:ascii="宋体" w:hAnsi="宋体"/>
-                <w:sz w:val="18"/>
-                <w:szCs w:val="18"/>
-              </w:rPr>
-            </w:pPr>
-            <w:r>
-              <w:rPr>
-                <w:rFonts w:ascii="宋体" w:hAnsi="宋体" w:hint="eastAsia"/>
+                <w:rFonts w:ascii="SimSun" w:hAnsi="SimSun"/>
+                <w:sz w:val="18"/>
+                <w:szCs w:val="18"/>
+              </w:rPr>
+            </w:pPr>
+            <w:r>
+              <w:rPr>
+                <w:rFonts w:ascii="SimSun" w:hAnsi="SimSun" w:hint="eastAsia"/>
                 <w:sz w:val="18"/>
                 <w:szCs w:val="18"/>
               </w:rPr>
@@ -1840,14 +1875,14 @@
               <w:widowControl/>
               <w:jc w:val="center"/>
               <w:rPr>
-                <w:rFonts w:ascii="宋体" w:hAnsi="宋体"/>
-                <w:sz w:val="18"/>
-                <w:szCs w:val="18"/>
-              </w:rPr>
-            </w:pPr>
-            <w:r>
-              <w:rPr>
-                <w:rFonts w:ascii="宋体" w:hAnsi="宋体" w:hint="eastAsia"/>
+                <w:rFonts w:ascii="SimSun" w:hAnsi="SimSun"/>
+                <w:sz w:val="18"/>
+                <w:szCs w:val="18"/>
+              </w:rPr>
+            </w:pPr>
+            <w:r>
+              <w:rPr>
+                <w:rFonts w:ascii="SimSun" w:hAnsi="SimSun" w:hint="eastAsia"/>
                 <w:sz w:val="18"/>
                 <w:szCs w:val="18"/>
               </w:rPr>
@@ -1859,14 +1894,14 @@
               <w:widowControl/>
               <w:jc w:val="center"/>
               <w:rPr>
-                <w:rFonts w:ascii="宋体" w:hAnsi="宋体"/>
-                <w:sz w:val="18"/>
-                <w:szCs w:val="18"/>
-              </w:rPr>
-            </w:pPr>
-            <w:r>
-              <w:rPr>
-                <w:rFonts w:ascii="宋体" w:hAnsi="宋体" w:hint="eastAsia"/>
+                <w:rFonts w:ascii="SimSun" w:hAnsi="SimSun"/>
+                <w:sz w:val="18"/>
+                <w:szCs w:val="18"/>
+              </w:rPr>
+            </w:pPr>
+            <w:r>
+              <w:rPr>
+                <w:rFonts w:ascii="SimSun" w:hAnsi="SimSun" w:hint="eastAsia"/>
                 <w:sz w:val="18"/>
                 <w:szCs w:val="18"/>
               </w:rPr>
@@ -1880,7 +1915,7 @@
             </w:pPr>
             <w:r>
               <w:rPr>
-                <w:rFonts w:ascii="宋体" w:hAnsi="宋体" w:hint="eastAsia"/>
+                <w:rFonts w:ascii="SimSun" w:hAnsi="SimSun" w:hint="eastAsia"/>
                 <w:sz w:val="18"/>
                 <w:szCs w:val="18"/>
               </w:rPr>
@@ -1899,14 +1934,14 @@
               <w:widowControl/>
               <w:jc w:val="center"/>
               <w:rPr>
-                <w:rFonts w:ascii="宋体" w:hAnsi="宋体"/>
-                <w:sz w:val="18"/>
-                <w:szCs w:val="18"/>
-              </w:rPr>
-            </w:pPr>
-            <w:r>
-              <w:rPr>
-                <w:rFonts w:ascii="宋体" w:hAnsi="宋体" w:hint="eastAsia"/>
+                <w:rFonts w:ascii="SimSun" w:hAnsi="SimSun"/>
+                <w:sz w:val="18"/>
+                <w:szCs w:val="18"/>
+              </w:rPr>
+            </w:pPr>
+            <w:r>
+              <w:rPr>
+                <w:rFonts w:ascii="SimSun" w:hAnsi="SimSun" w:hint="eastAsia"/>
                 <w:sz w:val="18"/>
                 <w:szCs w:val="18"/>
               </w:rPr>
@@ -1925,14 +1960,14 @@
               <w:widowControl/>
               <w:jc w:val="center"/>
               <w:rPr>
-                <w:rFonts w:ascii="宋体" w:hAnsi="宋体"/>
-                <w:sz w:val="18"/>
-                <w:szCs w:val="18"/>
-              </w:rPr>
-            </w:pPr>
-            <w:r>
-              <w:rPr>
-                <w:rFonts w:ascii="宋体" w:hAnsi="宋体" w:hint="eastAsia"/>
+                <w:rFonts w:ascii="SimSun" w:hAnsi="SimSun"/>
+                <w:sz w:val="18"/>
+                <w:szCs w:val="18"/>
+              </w:rPr>
+            </w:pPr>
+            <w:r>
+              <w:rPr>
+                <w:rFonts w:ascii="SimSun" w:hAnsi="SimSun" w:hint="eastAsia"/>
                 <w:sz w:val="18"/>
                 <w:szCs w:val="18"/>
               </w:rPr>
@@ -1952,14 +1987,14 @@
               <w:widowControl/>
               <w:jc w:val="center"/>
               <w:rPr>
-                <w:rFonts w:ascii="宋体" w:hAnsi="宋体"/>
-                <w:sz w:val="18"/>
-                <w:szCs w:val="18"/>
-              </w:rPr>
-            </w:pPr>
-            <w:r>
-              <w:rPr>
-                <w:rFonts w:ascii="宋体" w:hAnsi="宋体" w:hint="eastAsia"/>
+                <w:rFonts w:ascii="SimSun" w:hAnsi="SimSun"/>
+                <w:sz w:val="18"/>
+                <w:szCs w:val="18"/>
+              </w:rPr>
+            </w:pPr>
+            <w:r>
+              <w:rPr>
+                <w:rFonts w:ascii="SimSun" w:hAnsi="SimSun" w:hint="eastAsia"/>
                 <w:sz w:val="18"/>
                 <w:szCs w:val="18"/>
               </w:rPr>
@@ -1978,14 +2013,14 @@
               <w:widowControl/>
               <w:jc w:val="center"/>
               <w:rPr>
-                <w:rFonts w:ascii="宋体" w:hAnsi="宋体"/>
-                <w:sz w:val="18"/>
-                <w:szCs w:val="18"/>
-              </w:rPr>
-            </w:pPr>
-            <w:r>
-              <w:rPr>
-                <w:rFonts w:ascii="宋体" w:hAnsi="宋体" w:hint="eastAsia"/>
+                <w:rFonts w:ascii="SimSun" w:hAnsi="SimSun"/>
+                <w:sz w:val="18"/>
+                <w:szCs w:val="18"/>
+              </w:rPr>
+            </w:pPr>
+            <w:r>
+              <w:rPr>
+                <w:rFonts w:ascii="SimSun" w:hAnsi="SimSun" w:hint="eastAsia"/>
                 <w:sz w:val="18"/>
                 <w:szCs w:val="18"/>
               </w:rPr>
@@ -2004,14 +2039,14 @@
               <w:widowControl/>
               <w:jc w:val="center"/>
               <w:rPr>
-                <w:rFonts w:ascii="宋体" w:hAnsi="宋体"/>
-                <w:sz w:val="18"/>
-                <w:szCs w:val="18"/>
-              </w:rPr>
-            </w:pPr>
-            <w:r>
-              <w:rPr>
-                <w:rFonts w:ascii="宋体" w:hAnsi="宋体" w:hint="eastAsia"/>
+                <w:rFonts w:ascii="SimSun" w:hAnsi="SimSun"/>
+                <w:sz w:val="18"/>
+                <w:szCs w:val="18"/>
+              </w:rPr>
+            </w:pPr>
+            <w:r>
+              <w:rPr>
+                <w:rFonts w:ascii="SimSun" w:hAnsi="SimSun" w:hint="eastAsia"/>
                 <w:sz w:val="18"/>
                 <w:szCs w:val="18"/>
               </w:rPr>
@@ -2031,14 +2066,14 @@
               <w:widowControl/>
               <w:jc w:val="center"/>
               <w:rPr>
-                <w:rFonts w:ascii="宋体" w:hAnsi="宋体"/>
-                <w:sz w:val="18"/>
-                <w:szCs w:val="18"/>
-              </w:rPr>
-            </w:pPr>
-            <w:r>
-              <w:rPr>
-                <w:rFonts w:ascii="宋体" w:hAnsi="宋体" w:hint="eastAsia"/>
+                <w:rFonts w:ascii="SimSun" w:hAnsi="SimSun"/>
+                <w:sz w:val="18"/>
+                <w:szCs w:val="18"/>
+              </w:rPr>
+            </w:pPr>
+            <w:r>
+              <w:rPr>
+                <w:rFonts w:ascii="SimSun" w:hAnsi="SimSun" w:hint="eastAsia"/>
                 <w:sz w:val="18"/>
                 <w:szCs w:val="18"/>
               </w:rPr>
@@ -2057,14 +2092,14 @@
               <w:widowControl/>
               <w:jc w:val="center"/>
               <w:rPr>
-                <w:rFonts w:ascii="宋体" w:hAnsi="宋体"/>
-                <w:sz w:val="18"/>
-                <w:szCs w:val="18"/>
-              </w:rPr>
-            </w:pPr>
-            <w:r>
-              <w:rPr>
-                <w:rFonts w:ascii="宋体" w:hAnsi="宋体" w:hint="eastAsia"/>
+                <w:rFonts w:ascii="SimSun" w:hAnsi="SimSun"/>
+                <w:sz w:val="18"/>
+                <w:szCs w:val="18"/>
+              </w:rPr>
+            </w:pPr>
+            <w:r>
+              <w:rPr>
+                <w:rFonts w:ascii="SimSun" w:hAnsi="SimSun" w:hint="eastAsia"/>
                 <w:sz w:val="18"/>
                 <w:szCs w:val="18"/>
               </w:rPr>
@@ -2083,14 +2118,14 @@
               <w:widowControl/>
               <w:jc w:val="center"/>
               <w:rPr>
-                <w:rFonts w:ascii="宋体" w:hAnsi="宋体"/>
-                <w:sz w:val="18"/>
-                <w:szCs w:val="18"/>
-              </w:rPr>
-            </w:pPr>
-            <w:r>
-              <w:rPr>
-                <w:rFonts w:ascii="宋体" w:hAnsi="宋体" w:hint="eastAsia"/>
+                <w:rFonts w:ascii="SimSun" w:hAnsi="SimSun"/>
+                <w:sz w:val="18"/>
+                <w:szCs w:val="18"/>
+              </w:rPr>
+            </w:pPr>
+            <w:r>
+              <w:rPr>
+                <w:rFonts w:ascii="SimSun" w:hAnsi="SimSun" w:hint="eastAsia"/>
                 <w:sz w:val="18"/>
                 <w:szCs w:val="18"/>
               </w:rPr>
@@ -2110,14 +2145,14 @@
               <w:widowControl/>
               <w:jc w:val="center"/>
               <w:rPr>
-                <w:rFonts w:ascii="宋体" w:hAnsi="宋体"/>
-                <w:sz w:val="18"/>
-                <w:szCs w:val="18"/>
-              </w:rPr>
-            </w:pPr>
-            <w:r>
-              <w:rPr>
-                <w:rFonts w:ascii="宋体" w:hAnsi="宋体" w:hint="eastAsia"/>
+                <w:rFonts w:ascii="SimSun" w:hAnsi="SimSun"/>
+                <w:sz w:val="18"/>
+                <w:szCs w:val="18"/>
+              </w:rPr>
+            </w:pPr>
+            <w:r>
+              <w:rPr>
+                <w:rFonts w:ascii="SimSun" w:hAnsi="SimSun" w:hint="eastAsia"/>
                 <w:sz w:val="18"/>
                 <w:szCs w:val="18"/>
               </w:rPr>
@@ -2284,6 +2319,32 @@
                 <w:szCs w:val="18"/>
               </w:rPr>
             </w:pPr>
+            <w:r>
+              <w:rPr>
+                <w:rFonts w:asciiTheme="minorEastAsia" w:hAnsiTheme="minorEastAsia" w:cs="Simplified Arabic" w:hint="cs"/>
+                <w:sz w:val="18"/>
+                <w:szCs w:val="18"/>
+              </w:rPr>
+              <w:t>{{</w:t>
+            </w:r>
+            <w:proofErr w:type="spellStart"/>
+            <w:r>
+              <w:rPr>
+                <w:rFonts w:asciiTheme="minorEastAsia" w:hAnsiTheme="minorEastAsia" w:cs="Simplified Arabic"/>
+                <w:sz w:val="18"/>
+                <w:szCs w:val="18"/>
+              </w:rPr>
+              <w:t>import_equipment</w:t>
+            </w:r>
+            <w:proofErr w:type="spellEnd"/>
+            <w:r>
+              <w:rPr>
+                <w:rFonts w:asciiTheme="minorEastAsia" w:hAnsiTheme="minorEastAsia" w:cs="Simplified Arabic" w:hint="cs"/>
+                <w:sz w:val="18"/>
+                <w:szCs w:val="18"/>
+              </w:rPr>
+              <w:t>}}</w:t>
+            </w:r>
           </w:p>
         </w:tc>
         <w:tc>
@@ -2300,6 +2361,32 @@
                 <w:szCs w:val="18"/>
               </w:rPr>
             </w:pPr>
+            <w:r>
+              <w:rPr>
+                <w:rFonts w:asciiTheme="minorEastAsia" w:hAnsiTheme="minorEastAsia" w:cs="Simplified Arabic" w:hint="cs"/>
+                <w:sz w:val="18"/>
+                <w:szCs w:val="18"/>
+              </w:rPr>
+              <w:t>{{</w:t>
+            </w:r>
+            <w:proofErr w:type="spellStart"/>
+            <w:r>
+              <w:rPr>
+                <w:rFonts w:asciiTheme="minorEastAsia" w:hAnsiTheme="minorEastAsia" w:cs="Simplified Arabic"/>
+                <w:sz w:val="18"/>
+                <w:szCs w:val="18"/>
+              </w:rPr>
+              <w:t>item_num</w:t>
+            </w:r>
+            <w:proofErr w:type="spellEnd"/>
+            <w:r>
+              <w:rPr>
+                <w:rFonts w:asciiTheme="minorEastAsia" w:hAnsiTheme="minorEastAsia" w:cs="Simplified Arabic" w:hint="cs"/>
+                <w:sz w:val="18"/>
+                <w:szCs w:val="18"/>
+              </w:rPr>
+              <w:t>}}</w:t>
+            </w:r>
           </w:p>
         </w:tc>
         <w:tc>
@@ -2317,6 +2404,30 @@
                 <w:szCs w:val="18"/>
               </w:rPr>
             </w:pPr>
+            <w:r>
+              <w:rPr>
+                <w:rFonts w:asciiTheme="minorEastAsia" w:hAnsiTheme="minorEastAsia" w:cs="Simplified Arabic" w:hint="cs"/>
+                <w:sz w:val="18"/>
+                <w:szCs w:val="18"/>
+              </w:rPr>
+              <w:t>{{</w:t>
+            </w:r>
+            <w:r>
+              <w:rPr>
+                <w:rFonts w:asciiTheme="minorEastAsia" w:hAnsiTheme="minorEastAsia" w:cs="Simplified Arabic"/>
+                <w:sz w:val="18"/>
+                <w:szCs w:val="18"/>
+              </w:rPr>
+              <w:t>guarantee</w:t>
+            </w:r>
+            <w:r>
+              <w:rPr>
+                <w:rFonts w:asciiTheme="minorEastAsia" w:hAnsiTheme="minorEastAsia" w:cs="Simplified Arabic" w:hint="cs"/>
+                <w:sz w:val="18"/>
+                <w:szCs w:val="18"/>
+              </w:rPr>
+              <w:t>}}</w:t>
+            </w:r>
           </w:p>
         </w:tc>
         <w:tc>
@@ -2333,6 +2444,32 @@
                 <w:szCs w:val="18"/>
               </w:rPr>
             </w:pPr>
+            <w:r>
+              <w:rPr>
+                <w:rFonts w:asciiTheme="minorEastAsia" w:hAnsiTheme="minorEastAsia" w:cs="Simplified Arabic" w:hint="cs"/>
+                <w:sz w:val="18"/>
+                <w:szCs w:val="18"/>
+              </w:rPr>
+              <w:t>{{</w:t>
+            </w:r>
+            <w:proofErr w:type="spellStart"/>
+            <w:r>
+              <w:rPr>
+                <w:rFonts w:asciiTheme="minorEastAsia" w:hAnsiTheme="minorEastAsia" w:cs="Simplified Arabic"/>
+                <w:sz w:val="18"/>
+                <w:szCs w:val="18"/>
+              </w:rPr>
+              <w:t>annual_maintenance_times</w:t>
+            </w:r>
+            <w:proofErr w:type="spellEnd"/>
+            <w:r>
+              <w:rPr>
+                <w:rFonts w:asciiTheme="minorEastAsia" w:hAnsiTheme="minorEastAsia" w:cs="Simplified Arabic" w:hint="cs"/>
+                <w:sz w:val="18"/>
+                <w:szCs w:val="18"/>
+              </w:rPr>
+              <w:t>}}</w:t>
+            </w:r>
           </w:p>
         </w:tc>
         <w:tc>
@@ -2392,6 +2529,32 @@
                 <w:szCs w:val="18"/>
               </w:rPr>
             </w:pPr>
+            <w:r>
+              <w:rPr>
+                <w:rFonts w:asciiTheme="minorEastAsia" w:hAnsiTheme="minorEastAsia" w:cs="Simplified Arabic" w:hint="cs"/>
+                <w:sz w:val="18"/>
+                <w:szCs w:val="18"/>
+              </w:rPr>
+              <w:t>{{</w:t>
+            </w:r>
+            <w:proofErr w:type="spellStart"/>
+            <w:r>
+              <w:rPr>
+                <w:rFonts w:asciiTheme="minorEastAsia" w:hAnsiTheme="minorEastAsia" w:cs="Simplified Arabic"/>
+                <w:sz w:val="18"/>
+                <w:szCs w:val="18"/>
+              </w:rPr>
+              <w:t>hospital_num</w:t>
+            </w:r>
+            <w:proofErr w:type="spellEnd"/>
+            <w:r>
+              <w:rPr>
+                <w:rFonts w:asciiTheme="minorEastAsia" w:hAnsiTheme="minorEastAsia" w:cs="Simplified Arabic" w:hint="cs"/>
+                <w:sz w:val="18"/>
+                <w:szCs w:val="18"/>
+              </w:rPr>
+              <w:t>}}</w:t>
+            </w:r>
           </w:p>
         </w:tc>
       </w:tr>
@@ -2648,6 +2811,8 @@
                 <w:szCs w:val="18"/>
               </w:rPr>
             </w:pPr>
+            <w:bookmarkStart w:id="0" w:name="_GoBack"/>
+            <w:bookmarkEnd w:id="0"/>
           </w:p>
         </w:tc>
         <w:tc>
@@ -3632,14 +3797,14 @@
               <w:widowControl/>
               <w:jc w:val="center"/>
               <w:rPr>
-                <w:rFonts w:ascii="宋体" w:hAnsi="宋体"/>
-                <w:sz w:val="18"/>
-                <w:szCs w:val="18"/>
-              </w:rPr>
-            </w:pPr>
-            <w:r>
-              <w:rPr>
-                <w:rFonts w:ascii="宋体" w:hAnsi="宋体" w:hint="eastAsia"/>
+                <w:rFonts w:ascii="SimSun" w:hAnsi="SimSun"/>
+                <w:sz w:val="18"/>
+                <w:szCs w:val="18"/>
+              </w:rPr>
+            </w:pPr>
+            <w:r>
+              <w:rPr>
+                <w:rFonts w:ascii="SimSun" w:hAnsi="SimSun" w:hint="eastAsia"/>
                 <w:sz w:val="18"/>
                 <w:szCs w:val="18"/>
               </w:rPr>
@@ -3657,14 +3822,14 @@
             <w:pPr>
               <w:widowControl/>
               <w:rPr>
-                <w:rFonts w:ascii="宋体" w:hAnsi="宋体"/>
-                <w:sz w:val="18"/>
-                <w:szCs w:val="18"/>
-              </w:rPr>
-            </w:pPr>
-            <w:r>
-              <w:rPr>
-                <w:rFonts w:ascii="宋体" w:hAnsi="宋体" w:hint="eastAsia"/>
+                <w:rFonts w:ascii="SimSun" w:hAnsi="SimSun"/>
+                <w:sz w:val="18"/>
+                <w:szCs w:val="18"/>
+              </w:rPr>
+            </w:pPr>
+            <w:r>
+              <w:rPr>
+                <w:rFonts w:ascii="SimSun" w:hAnsi="SimSun" w:hint="eastAsia"/>
                 <w:sz w:val="18"/>
                 <w:szCs w:val="18"/>
               </w:rPr>
@@ -3739,14 +3904,14 @@
               <w:widowControl/>
               <w:jc w:val="left"/>
               <w:rPr>
-                <w:rFonts w:ascii="宋体" w:hAnsi="宋体"/>
-                <w:sz w:val="18"/>
-                <w:szCs w:val="18"/>
-              </w:rPr>
-            </w:pPr>
-            <w:r>
-              <w:rPr>
-                <w:rFonts w:ascii="宋体" w:hAnsi="宋体" w:hint="eastAsia"/>
+                <w:rFonts w:ascii="SimSun" w:hAnsi="SimSun"/>
+                <w:sz w:val="18"/>
+                <w:szCs w:val="18"/>
+              </w:rPr>
+            </w:pPr>
+            <w:r>
+              <w:rPr>
+                <w:rFonts w:ascii="SimSun" w:hAnsi="SimSun" w:hint="eastAsia"/>
                 <w:sz w:val="18"/>
                 <w:szCs w:val="18"/>
               </w:rPr>
@@ -3758,62 +3923,62 @@
               <w:widowControl/>
               <w:jc w:val="left"/>
               <w:rPr>
-                <w:rFonts w:ascii="宋体" w:hAnsi="宋体"/>
-                <w:sz w:val="18"/>
-                <w:szCs w:val="18"/>
-              </w:rPr>
-            </w:pPr>
-          </w:p>
-          <w:p>
-            <w:pPr>
-              <w:widowControl/>
-              <w:jc w:val="left"/>
-              <w:rPr>
-                <w:rFonts w:ascii="宋体" w:hAnsi="宋体"/>
-                <w:sz w:val="18"/>
-                <w:szCs w:val="18"/>
-              </w:rPr>
-            </w:pPr>
-          </w:p>
-          <w:p>
-            <w:pPr>
-              <w:widowControl/>
-              <w:jc w:val="left"/>
-              <w:rPr>
-                <w:rFonts w:ascii="宋体" w:hAnsi="宋体"/>
-                <w:sz w:val="18"/>
-                <w:szCs w:val="18"/>
-              </w:rPr>
-            </w:pPr>
-          </w:p>
-          <w:p>
-            <w:pPr>
-              <w:widowControl/>
-              <w:jc w:val="left"/>
-              <w:rPr>
-                <w:rFonts w:ascii="宋体" w:hAnsi="宋体"/>
-                <w:sz w:val="18"/>
-                <w:szCs w:val="18"/>
-              </w:rPr>
-            </w:pPr>
-          </w:p>
-          <w:p>
-            <w:pPr>
-              <w:widowControl/>
-              <w:jc w:val="left"/>
-              <w:rPr>
-                <w:rFonts w:ascii="宋体" w:hAnsi="宋体"/>
-                <w:sz w:val="18"/>
-                <w:szCs w:val="18"/>
-              </w:rPr>
-            </w:pPr>
-          </w:p>
-          <w:p>
-            <w:pPr>
-              <w:widowControl/>
-              <w:jc w:val="left"/>
-              <w:rPr>
-                <w:rFonts w:ascii="宋体" w:hAnsi="宋体"/>
+                <w:rFonts w:ascii="SimSun" w:hAnsi="SimSun"/>
+                <w:sz w:val="18"/>
+                <w:szCs w:val="18"/>
+              </w:rPr>
+            </w:pPr>
+          </w:p>
+          <w:p>
+            <w:pPr>
+              <w:widowControl/>
+              <w:jc w:val="left"/>
+              <w:rPr>
+                <w:rFonts w:ascii="SimSun" w:hAnsi="SimSun"/>
+                <w:sz w:val="18"/>
+                <w:szCs w:val="18"/>
+              </w:rPr>
+            </w:pPr>
+          </w:p>
+          <w:p>
+            <w:pPr>
+              <w:widowControl/>
+              <w:jc w:val="left"/>
+              <w:rPr>
+                <w:rFonts w:ascii="SimSun" w:hAnsi="SimSun"/>
+                <w:sz w:val="18"/>
+                <w:szCs w:val="18"/>
+              </w:rPr>
+            </w:pPr>
+          </w:p>
+          <w:p>
+            <w:pPr>
+              <w:widowControl/>
+              <w:jc w:val="left"/>
+              <w:rPr>
+                <w:rFonts w:ascii="SimSun" w:hAnsi="SimSun"/>
+                <w:sz w:val="18"/>
+                <w:szCs w:val="18"/>
+              </w:rPr>
+            </w:pPr>
+          </w:p>
+          <w:p>
+            <w:pPr>
+              <w:widowControl/>
+              <w:jc w:val="left"/>
+              <w:rPr>
+                <w:rFonts w:ascii="SimSun" w:hAnsi="SimSun"/>
+                <w:sz w:val="18"/>
+                <w:szCs w:val="18"/>
+              </w:rPr>
+            </w:pPr>
+          </w:p>
+          <w:p>
+            <w:pPr>
+              <w:widowControl/>
+              <w:jc w:val="left"/>
+              <w:rPr>
+                <w:rFonts w:ascii="SimSun" w:hAnsi="SimSun"/>
                 <w:sz w:val="18"/>
                 <w:szCs w:val="18"/>
               </w:rPr>
@@ -3824,14 +3989,14 @@
               <w:ind w:firstLineChars="3400" w:firstLine="6120"/>
               <w:jc w:val="right"/>
               <w:rPr>
-                <w:rFonts w:ascii="宋体" w:hAnsi="宋体"/>
-                <w:sz w:val="18"/>
-                <w:szCs w:val="18"/>
-              </w:rPr>
-            </w:pPr>
-            <w:r>
-              <w:rPr>
-                <w:rFonts w:ascii="宋体" w:hAnsi="宋体" w:hint="eastAsia"/>
+                <w:rFonts w:ascii="SimSun" w:hAnsi="SimSun"/>
+                <w:sz w:val="18"/>
+                <w:szCs w:val="18"/>
+              </w:rPr>
+            </w:pPr>
+            <w:r>
+              <w:rPr>
+                <w:rFonts w:ascii="SimSun" w:hAnsi="SimSun" w:hint="eastAsia"/>
                 <w:sz w:val="18"/>
                 <w:szCs w:val="18"/>
               </w:rPr>
@@ -3870,14 +4035,14 @@
               <w:spacing w:line="240" w:lineRule="atLeast"/>
               <w:ind w:firstLineChars="50" w:firstLine="90"/>
               <w:rPr>
-                <w:rFonts w:ascii="宋体" w:hAnsi="宋体"/>
-                <w:sz w:val="18"/>
-                <w:szCs w:val="18"/>
-              </w:rPr>
-            </w:pPr>
-            <w:r>
-              <w:rPr>
-                <w:rFonts w:ascii="宋体" w:hAnsi="宋体" w:hint="eastAsia"/>
+                <w:rFonts w:ascii="SimSun" w:hAnsi="SimSun"/>
+                <w:sz w:val="18"/>
+                <w:szCs w:val="18"/>
+              </w:rPr>
+            </w:pPr>
+            <w:r>
+              <w:rPr>
+                <w:rFonts w:ascii="SimSun" w:hAnsi="SimSun" w:hint="eastAsia"/>
                 <w:sz w:val="18"/>
                 <w:szCs w:val="18"/>
               </w:rPr>
@@ -3889,14 +4054,14 @@
               <w:spacing w:line="240" w:lineRule="atLeast"/>
               <w:ind w:firstLineChars="100" w:firstLine="180"/>
               <w:rPr>
-                <w:rFonts w:ascii="宋体" w:hAnsi="宋体"/>
-                <w:sz w:val="18"/>
-                <w:szCs w:val="18"/>
-              </w:rPr>
-            </w:pPr>
-            <w:r>
-              <w:rPr>
-                <w:rFonts w:ascii="宋体" w:hAnsi="宋体" w:hint="eastAsia"/>
+                <w:rFonts w:ascii="SimSun" w:hAnsi="SimSun"/>
+                <w:sz w:val="18"/>
+                <w:szCs w:val="18"/>
+              </w:rPr>
+            </w:pPr>
+            <w:r>
+              <w:rPr>
+                <w:rFonts w:ascii="SimSun" w:hAnsi="SimSun" w:hint="eastAsia"/>
                 <w:sz w:val="18"/>
                 <w:szCs w:val="18"/>
               </w:rPr>
@@ -3908,14 +4073,14 @@
               <w:spacing w:line="240" w:lineRule="atLeast"/>
               <w:ind w:firstLineChars="100" w:firstLine="180"/>
               <w:rPr>
-                <w:rFonts w:ascii="宋体" w:hAnsi="宋体"/>
-                <w:sz w:val="18"/>
-                <w:szCs w:val="18"/>
-              </w:rPr>
-            </w:pPr>
-            <w:r>
-              <w:rPr>
-                <w:rFonts w:ascii="宋体" w:hAnsi="宋体" w:hint="eastAsia"/>
+                <w:rFonts w:ascii="SimSun" w:hAnsi="SimSun"/>
+                <w:sz w:val="18"/>
+                <w:szCs w:val="18"/>
+              </w:rPr>
+            </w:pPr>
+            <w:r>
+              <w:rPr>
+                <w:rFonts w:ascii="SimSun" w:hAnsi="SimSun" w:hint="eastAsia"/>
                 <w:sz w:val="18"/>
                 <w:szCs w:val="18"/>
               </w:rPr>
@@ -3927,14 +4092,14 @@
               <w:spacing w:line="240" w:lineRule="atLeast"/>
               <w:ind w:firstLineChars="100" w:firstLine="180"/>
               <w:rPr>
-                <w:rFonts w:ascii="宋体" w:hAnsi="宋体"/>
-                <w:sz w:val="18"/>
-                <w:szCs w:val="18"/>
-              </w:rPr>
-            </w:pPr>
-            <w:r>
-              <w:rPr>
-                <w:rFonts w:ascii="宋体" w:hAnsi="宋体" w:hint="eastAsia"/>
+                <w:rFonts w:ascii="SimSun" w:hAnsi="SimSun"/>
+                <w:sz w:val="18"/>
+                <w:szCs w:val="18"/>
+              </w:rPr>
+            </w:pPr>
+            <w:r>
+              <w:rPr>
+                <w:rFonts w:ascii="SimSun" w:hAnsi="SimSun" w:hint="eastAsia"/>
                 <w:sz w:val="18"/>
                 <w:szCs w:val="18"/>
               </w:rPr>
@@ -3946,14 +4111,14 @@
               <w:spacing w:line="240" w:lineRule="atLeast"/>
               <w:ind w:firstLineChars="100" w:firstLine="180"/>
               <w:rPr>
-                <w:rFonts w:ascii="宋体" w:hAnsi="宋体"/>
-                <w:sz w:val="18"/>
-                <w:szCs w:val="18"/>
-              </w:rPr>
-            </w:pPr>
-            <w:r>
-              <w:rPr>
-                <w:rFonts w:ascii="宋体" w:hAnsi="宋体" w:hint="eastAsia"/>
+                <w:rFonts w:ascii="SimSun" w:hAnsi="SimSun"/>
+                <w:sz w:val="18"/>
+                <w:szCs w:val="18"/>
+              </w:rPr>
+            </w:pPr>
+            <w:r>
+              <w:rPr>
+                <w:rFonts w:ascii="SimSun" w:hAnsi="SimSun" w:hint="eastAsia"/>
                 <w:sz w:val="18"/>
                 <w:szCs w:val="18"/>
               </w:rPr>
@@ -3964,7 +4129,7 @@
             <w:pPr>
               <w:ind w:firstLineChars="2700" w:firstLine="4860"/>
               <w:rPr>
-                <w:rFonts w:ascii="宋体" w:hAnsi="宋体"/>
+                <w:rFonts w:ascii="SimSun" w:hAnsi="SimSun"/>
                 <w:sz w:val="18"/>
                 <w:szCs w:val="18"/>
               </w:rPr>
@@ -3974,23 +4139,23 @@
             <w:pPr>
               <w:ind w:firstLineChars="2700" w:firstLine="4860"/>
               <w:rPr>
-                <w:rFonts w:ascii="宋体" w:hAnsi="宋体"/>
-                <w:sz w:val="18"/>
-                <w:szCs w:val="18"/>
-              </w:rPr>
-            </w:pPr>
-          </w:p>
-          <w:p>
-            <w:pPr>
-              <w:rPr>
-                <w:rFonts w:ascii="宋体" w:hAnsi="宋体"/>
-                <w:sz w:val="18"/>
-                <w:szCs w:val="18"/>
-              </w:rPr>
-            </w:pPr>
-            <w:r>
-              <w:rPr>
-                <w:rFonts w:ascii="宋体" w:hAnsi="宋体" w:hint="eastAsia"/>
+                <w:rFonts w:ascii="SimSun" w:hAnsi="SimSun"/>
+                <w:sz w:val="18"/>
+                <w:szCs w:val="18"/>
+              </w:rPr>
+            </w:pPr>
+          </w:p>
+          <w:p>
+            <w:pPr>
+              <w:rPr>
+                <w:rFonts w:ascii="SimSun" w:hAnsi="SimSun"/>
+                <w:sz w:val="18"/>
+                <w:szCs w:val="18"/>
+              </w:rPr>
+            </w:pPr>
+            <w:r>
+              <w:rPr>
+                <w:rFonts w:ascii="SimSun" w:hAnsi="SimSun" w:hint="eastAsia"/>
                 <w:sz w:val="18"/>
                 <w:szCs w:val="18"/>
               </w:rPr>
@@ -4001,14 +4166,14 @@
             <w:pPr>
               <w:ind w:firstLineChars="2700" w:firstLine="4860"/>
               <w:rPr>
-                <w:rFonts w:ascii="宋体" w:hAnsi="宋体"/>
-                <w:sz w:val="18"/>
-                <w:szCs w:val="18"/>
-              </w:rPr>
-            </w:pPr>
-            <w:r>
-              <w:rPr>
-                <w:rFonts w:ascii="宋体" w:hAnsi="宋体" w:hint="eastAsia"/>
+                <w:rFonts w:ascii="SimSun" w:hAnsi="SimSun"/>
+                <w:sz w:val="18"/>
+                <w:szCs w:val="18"/>
+              </w:rPr>
+            </w:pPr>
+            <w:r>
+              <w:rPr>
+                <w:rFonts w:ascii="SimSun" w:hAnsi="SimSun" w:hint="eastAsia"/>
                 <w:sz w:val="18"/>
                 <w:szCs w:val="18"/>
               </w:rPr>
@@ -4016,7 +4181,7 @@
             </w:r>
             <w:r>
               <w:rPr>
-                <w:rFonts w:ascii="宋体" w:hAnsi="宋体"/>
+                <w:rFonts w:ascii="SimSun" w:hAnsi="SimSun"/>
                 <w:sz w:val="18"/>
                 <w:szCs w:val="18"/>
               </w:rPr>
@@ -4024,7 +4189,7 @@
             </w:r>
             <w:r>
               <w:rPr>
-                <w:rFonts w:ascii="宋体" w:hAnsi="宋体" w:hint="eastAsia"/>
+                <w:rFonts w:ascii="SimSun" w:hAnsi="SimSun" w:hint="eastAsia"/>
                 <w:sz w:val="18"/>
                 <w:szCs w:val="18"/>
               </w:rPr>
@@ -4035,12 +4200,12 @@
             <w:pPr>
               <w:ind w:rightChars="-249" w:right="-523" w:firstLineChars="3500" w:firstLine="6300"/>
               <w:rPr>
-                <w:rFonts w:ascii="宋体" w:hAnsi="宋体"/>
-              </w:rPr>
-            </w:pPr>
-            <w:r>
-              <w:rPr>
-                <w:rFonts w:ascii="宋体" w:hAnsi="宋体"/>
+                <w:rFonts w:ascii="SimSun" w:hAnsi="SimSun"/>
+              </w:rPr>
+            </w:pPr>
+            <w:r>
+              <w:rPr>
+                <w:rFonts w:ascii="SimSun" w:hAnsi="SimSun"/>
                 <w:sz w:val="18"/>
                 <w:szCs w:val="18"/>
               </w:rPr>
@@ -4048,7 +4213,7 @@
             </w:r>
             <w:r>
               <w:rPr>
-                <w:rFonts w:ascii="宋体" w:hAnsi="宋体" w:hint="eastAsia"/>
+                <w:rFonts w:ascii="SimSun" w:hAnsi="SimSun" w:hint="eastAsia"/>
                 <w:sz w:val="18"/>
                 <w:szCs w:val="18"/>
               </w:rPr>
@@ -4135,7 +4300,7 @@
       </w:pPr>
     </w:pPrDefault>
   </w:docDefaults>
-  <w:latentStyles w:defLockedState="0" w:defUIPriority="99" w:defSemiHidden="0" w:defUnhideWhenUsed="0" w:defQFormat="0" w:count="377">
+  <w:latentStyles w:defLockedState="0" w:defUIPriority="99" w:defSemiHidden="0" w:defUnhideWhenUsed="0" w:defQFormat="0" w:count="376">
     <w:lsdException w:name="Normal" w:uiPriority="0" w:qFormat="1"/>
     <w:lsdException w:name="heading 1" w:uiPriority="9" w:qFormat="1"/>
     <w:lsdException w:name="heading 2" w:semiHidden="1" w:uiPriority="9" w:unhideWhenUsed="1" w:qFormat="1"/>
@@ -4512,7 +4677,6 @@
     <w:lsdException w:name="Hashtag" w:semiHidden="1" w:unhideWhenUsed="1"/>
     <w:lsdException w:name="Unresolved Mention" w:semiHidden="1" w:unhideWhenUsed="1"/>
     <w:lsdException w:name="Smart Link" w:semiHidden="1" w:unhideWhenUsed="1"/>
-    <w:lsdException w:name="Smart Link Error" w:semiHidden="1" w:unhideWhenUsed="1"/>
   </w:latentStyles>
   <w:style w:type="paragraph" w:default="1" w:styleId="a">
     <w:name w:val="Normal"/>
@@ -4524,7 +4688,7 @@
       <w:jc w:val="both"/>
     </w:pPr>
     <w:rPr>
-      <w:rFonts w:ascii="Calibri" w:eastAsia="宋体" w:hAnsi="Calibri" w:cs="Times New Roman"/>
+      <w:rFonts w:ascii="Calibri" w:eastAsia="SimSun" w:hAnsi="Calibri" w:cs="Times New Roman"/>
       <w:kern w:val="2"/>
       <w:sz w:val="21"/>
     </w:rPr>

--- a/src/src/main/webapp/portal/asset/arrived/reportTemplate/AssetReportTemplate.docx
+++ b/src/src/main/webapp/portal/asset/arrived/reportTemplate/AssetReportTemplate.docx
@@ -349,6 +349,32 @@
               </w:rPr>
               <w:t>：</w:t>
             </w:r>
+            <w:r>
+              <w:rPr>
+                <w:rFonts w:asciiTheme="minorEastAsia" w:hAnsiTheme="minorEastAsia" w:cs="Simplified Arabic" w:hint="cs"/>
+                <w:sz w:val="18"/>
+                <w:szCs w:val="18"/>
+              </w:rPr>
+              <w:t>{{</w:t>
+            </w:r>
+            <w:proofErr w:type="spellStart"/>
+            <w:r>
+              <w:rPr>
+                <w:rFonts w:asciiTheme="minorEastAsia" w:hAnsiTheme="minorEastAsia" w:cs="Simplified Arabic"/>
+                <w:sz w:val="18"/>
+                <w:szCs w:val="18"/>
+              </w:rPr>
+              <w:t>receipt_number</w:t>
+            </w:r>
+            <w:proofErr w:type="spellEnd"/>
+            <w:r>
+              <w:rPr>
+                <w:rFonts w:asciiTheme="minorEastAsia" w:hAnsiTheme="minorEastAsia" w:cs="Simplified Arabic" w:hint="cs"/>
+                <w:sz w:val="18"/>
+                <w:szCs w:val="18"/>
+              </w:rPr>
+              <w:t>}}</w:t>
+            </w:r>
           </w:p>
         </w:tc>
       </w:tr>
@@ -2811,40 +2837,40 @@
                 <w:szCs w:val="18"/>
               </w:rPr>
             </w:pPr>
+          </w:p>
+        </w:tc>
+        <w:tc>
+          <w:tcPr>
+            <w:tcW w:w="1388" w:type="dxa"/>
+            <w:shd w:val="clear" w:color="auto" w:fill="auto"/>
+          </w:tcPr>
+          <w:p>
+            <w:pPr>
+              <w:widowControl/>
+              <w:jc w:val="left"/>
+              <w:rPr>
+                <w:sz w:val="18"/>
+                <w:szCs w:val="18"/>
+              </w:rPr>
+            </w:pPr>
+          </w:p>
+        </w:tc>
+        <w:tc>
+          <w:tcPr>
+            <w:tcW w:w="567" w:type="dxa"/>
+            <w:shd w:val="clear" w:color="auto" w:fill="auto"/>
+          </w:tcPr>
+          <w:p>
+            <w:pPr>
+              <w:widowControl/>
+              <w:jc w:val="left"/>
+              <w:rPr>
+                <w:sz w:val="18"/>
+                <w:szCs w:val="18"/>
+              </w:rPr>
+            </w:pPr>
             <w:bookmarkStart w:id="0" w:name="_GoBack"/>
             <w:bookmarkEnd w:id="0"/>
-          </w:p>
-        </w:tc>
-        <w:tc>
-          <w:tcPr>
-            <w:tcW w:w="1388" w:type="dxa"/>
-            <w:shd w:val="clear" w:color="auto" w:fill="auto"/>
-          </w:tcPr>
-          <w:p>
-            <w:pPr>
-              <w:widowControl/>
-              <w:jc w:val="left"/>
-              <w:rPr>
-                <w:sz w:val="18"/>
-                <w:szCs w:val="18"/>
-              </w:rPr>
-            </w:pPr>
-          </w:p>
-        </w:tc>
-        <w:tc>
-          <w:tcPr>
-            <w:tcW w:w="567" w:type="dxa"/>
-            <w:shd w:val="clear" w:color="auto" w:fill="auto"/>
-          </w:tcPr>
-          <w:p>
-            <w:pPr>
-              <w:widowControl/>
-              <w:jc w:val="left"/>
-              <w:rPr>
-                <w:sz w:val="18"/>
-                <w:szCs w:val="18"/>
-              </w:rPr>
-            </w:pPr>
           </w:p>
         </w:tc>
         <w:tc>

--- a/src/src/main/webapp/portal/asset/arrived/reportTemplate/AssetReportTemplate.docx
+++ b/src/src/main/webapp/portal/asset/arrived/reportTemplate/AssetReportTemplate.docx
@@ -8,14 +8,14 @@
         <w:ind w:leftChars="-540" w:left="-1134" w:rightChars="-79" w:right="-166"/>
         <w:jc w:val="center"/>
         <w:rPr>
-          <w:rFonts w:ascii="宋体" w:hAnsi="宋体"/>
+          <w:rFonts w:ascii="SimSun" w:hAnsi="SimSun"/>
           <w:sz w:val="32"/>
           <w:szCs w:val="32"/>
         </w:rPr>
       </w:pPr>
       <w:r>
         <w:rPr>
-          <w:rFonts w:ascii="宋体" w:hAnsi="宋体" w:hint="eastAsia"/>
+          <w:rFonts w:ascii="SimSun" w:hAnsi="SimSun" w:hint="eastAsia"/>
           <w:noProof/>
           <w:szCs w:val="21"/>
         </w:rPr>
@@ -77,14 +77,14 @@
       </w:r>
       <w:r>
         <w:rPr>
-          <w:rFonts w:ascii="宋体" w:hAnsi="宋体" w:hint="eastAsia"/>
+          <w:rFonts w:ascii="SimSun" w:hAnsi="SimSun" w:hint="eastAsia"/>
           <w:szCs w:val="21"/>
         </w:rPr>
         <w:t xml:space="preserve">    </w:t>
       </w:r>
       <w:r>
         <w:rPr>
-          <w:rFonts w:ascii="宋体" w:hAnsi="宋体" w:hint="eastAsia"/>
+          <w:rFonts w:ascii="SimSun" w:hAnsi="SimSun" w:hint="eastAsia"/>
           <w:sz w:val="32"/>
           <w:szCs w:val="32"/>
         </w:rPr>
@@ -92,7 +92,7 @@
       </w:r>
       <w:r>
         <w:rPr>
-          <w:rFonts w:ascii="宋体" w:hAnsi="宋体" w:hint="eastAsia"/>
+          <w:rFonts w:ascii="SimSun" w:hAnsi="SimSun" w:hint="eastAsia"/>
           <w:sz w:val="32"/>
           <w:szCs w:val="32"/>
         </w:rPr>
@@ -105,7 +105,7 @@
         <w:ind w:leftChars="-540" w:left="-1134" w:rightChars="-79" w:right="-166"/>
         <w:jc w:val="center"/>
         <w:rPr>
-          <w:rFonts w:ascii="宋体" w:hAnsi="宋体"/>
+          <w:rFonts w:ascii="SimSun" w:hAnsi="SimSun"/>
           <w:b/>
           <w:sz w:val="32"/>
           <w:szCs w:val="32"/>
@@ -113,7 +113,7 @@
       </w:pPr>
       <w:r>
         <w:rPr>
-          <w:rFonts w:ascii="宋体" w:hAnsi="宋体" w:hint="eastAsia"/>
+          <w:rFonts w:ascii="SimSun" w:hAnsi="SimSun" w:hint="eastAsia"/>
           <w:b/>
           <w:sz w:val="32"/>
           <w:szCs w:val="32"/>
@@ -122,7 +122,7 @@
       </w:r>
       <w:r>
         <w:rPr>
-          <w:rFonts w:ascii="宋体" w:hAnsi="宋体"/>
+          <w:rFonts w:ascii="SimSun" w:hAnsi="SimSun"/>
           <w:b/>
           <w:sz w:val="32"/>
           <w:szCs w:val="32"/>
@@ -131,21 +131,21 @@
       </w:r>
       <w:r>
         <w:rPr>
-          <w:rFonts w:ascii="宋体" w:hAnsi="宋体" w:hint="eastAsia"/>
+          <w:rFonts w:ascii="SimSun" w:hAnsi="SimSun" w:hint="eastAsia"/>
           <w:szCs w:val="21"/>
         </w:rPr>
         <w:t>+-</w:t>
       </w:r>
       <w:r>
         <w:rPr>
-          <w:rFonts w:ascii="宋体" w:hAnsi="宋体" w:hint="eastAsia"/>
+          <w:rFonts w:ascii="SimSun" w:hAnsi="SimSun" w:hint="eastAsia"/>
           <w:szCs w:val="21"/>
         </w:rPr>
         <w:t xml:space="preserve">     </w:t>
       </w:r>
       <w:r>
         <w:rPr>
-          <w:rFonts w:ascii="宋体" w:hAnsi="宋体" w:hint="eastAsia"/>
+          <w:rFonts w:ascii="SimSun" w:hAnsi="SimSun" w:hint="eastAsia"/>
           <w:sz w:val="32"/>
           <w:szCs w:val="32"/>
         </w:rPr>
@@ -153,7 +153,7 @@
       </w:r>
       <w:r>
         <w:rPr>
-          <w:rFonts w:ascii="宋体" w:hAnsi="宋体" w:hint="eastAsia"/>
+          <w:rFonts w:ascii="SimSun" w:hAnsi="SimSun" w:hint="eastAsia"/>
           <w:sz w:val="32"/>
           <w:szCs w:val="32"/>
         </w:rPr>
@@ -161,7 +161,7 @@
       </w:r>
       <w:r>
         <w:rPr>
-          <w:rFonts w:ascii="宋体" w:hAnsi="宋体" w:hint="eastAsia"/>
+          <w:rFonts w:ascii="SimSun" w:hAnsi="SimSun" w:hint="eastAsia"/>
           <w:b/>
           <w:sz w:val="32"/>
           <w:szCs w:val="32"/>
@@ -176,12 +176,10 @@
         <w:tblLook w:val="04A0" w:firstRow="1" w:lastRow="0" w:firstColumn="1" w:lastColumn="0" w:noHBand="0" w:noVBand="1"/>
       </w:tblPr>
       <w:tblGrid>
-        <w:gridCol w:w="3365"/>
-        <w:gridCol w:w="316"/>
-        <w:gridCol w:w="2126"/>
-        <w:gridCol w:w="130"/>
-        <w:gridCol w:w="1996"/>
-        <w:gridCol w:w="2523"/>
+        <w:gridCol w:w="3681"/>
+        <w:gridCol w:w="2693"/>
+        <w:gridCol w:w="1701"/>
+        <w:gridCol w:w="2381"/>
       </w:tblGrid>
       <w:tr>
         <w:trPr>
@@ -190,20 +188,19 @@
         <w:tc>
           <w:tcPr>
             <w:tcW w:w="3681" w:type="dxa"/>
-            <w:gridSpan w:val="2"/>
             <w:vAlign w:val="center"/>
           </w:tcPr>
           <w:p>
             <w:pPr>
               <w:rPr>
-                <w:rFonts w:ascii="宋体" w:hAnsi="宋体"/>
-                <w:sz w:val="18"/>
-                <w:szCs w:val="18"/>
-              </w:rPr>
-            </w:pPr>
-            <w:r>
-              <w:rPr>
-                <w:rFonts w:ascii="宋体" w:hAnsi="宋体" w:hint="eastAsia"/>
+                <w:rFonts w:ascii="SimSun" w:hAnsi="SimSun"/>
+                <w:sz w:val="18"/>
+                <w:szCs w:val="18"/>
+              </w:rPr>
+            </w:pPr>
+            <w:r>
+              <w:rPr>
+                <w:rFonts w:ascii="SimSun" w:hAnsi="SimSun" w:hint="eastAsia"/>
                 <w:sz w:val="18"/>
                 <w:szCs w:val="18"/>
               </w:rPr>
@@ -211,7 +208,7 @@
             </w:r>
             <w:r>
               <w:rPr>
-                <w:rFonts w:ascii="宋体" w:hAnsi="宋体"/>
+                <w:rFonts w:ascii="SimSun" w:hAnsi="SimSun"/>
                 <w:sz w:val="18"/>
                 <w:szCs w:val="18"/>
               </w:rPr>
@@ -221,20 +218,20 @@
         </w:tc>
         <w:tc>
           <w:tcPr>
-            <w:tcW w:w="2126" w:type="dxa"/>
+            <w:tcW w:w="2693" w:type="dxa"/>
             <w:vAlign w:val="center"/>
           </w:tcPr>
           <w:p>
             <w:pPr>
               <w:rPr>
-                <w:rFonts w:ascii="宋体" w:hAnsi="宋体"/>
-                <w:sz w:val="18"/>
-                <w:szCs w:val="18"/>
-              </w:rPr>
-            </w:pPr>
-            <w:r>
-              <w:rPr>
-                <w:rFonts w:ascii="宋体" w:hAnsi="宋体"/>
+                <w:rFonts w:ascii="SimSun" w:hAnsi="SimSun"/>
+                <w:sz w:val="18"/>
+                <w:szCs w:val="18"/>
+              </w:rPr>
+            </w:pPr>
+            <w:r>
+              <w:rPr>
+                <w:rFonts w:ascii="SimSun" w:hAnsi="SimSun"/>
                 <w:sz w:val="18"/>
                 <w:szCs w:val="18"/>
               </w:rPr>
@@ -242,31 +239,72 @@
             </w:r>
             <w:r>
               <w:rPr>
-                <w:rFonts w:ascii="宋体" w:hAnsi="宋体" w:hint="eastAsia"/>
+                <w:rFonts w:ascii="SimSun" w:hAnsi="SimSun" w:hint="eastAsia"/>
                 <w:sz w:val="18"/>
                 <w:szCs w:val="18"/>
               </w:rPr>
               <w:t>：</w:t>
             </w:r>
-          </w:p>
-        </w:tc>
-        <w:tc>
-          <w:tcPr>
-            <w:tcW w:w="2126" w:type="dxa"/>
-            <w:gridSpan w:val="2"/>
+            <w:r>
+              <w:rPr>
+                <w:rFonts w:asciiTheme="minorEastAsia" w:hAnsiTheme="minorEastAsia" w:cs="Simplified Arabic" w:hint="cs"/>
+                <w:sz w:val="18"/>
+                <w:szCs w:val="18"/>
+              </w:rPr>
+              <w:t>{{</w:t>
+            </w:r>
+            <w:proofErr w:type="spellStart"/>
+            <w:r>
+              <w:rPr>
+                <w:rFonts w:asciiTheme="minorEastAsia" w:hAnsiTheme="minorEastAsia" w:cs="Simplified Arabic"/>
+                <w:sz w:val="18"/>
+                <w:szCs w:val="18"/>
+              </w:rPr>
+              <w:t>contract_</w:t>
+            </w:r>
+            <w:r>
+              <w:rPr>
+                <w:rFonts w:asciiTheme="minorEastAsia" w:hAnsiTheme="minorEastAsia" w:cs="Simplified Arabic" w:hint="cs"/>
+                <w:sz w:val="18"/>
+                <w:szCs w:val="18"/>
+              </w:rPr>
+              <w:t>n</w:t>
+            </w:r>
+            <w:r>
+              <w:rPr>
+                <w:rFonts w:asciiTheme="minorEastAsia" w:hAnsiTheme="minorEastAsia" w:cs="Simplified Arabic" w:hint="eastAsia"/>
+                <w:sz w:val="18"/>
+                <w:szCs w:val="18"/>
+              </w:rPr>
+              <w:t>um</w:t>
+            </w:r>
+            <w:proofErr w:type="spellEnd"/>
+            <w:r>
+              <w:rPr>
+                <w:rFonts w:asciiTheme="minorEastAsia" w:hAnsiTheme="minorEastAsia" w:cs="Simplified Arabic" w:hint="cs"/>
+                <w:sz w:val="18"/>
+                <w:szCs w:val="18"/>
+              </w:rPr>
+              <w:t>}}</w:t>
+            </w:r>
+          </w:p>
+        </w:tc>
+        <w:tc>
+          <w:tcPr>
+            <w:tcW w:w="1701" w:type="dxa"/>
             <w:vAlign w:val="center"/>
           </w:tcPr>
           <w:p>
             <w:pPr>
               <w:rPr>
-                <w:rFonts w:ascii="宋体" w:hAnsi="宋体"/>
-                <w:sz w:val="18"/>
-                <w:szCs w:val="18"/>
-              </w:rPr>
-            </w:pPr>
-            <w:r>
-              <w:rPr>
-                <w:rFonts w:ascii="宋体" w:hAnsi="宋体"/>
+                <w:rFonts w:ascii="SimSun" w:hAnsi="SimSun"/>
+                <w:sz w:val="18"/>
+                <w:szCs w:val="18"/>
+              </w:rPr>
+            </w:pPr>
+            <w:r>
+              <w:rPr>
+                <w:rFonts w:ascii="SimSun" w:hAnsi="SimSun"/>
                 <w:sz w:val="18"/>
                 <w:szCs w:val="18"/>
               </w:rPr>
@@ -274,7 +312,7 @@
             </w:r>
             <w:r>
               <w:rPr>
-                <w:rFonts w:ascii="宋体" w:hAnsi="宋体" w:hint="eastAsia"/>
+                <w:rFonts w:ascii="SimSun" w:hAnsi="SimSun" w:hint="eastAsia"/>
                 <w:sz w:val="18"/>
                 <w:szCs w:val="18"/>
               </w:rPr>
@@ -284,20 +322,20 @@
         </w:tc>
         <w:tc>
           <w:tcPr>
-            <w:tcW w:w="2523" w:type="dxa"/>
+            <w:tcW w:w="2381" w:type="dxa"/>
             <w:vAlign w:val="center"/>
           </w:tcPr>
           <w:p>
             <w:pPr>
               <w:rPr>
-                <w:rFonts w:ascii="宋体" w:hAnsi="宋体"/>
-                <w:sz w:val="18"/>
-                <w:szCs w:val="18"/>
-              </w:rPr>
-            </w:pPr>
-            <w:r>
-              <w:rPr>
-                <w:rFonts w:ascii="宋体" w:hAnsi="宋体"/>
+                <w:rFonts w:ascii="SimSun" w:hAnsi="SimSun"/>
+                <w:sz w:val="18"/>
+                <w:szCs w:val="18"/>
+              </w:rPr>
+            </w:pPr>
+            <w:r>
+              <w:rPr>
+                <w:rFonts w:ascii="SimSun" w:hAnsi="SimSun"/>
                 <w:sz w:val="18"/>
                 <w:szCs w:val="18"/>
               </w:rPr>
@@ -305,11 +343,37 @@
             </w:r>
             <w:r>
               <w:rPr>
-                <w:rFonts w:ascii="宋体" w:hAnsi="宋体" w:hint="eastAsia"/>
+                <w:rFonts w:ascii="SimSun" w:hAnsi="SimSun" w:hint="eastAsia"/>
                 <w:sz w:val="18"/>
                 <w:szCs w:val="18"/>
               </w:rPr>
               <w:t>：</w:t>
+            </w:r>
+            <w:r>
+              <w:rPr>
+                <w:rFonts w:asciiTheme="minorEastAsia" w:hAnsiTheme="minorEastAsia" w:cs="Simplified Arabic" w:hint="cs"/>
+                <w:sz w:val="18"/>
+                <w:szCs w:val="18"/>
+              </w:rPr>
+              <w:t>{{</w:t>
+            </w:r>
+            <w:proofErr w:type="spellStart"/>
+            <w:r>
+              <w:rPr>
+                <w:rFonts w:asciiTheme="minorEastAsia" w:hAnsiTheme="minorEastAsia" w:cs="Simplified Arabic"/>
+                <w:sz w:val="18"/>
+                <w:szCs w:val="18"/>
+              </w:rPr>
+              <w:t>receipt_number</w:t>
+            </w:r>
+            <w:proofErr w:type="spellEnd"/>
+            <w:r>
+              <w:rPr>
+                <w:rFonts w:asciiTheme="minorEastAsia" w:hAnsiTheme="minorEastAsia" w:cs="Simplified Arabic" w:hint="cs"/>
+                <w:sz w:val="18"/>
+                <w:szCs w:val="18"/>
+              </w:rPr>
+              <w:t>}}</w:t>
             </w:r>
           </w:p>
         </w:tc>
@@ -320,21 +384,21 @@
         </w:trPr>
         <w:tc>
           <w:tcPr>
-            <w:tcW w:w="3365" w:type="dxa"/>
+            <w:tcW w:w="3681" w:type="dxa"/>
             <w:vAlign w:val="center"/>
           </w:tcPr>
           <w:p>
             <w:pPr>
               <w:ind w:left="-15"/>
               <w:rPr>
-                <w:rFonts w:ascii="宋体" w:hAnsi="宋体"/>
-                <w:sz w:val="18"/>
-                <w:szCs w:val="18"/>
-              </w:rPr>
-            </w:pPr>
-            <w:r>
-              <w:rPr>
-                <w:rFonts w:ascii="宋体" w:hAnsi="宋体"/>
+                <w:rFonts w:ascii="SimSun" w:hAnsi="SimSun"/>
+                <w:sz w:val="18"/>
+                <w:szCs w:val="18"/>
+              </w:rPr>
+            </w:pPr>
+            <w:r>
+              <w:rPr>
+                <w:rFonts w:ascii="SimSun" w:hAnsi="SimSun"/>
                 <w:sz w:val="18"/>
                 <w:szCs w:val="18"/>
               </w:rPr>
@@ -342,7 +406,7 @@
             </w:r>
             <w:r>
               <w:rPr>
-                <w:rFonts w:ascii="宋体" w:hAnsi="宋体" w:hint="eastAsia"/>
+                <w:rFonts w:ascii="SimSun" w:hAnsi="SimSun" w:hint="eastAsia"/>
                 <w:sz w:val="18"/>
                 <w:szCs w:val="18"/>
               </w:rPr>
@@ -378,22 +442,21 @@
         </w:tc>
         <w:tc>
           <w:tcPr>
-            <w:tcW w:w="2572" w:type="dxa"/>
-            <w:gridSpan w:val="3"/>
+            <w:tcW w:w="2693" w:type="dxa"/>
             <w:vAlign w:val="center"/>
           </w:tcPr>
           <w:p>
             <w:pPr>
               <w:ind w:left="-15"/>
               <w:rPr>
-                <w:rFonts w:ascii="宋体" w:hAnsi="宋体"/>
-                <w:sz w:val="18"/>
-                <w:szCs w:val="18"/>
-              </w:rPr>
-            </w:pPr>
-            <w:r>
-              <w:rPr>
-                <w:rFonts w:ascii="宋体" w:hAnsi="宋体"/>
+                <w:rFonts w:ascii="SimSun" w:hAnsi="SimSun"/>
+                <w:sz w:val="18"/>
+                <w:szCs w:val="18"/>
+              </w:rPr>
+            </w:pPr>
+            <w:r>
+              <w:rPr>
+                <w:rFonts w:ascii="SimSun" w:hAnsi="SimSun"/>
                 <w:sz w:val="18"/>
                 <w:szCs w:val="18"/>
               </w:rPr>
@@ -401,7 +464,7 @@
             </w:r>
             <w:r>
               <w:rPr>
-                <w:rFonts w:ascii="宋体" w:hAnsi="宋体" w:hint="eastAsia"/>
+                <w:rFonts w:ascii="SimSun" w:hAnsi="SimSun" w:hint="eastAsia"/>
                 <w:sz w:val="18"/>
                 <w:szCs w:val="18"/>
               </w:rPr>
@@ -437,7 +500,7 @@
         </w:tc>
         <w:tc>
           <w:tcPr>
-            <w:tcW w:w="4519" w:type="dxa"/>
+            <w:tcW w:w="4082" w:type="dxa"/>
             <w:gridSpan w:val="2"/>
             <w:vAlign w:val="center"/>
           </w:tcPr>
@@ -445,14 +508,14 @@
             <w:pPr>
               <w:ind w:left="-15"/>
               <w:rPr>
-                <w:rFonts w:ascii="宋体" w:hAnsi="宋体"/>
-                <w:sz w:val="18"/>
-                <w:szCs w:val="18"/>
-              </w:rPr>
-            </w:pPr>
-            <w:r>
-              <w:rPr>
-                <w:rFonts w:ascii="宋体" w:hAnsi="宋体" w:hint="eastAsia"/>
+                <w:rFonts w:ascii="SimSun" w:hAnsi="SimSun"/>
+                <w:sz w:val="18"/>
+                <w:szCs w:val="18"/>
+              </w:rPr>
+            </w:pPr>
+            <w:r>
+              <w:rPr>
+                <w:rFonts w:ascii="SimSun" w:hAnsi="SimSun" w:hint="eastAsia"/>
                 <w:sz w:val="18"/>
                 <w:szCs w:val="18"/>
               </w:rPr>
@@ -493,20 +556,20 @@
         </w:trPr>
         <w:tc>
           <w:tcPr>
-            <w:tcW w:w="3365" w:type="dxa"/>
+            <w:tcW w:w="3681" w:type="dxa"/>
             <w:vAlign w:val="center"/>
           </w:tcPr>
           <w:p>
             <w:pPr>
               <w:rPr>
-                <w:rFonts w:ascii="宋体" w:hAnsi="宋体"/>
-                <w:sz w:val="18"/>
-                <w:szCs w:val="18"/>
-              </w:rPr>
-            </w:pPr>
-            <w:r>
-              <w:rPr>
-                <w:rFonts w:ascii="宋体" w:hAnsi="宋体"/>
+                <w:rFonts w:ascii="SimSun" w:hAnsi="SimSun"/>
+                <w:sz w:val="18"/>
+                <w:szCs w:val="18"/>
+              </w:rPr>
+            </w:pPr>
+            <w:r>
+              <w:rPr>
+                <w:rFonts w:ascii="SimSun" w:hAnsi="SimSun"/>
                 <w:sz w:val="18"/>
                 <w:szCs w:val="18"/>
               </w:rPr>
@@ -514,7 +577,7 @@
             </w:r>
             <w:r>
               <w:rPr>
-                <w:rFonts w:ascii="宋体" w:hAnsi="宋体" w:hint="eastAsia"/>
+                <w:rFonts w:ascii="SimSun" w:hAnsi="SimSun" w:hint="eastAsia"/>
                 <w:sz w:val="18"/>
                 <w:szCs w:val="18"/>
               </w:rPr>
@@ -550,22 +613,22 @@
         </w:tc>
         <w:tc>
           <w:tcPr>
-            <w:tcW w:w="7091" w:type="dxa"/>
-            <w:gridSpan w:val="5"/>
+            <w:tcW w:w="6775" w:type="dxa"/>
+            <w:gridSpan w:val="3"/>
             <w:vAlign w:val="center"/>
           </w:tcPr>
           <w:p>
             <w:pPr>
               <w:ind w:left="-15"/>
               <w:rPr>
-                <w:rFonts w:ascii="宋体" w:hAnsi="宋体"/>
-                <w:sz w:val="18"/>
-                <w:szCs w:val="18"/>
-              </w:rPr>
-            </w:pPr>
-            <w:r>
-              <w:rPr>
-                <w:rFonts w:ascii="宋体" w:hAnsi="宋体"/>
+                <w:rFonts w:ascii="SimSun" w:hAnsi="SimSun"/>
+                <w:sz w:val="18"/>
+                <w:szCs w:val="18"/>
+              </w:rPr>
+            </w:pPr>
+            <w:r>
+              <w:rPr>
+                <w:rFonts w:ascii="SimSun" w:hAnsi="SimSun"/>
                 <w:sz w:val="18"/>
                 <w:szCs w:val="18"/>
               </w:rPr>
@@ -573,7 +636,7 @@
             </w:r>
             <w:r>
               <w:rPr>
-                <w:rFonts w:ascii="宋体" w:hAnsi="宋体" w:hint="eastAsia"/>
+                <w:rFonts w:ascii="SimSun" w:hAnsi="SimSun" w:hint="eastAsia"/>
                 <w:sz w:val="18"/>
                 <w:szCs w:val="18"/>
               </w:rPr>
@@ -615,13 +678,13 @@
         <w:tc>
           <w:tcPr>
             <w:tcW w:w="10456" w:type="dxa"/>
-            <w:gridSpan w:val="6"/>
+            <w:gridSpan w:val="4"/>
           </w:tcPr>
           <w:p>
             <w:pPr>
               <w:jc w:val="center"/>
               <w:rPr>
-                <w:rFonts w:ascii="宋体" w:hAnsi="宋体" w:cs="宋体"/>
+                <w:rFonts w:ascii="SimSun" w:hAnsi="SimSun" w:cs="SimSun"/>
                 <w:sz w:val="18"/>
                 <w:szCs w:val="18"/>
               </w:rPr>
@@ -629,7 +692,7 @@
             <w:proofErr w:type="gramStart"/>
             <w:r>
               <w:rPr>
-                <w:rFonts w:ascii="宋体" w:hAnsi="宋体" w:hint="eastAsia"/>
+                <w:rFonts w:ascii="SimSun" w:hAnsi="SimSun" w:hint="eastAsia"/>
                 <w:sz w:val="18"/>
                 <w:szCs w:val="18"/>
               </w:rPr>
@@ -638,7 +701,7 @@
             <w:proofErr w:type="gramEnd"/>
             <w:r>
               <w:rPr>
-                <w:rFonts w:ascii="宋体" w:hAnsi="宋体" w:hint="eastAsia"/>
+                <w:rFonts w:ascii="SimSun" w:hAnsi="SimSun" w:hint="eastAsia"/>
                 <w:sz w:val="18"/>
                 <w:szCs w:val="18"/>
               </w:rPr>
@@ -647,7 +710,7 @@
             <w:proofErr w:type="gramStart"/>
             <w:r>
               <w:rPr>
-                <w:rFonts w:ascii="宋体" w:hAnsi="宋体" w:hint="eastAsia"/>
+                <w:rFonts w:ascii="SimSun" w:hAnsi="SimSun" w:hint="eastAsia"/>
                 <w:sz w:val="18"/>
                 <w:szCs w:val="18"/>
               </w:rPr>
@@ -656,7 +719,7 @@
             <w:proofErr w:type="gramEnd"/>
             <w:r>
               <w:rPr>
-                <w:rFonts w:ascii="宋体" w:hAnsi="宋体" w:hint="eastAsia"/>
+                <w:rFonts w:ascii="SimSun" w:hAnsi="SimSun" w:hint="eastAsia"/>
                 <w:sz w:val="18"/>
                 <w:szCs w:val="18"/>
               </w:rPr>
@@ -669,21 +732,21 @@
         <w:tc>
           <w:tcPr>
             <w:tcW w:w="10456" w:type="dxa"/>
-            <w:gridSpan w:val="6"/>
+            <w:gridSpan w:val="4"/>
           </w:tcPr>
           <w:p>
             <w:pPr>
               <w:ind w:rightChars="292" w:right="613"/>
               <w:jc w:val="left"/>
               <w:rPr>
-                <w:rFonts w:ascii="宋体" w:hAnsi="宋体"/>
-                <w:sz w:val="18"/>
-                <w:szCs w:val="18"/>
-              </w:rPr>
-            </w:pPr>
-            <w:r>
-              <w:rPr>
-                <w:rFonts w:ascii="宋体" w:hAnsi="宋体" w:hint="eastAsia"/>
+                <w:rFonts w:ascii="SimSun" w:hAnsi="SimSun"/>
+                <w:sz w:val="18"/>
+                <w:szCs w:val="18"/>
+              </w:rPr>
+            </w:pPr>
+            <w:r>
+              <w:rPr>
+                <w:rFonts w:ascii="SimSun" w:hAnsi="SimSun" w:hint="eastAsia"/>
                 <w:sz w:val="18"/>
                 <w:szCs w:val="18"/>
               </w:rPr>
@@ -695,14 +758,14 @@
               <w:ind w:rightChars="292" w:right="613" w:firstLineChars="2600" w:firstLine="4680"/>
               <w:jc w:val="left"/>
               <w:rPr>
-                <w:rFonts w:ascii="宋体" w:hAnsi="宋体"/>
-                <w:sz w:val="18"/>
-                <w:szCs w:val="18"/>
-              </w:rPr>
-            </w:pPr>
-            <w:r>
-              <w:rPr>
-                <w:rFonts w:ascii="宋体" w:hAnsi="宋体" w:hint="eastAsia"/>
+                <w:rFonts w:ascii="SimSun" w:hAnsi="SimSun"/>
+                <w:sz w:val="18"/>
+                <w:szCs w:val="18"/>
+              </w:rPr>
+            </w:pPr>
+            <w:r>
+              <w:rPr>
+                <w:rFonts w:ascii="SimSun" w:hAnsi="SimSun" w:hint="eastAsia"/>
                 <w:sz w:val="18"/>
                 <w:szCs w:val="18"/>
               </w:rPr>
@@ -714,7 +777,7 @@
               <w:ind w:rightChars="292" w:right="613" w:firstLineChars="2600" w:firstLine="4680"/>
               <w:jc w:val="left"/>
               <w:rPr>
-                <w:rFonts w:ascii="宋体" w:hAnsi="宋体"/>
+                <w:rFonts w:ascii="SimSun" w:hAnsi="SimSun"/>
                 <w:sz w:val="18"/>
                 <w:szCs w:val="18"/>
               </w:rPr>
@@ -725,7 +788,7 @@
               <w:ind w:rightChars="292" w:right="613"/>
               <w:jc w:val="left"/>
               <w:rPr>
-                <w:rFonts w:ascii="宋体" w:hAnsi="宋体"/>
+                <w:rFonts w:ascii="SimSun" w:hAnsi="SimSun"/>
                 <w:sz w:val="18"/>
                 <w:szCs w:val="18"/>
               </w:rPr>
@@ -736,14 +799,14 @@
               <w:ind w:rightChars="292" w:right="613" w:firstLineChars="2600" w:firstLine="4680"/>
               <w:jc w:val="left"/>
               <w:rPr>
-                <w:rFonts w:ascii="宋体" w:hAnsi="宋体"/>
-                <w:sz w:val="18"/>
-                <w:szCs w:val="18"/>
-              </w:rPr>
-            </w:pPr>
-            <w:r>
-              <w:rPr>
-                <w:rFonts w:ascii="宋体" w:hAnsi="宋体" w:hint="eastAsia"/>
+                <w:rFonts w:ascii="SimSun" w:hAnsi="SimSun"/>
+                <w:sz w:val="18"/>
+                <w:szCs w:val="18"/>
+              </w:rPr>
+            </w:pPr>
+            <w:r>
+              <w:rPr>
+                <w:rFonts w:ascii="SimSun" w:hAnsi="SimSun" w:hint="eastAsia"/>
                 <w:sz w:val="18"/>
                 <w:szCs w:val="18"/>
               </w:rPr>
@@ -751,7 +814,7 @@
             </w:r>
             <w:r>
               <w:rPr>
-                <w:rFonts w:ascii="宋体" w:hAnsi="宋体"/>
+                <w:rFonts w:ascii="SimSun" w:hAnsi="SimSun"/>
                 <w:sz w:val="18"/>
                 <w:szCs w:val="18"/>
               </w:rPr>
@@ -759,7 +822,7 @@
             </w:r>
             <w:r>
               <w:rPr>
-                <w:rFonts w:ascii="宋体" w:hAnsi="宋体" w:hint="eastAsia"/>
+                <w:rFonts w:ascii="SimSun" w:hAnsi="SimSun" w:hint="eastAsia"/>
                 <w:sz w:val="18"/>
                 <w:szCs w:val="18"/>
               </w:rPr>
@@ -767,7 +830,7 @@
             </w:r>
             <w:r>
               <w:rPr>
-                <w:rFonts w:ascii="宋体" w:hAnsi="宋体" w:hint="eastAsia"/>
+                <w:rFonts w:ascii="SimSun" w:hAnsi="SimSun" w:hint="eastAsia"/>
                 <w:sz w:val="18"/>
                 <w:szCs w:val="18"/>
                 <w:u w:val="single"/>
@@ -786,7 +849,7 @@
             </w:pPr>
             <w:r>
               <w:rPr>
-                <w:rFonts w:ascii="宋体" w:hAnsi="宋体" w:hint="eastAsia"/>
+                <w:rFonts w:ascii="SimSun" w:hAnsi="SimSun" w:hint="eastAsia"/>
                 <w:sz w:val="18"/>
                 <w:szCs w:val="18"/>
               </w:rPr>
@@ -797,7 +860,7 @@
             <w:pPr>
               <w:ind w:rightChars="-249" w:right="-523"/>
               <w:rPr>
-                <w:rFonts w:ascii="宋体" w:hAnsi="宋体"/>
+                <w:rFonts w:ascii="SimSun" w:hAnsi="SimSun"/>
                 <w:szCs w:val="21"/>
               </w:rPr>
             </w:pPr>
@@ -808,20 +871,20 @@
         <w:tc>
           <w:tcPr>
             <w:tcW w:w="10456" w:type="dxa"/>
-            <w:gridSpan w:val="6"/>
+            <w:gridSpan w:val="4"/>
           </w:tcPr>
           <w:p>
             <w:pPr>
               <w:spacing w:line="400" w:lineRule="exact"/>
               <w:rPr>
-                <w:rFonts w:ascii="宋体" w:hAnsi="宋体"/>
-                <w:sz w:val="18"/>
-                <w:szCs w:val="18"/>
-              </w:rPr>
-            </w:pPr>
-            <w:r>
-              <w:rPr>
-                <w:rFonts w:ascii="宋体" w:hAnsi="宋体" w:hint="eastAsia"/>
+                <w:rFonts w:ascii="SimSun" w:hAnsi="SimSun"/>
+                <w:sz w:val="18"/>
+                <w:szCs w:val="18"/>
+              </w:rPr>
+            </w:pPr>
+            <w:r>
+              <w:rPr>
+                <w:rFonts w:ascii="SimSun" w:hAnsi="SimSun" w:hint="eastAsia"/>
                 <w:sz w:val="18"/>
                 <w:szCs w:val="18"/>
               </w:rPr>
@@ -833,14 +896,14 @@
               <w:spacing w:line="400" w:lineRule="exact"/>
               <w:ind w:firstLineChars="100" w:firstLine="180"/>
               <w:rPr>
-                <w:rFonts w:ascii="宋体" w:hAnsi="宋体"/>
-                <w:sz w:val="18"/>
-                <w:szCs w:val="18"/>
-              </w:rPr>
-            </w:pPr>
-            <w:r>
-              <w:rPr>
-                <w:rFonts w:ascii="宋体" w:hAnsi="宋体" w:hint="eastAsia"/>
+                <w:rFonts w:ascii="SimSun" w:hAnsi="SimSun"/>
+                <w:sz w:val="18"/>
+                <w:szCs w:val="18"/>
+              </w:rPr>
+            </w:pPr>
+            <w:r>
+              <w:rPr>
+                <w:rFonts w:ascii="SimSun" w:hAnsi="SimSun" w:hint="eastAsia"/>
                 <w:sz w:val="18"/>
                 <w:szCs w:val="18"/>
               </w:rPr>
@@ -852,12 +915,12 @@
               <w:ind w:rightChars="292" w:right="613" w:firstLineChars="1800" w:firstLine="3780"/>
               <w:jc w:val="left"/>
               <w:rPr>
-                <w:rFonts w:ascii="宋体" w:hAnsi="宋体"/>
-              </w:rPr>
-            </w:pPr>
-            <w:r>
-              <w:rPr>
-                <w:rFonts w:ascii="宋体" w:hAnsi="宋体" w:hint="eastAsia"/>
+                <w:rFonts w:ascii="SimSun" w:hAnsi="SimSun"/>
+              </w:rPr>
+            </w:pPr>
+            <w:r>
+              <w:rPr>
+                <w:rFonts w:ascii="SimSun" w:hAnsi="SimSun" w:hint="eastAsia"/>
               </w:rPr>
               <w:t xml:space="preserve">                   </w:t>
             </w:r>
@@ -867,7 +930,7 @@
               <w:ind w:rightChars="292" w:right="613" w:firstLineChars="1800" w:firstLine="3780"/>
               <w:jc w:val="left"/>
               <w:rPr>
-                <w:rFonts w:ascii="宋体" w:hAnsi="宋体"/>
+                <w:rFonts w:ascii="SimSun" w:hAnsi="SimSun"/>
               </w:rPr>
             </w:pPr>
           </w:p>
@@ -876,7 +939,7 @@
               <w:ind w:rightChars="292" w:right="613"/>
               <w:jc w:val="left"/>
               <w:rPr>
-                <w:rFonts w:ascii="宋体" w:hAnsi="宋体"/>
+                <w:rFonts w:ascii="SimSun" w:hAnsi="SimSun"/>
               </w:rPr>
             </w:pPr>
           </w:p>
@@ -885,7 +948,7 @@
               <w:ind w:rightChars="292" w:right="613" w:firstLineChars="1800" w:firstLine="3780"/>
               <w:jc w:val="left"/>
               <w:rPr>
-                <w:rFonts w:ascii="宋体" w:hAnsi="宋体"/>
+                <w:rFonts w:ascii="SimSun" w:hAnsi="SimSun"/>
               </w:rPr>
             </w:pPr>
           </w:p>
@@ -893,14 +956,14 @@
             <w:pPr>
               <w:ind w:firstLineChars="2600" w:firstLine="4680"/>
               <w:rPr>
-                <w:rFonts w:ascii="宋体" w:hAnsi="宋体"/>
-                <w:sz w:val="18"/>
-                <w:szCs w:val="18"/>
-              </w:rPr>
-            </w:pPr>
-            <w:r>
-              <w:rPr>
-                <w:rFonts w:ascii="宋体" w:hAnsi="宋体" w:hint="eastAsia"/>
+                <w:rFonts w:ascii="SimSun" w:hAnsi="SimSun"/>
+                <w:sz w:val="18"/>
+                <w:szCs w:val="18"/>
+              </w:rPr>
+            </w:pPr>
+            <w:r>
+              <w:rPr>
+                <w:rFonts w:ascii="SimSun" w:hAnsi="SimSun" w:hint="eastAsia"/>
                 <w:sz w:val="18"/>
                 <w:szCs w:val="18"/>
               </w:rPr>
@@ -908,7 +971,7 @@
             </w:r>
             <w:r>
               <w:rPr>
-                <w:rFonts w:ascii="宋体" w:hAnsi="宋体"/>
+                <w:rFonts w:ascii="SimSun" w:hAnsi="SimSun"/>
                 <w:sz w:val="18"/>
                 <w:szCs w:val="18"/>
               </w:rPr>
@@ -916,7 +979,7 @@
             </w:r>
             <w:r>
               <w:rPr>
-                <w:rFonts w:ascii="宋体" w:hAnsi="宋体" w:hint="eastAsia"/>
+                <w:rFonts w:ascii="SimSun" w:hAnsi="SimSun" w:hint="eastAsia"/>
                 <w:sz w:val="18"/>
                 <w:szCs w:val="18"/>
               </w:rPr>
@@ -927,14 +990,14 @@
             <w:pPr>
               <w:jc w:val="right"/>
               <w:rPr>
-                <w:rFonts w:ascii="宋体" w:hAnsi="宋体"/>
-                <w:sz w:val="18"/>
-                <w:szCs w:val="18"/>
-              </w:rPr>
-            </w:pPr>
-            <w:r>
-              <w:rPr>
-                <w:rFonts w:ascii="宋体" w:hAnsi="宋体" w:hint="eastAsia"/>
+                <w:rFonts w:ascii="SimSun" w:hAnsi="SimSun"/>
+                <w:sz w:val="18"/>
+                <w:szCs w:val="18"/>
+              </w:rPr>
+            </w:pPr>
+            <w:r>
+              <w:rPr>
+                <w:rFonts w:ascii="SimSun" w:hAnsi="SimSun" w:hint="eastAsia"/>
                 <w:sz w:val="18"/>
                 <w:szCs w:val="18"/>
               </w:rPr>
@@ -945,7 +1008,7 @@
             <w:pPr>
               <w:ind w:rightChars="-249" w:right="-523"/>
               <w:rPr>
-                <w:rFonts w:ascii="宋体" w:hAnsi="宋体"/>
+                <w:rFonts w:ascii="SimSun" w:hAnsi="SimSun"/>
                 <w:szCs w:val="21"/>
               </w:rPr>
             </w:pPr>
@@ -956,21 +1019,21 @@
         <w:tc>
           <w:tcPr>
             <w:tcW w:w="10456" w:type="dxa"/>
-            <w:gridSpan w:val="6"/>
+            <w:gridSpan w:val="4"/>
           </w:tcPr>
           <w:p>
             <w:pPr>
               <w:ind w:rightChars="292" w:right="613"/>
               <w:jc w:val="left"/>
               <w:rPr>
-                <w:rFonts w:ascii="宋体" w:hAnsi="宋体"/>
-                <w:sz w:val="18"/>
-                <w:szCs w:val="18"/>
-              </w:rPr>
-            </w:pPr>
-            <w:r>
-              <w:rPr>
-                <w:rFonts w:ascii="宋体" w:hAnsi="宋体" w:hint="eastAsia"/>
+                <w:rFonts w:ascii="SimSun" w:hAnsi="SimSun"/>
+                <w:sz w:val="18"/>
+                <w:szCs w:val="18"/>
+              </w:rPr>
+            </w:pPr>
+            <w:r>
+              <w:rPr>
+                <w:rFonts w:ascii="SimSun" w:hAnsi="SimSun" w:hint="eastAsia"/>
                 <w:sz w:val="18"/>
                 <w:szCs w:val="18"/>
               </w:rPr>
@@ -982,7 +1045,7 @@
               <w:ind w:rightChars="292" w:right="613" w:firstLineChars="50" w:firstLine="90"/>
               <w:jc w:val="left"/>
               <w:rPr>
-                <w:rFonts w:ascii="宋体" w:hAnsi="宋体"/>
+                <w:rFonts w:ascii="SimSun" w:hAnsi="SimSun"/>
                 <w:sz w:val="18"/>
                 <w:szCs w:val="18"/>
               </w:rPr>
@@ -993,7 +1056,7 @@
               <w:ind w:rightChars="292" w:right="613" w:firstLineChars="50" w:firstLine="90"/>
               <w:jc w:val="left"/>
               <w:rPr>
-                <w:rFonts w:ascii="宋体" w:hAnsi="宋体"/>
+                <w:rFonts w:ascii="SimSun" w:hAnsi="SimSun"/>
                 <w:sz w:val="18"/>
                 <w:szCs w:val="18"/>
               </w:rPr>
@@ -1004,7 +1067,7 @@
               <w:ind w:rightChars="292" w:right="613" w:firstLineChars="50" w:firstLine="90"/>
               <w:jc w:val="left"/>
               <w:rPr>
-                <w:rFonts w:ascii="宋体" w:hAnsi="宋体"/>
+                <w:rFonts w:ascii="SimSun" w:hAnsi="SimSun"/>
                 <w:sz w:val="18"/>
                 <w:szCs w:val="18"/>
               </w:rPr>
@@ -1015,7 +1078,7 @@
               <w:ind w:rightChars="292" w:right="613" w:firstLineChars="50" w:firstLine="90"/>
               <w:jc w:val="left"/>
               <w:rPr>
-                <w:rFonts w:ascii="宋体" w:hAnsi="宋体"/>
+                <w:rFonts w:ascii="SimSun" w:hAnsi="SimSun"/>
                 <w:sz w:val="18"/>
                 <w:szCs w:val="18"/>
               </w:rPr>
@@ -1026,14 +1089,14 @@
               <w:ind w:rightChars="292" w:right="613" w:firstLineChars="2400" w:firstLine="4320"/>
               <w:jc w:val="left"/>
               <w:rPr>
-                <w:rFonts w:ascii="宋体" w:hAnsi="宋体"/>
-                <w:sz w:val="18"/>
-                <w:szCs w:val="18"/>
-              </w:rPr>
-            </w:pPr>
-            <w:r>
-              <w:rPr>
-                <w:rFonts w:ascii="宋体" w:hAnsi="宋体" w:hint="eastAsia"/>
+                <w:rFonts w:ascii="SimSun" w:hAnsi="SimSun"/>
+                <w:sz w:val="18"/>
+                <w:szCs w:val="18"/>
+              </w:rPr>
+            </w:pPr>
+            <w:r>
+              <w:rPr>
+                <w:rFonts w:ascii="SimSun" w:hAnsi="SimSun" w:hint="eastAsia"/>
                 <w:sz w:val="18"/>
                 <w:szCs w:val="18"/>
               </w:rPr>
@@ -1041,7 +1104,7 @@
             </w:r>
             <w:r>
               <w:rPr>
-                <w:rFonts w:ascii="宋体" w:hAnsi="宋体"/>
+                <w:rFonts w:ascii="SimSun" w:hAnsi="SimSun"/>
                 <w:sz w:val="18"/>
                 <w:szCs w:val="18"/>
               </w:rPr>
@@ -1049,7 +1112,7 @@
             </w:r>
             <w:r>
               <w:rPr>
-                <w:rFonts w:ascii="宋体" w:hAnsi="宋体" w:hint="eastAsia"/>
+                <w:rFonts w:ascii="SimSun" w:hAnsi="SimSun" w:hint="eastAsia"/>
                 <w:sz w:val="18"/>
                 <w:szCs w:val="18"/>
               </w:rPr>
@@ -1060,14 +1123,14 @@
             <w:pPr>
               <w:jc w:val="right"/>
               <w:rPr>
-                <w:rFonts w:ascii="宋体" w:hAnsi="宋体"/>
-                <w:sz w:val="18"/>
-                <w:szCs w:val="18"/>
-              </w:rPr>
-            </w:pPr>
-            <w:r>
-              <w:rPr>
-                <w:rFonts w:ascii="宋体" w:hAnsi="宋体" w:hint="eastAsia"/>
+                <w:rFonts w:ascii="SimSun" w:hAnsi="SimSun"/>
+                <w:sz w:val="18"/>
+                <w:szCs w:val="18"/>
+              </w:rPr>
+            </w:pPr>
+            <w:r>
+              <w:rPr>
+                <w:rFonts w:ascii="SimSun" w:hAnsi="SimSun" w:hint="eastAsia"/>
                 <w:sz w:val="18"/>
                 <w:szCs w:val="18"/>
               </w:rPr>
@@ -1078,7 +1141,7 @@
             <w:pPr>
               <w:ind w:rightChars="-249" w:right="-523"/>
               <w:rPr>
-                <w:rFonts w:ascii="宋体" w:hAnsi="宋体"/>
+                <w:rFonts w:ascii="SimSun" w:hAnsi="SimSun"/>
                 <w:szCs w:val="21"/>
               </w:rPr>
             </w:pPr>
@@ -1089,21 +1152,21 @@
         <w:tc>
           <w:tcPr>
             <w:tcW w:w="10456" w:type="dxa"/>
-            <w:gridSpan w:val="6"/>
+            <w:gridSpan w:val="4"/>
           </w:tcPr>
           <w:p>
             <w:pPr>
               <w:ind w:rightChars="292" w:right="613"/>
               <w:jc w:val="left"/>
               <w:rPr>
-                <w:rFonts w:ascii="宋体" w:hAnsi="宋体"/>
-                <w:sz w:val="18"/>
-                <w:szCs w:val="18"/>
-              </w:rPr>
-            </w:pPr>
-            <w:r>
-              <w:rPr>
-                <w:rFonts w:ascii="宋体" w:hAnsi="宋体" w:hint="eastAsia"/>
+                <w:rFonts w:ascii="SimSun" w:hAnsi="SimSun"/>
+                <w:sz w:val="18"/>
+                <w:szCs w:val="18"/>
+              </w:rPr>
+            </w:pPr>
+            <w:r>
+              <w:rPr>
+                <w:rFonts w:ascii="SimSun" w:hAnsi="SimSun" w:hint="eastAsia"/>
                 <w:sz w:val="18"/>
                 <w:szCs w:val="18"/>
               </w:rPr>
@@ -1115,7 +1178,7 @@
               <w:ind w:rightChars="292" w:right="613"/>
               <w:jc w:val="left"/>
               <w:rPr>
-                <w:rFonts w:ascii="宋体" w:hAnsi="宋体"/>
+                <w:rFonts w:ascii="SimSun" w:hAnsi="SimSun"/>
                 <w:sz w:val="18"/>
                 <w:szCs w:val="18"/>
               </w:rPr>
@@ -1126,7 +1189,7 @@
               <w:ind w:rightChars="292" w:right="613"/>
               <w:jc w:val="left"/>
               <w:rPr>
-                <w:rFonts w:ascii="宋体" w:hAnsi="宋体"/>
+                <w:rFonts w:ascii="SimSun" w:hAnsi="SimSun"/>
                 <w:sz w:val="18"/>
                 <w:szCs w:val="18"/>
               </w:rPr>
@@ -1137,7 +1200,7 @@
               <w:ind w:rightChars="292" w:right="613"/>
               <w:jc w:val="left"/>
               <w:rPr>
-                <w:rFonts w:ascii="宋体" w:hAnsi="宋体"/>
+                <w:rFonts w:ascii="SimSun" w:hAnsi="SimSun"/>
                 <w:sz w:val="18"/>
                 <w:szCs w:val="18"/>
               </w:rPr>
@@ -1148,7 +1211,7 @@
               <w:ind w:rightChars="292" w:right="613"/>
               <w:jc w:val="left"/>
               <w:rPr>
-                <w:rFonts w:ascii="宋体" w:hAnsi="宋体"/>
+                <w:rFonts w:ascii="SimSun" w:hAnsi="SimSun"/>
                 <w:sz w:val="18"/>
                 <w:szCs w:val="18"/>
               </w:rPr>
@@ -1159,14 +1222,14 @@
               <w:ind w:rightChars="292" w:right="613" w:firstLineChars="2700" w:firstLine="4860"/>
               <w:jc w:val="left"/>
               <w:rPr>
-                <w:rFonts w:ascii="宋体" w:hAnsi="宋体"/>
-                <w:sz w:val="18"/>
-                <w:szCs w:val="18"/>
-              </w:rPr>
-            </w:pPr>
-            <w:r>
-              <w:rPr>
-                <w:rFonts w:ascii="宋体" w:hAnsi="宋体" w:hint="eastAsia"/>
+                <w:rFonts w:ascii="SimSun" w:hAnsi="SimSun"/>
+                <w:sz w:val="18"/>
+                <w:szCs w:val="18"/>
+              </w:rPr>
+            </w:pPr>
+            <w:r>
+              <w:rPr>
+                <w:rFonts w:ascii="SimSun" w:hAnsi="SimSun" w:hint="eastAsia"/>
                 <w:sz w:val="18"/>
                 <w:szCs w:val="18"/>
               </w:rPr>
@@ -1174,7 +1237,7 @@
             </w:r>
             <w:r>
               <w:rPr>
-                <w:rFonts w:ascii="宋体" w:hAnsi="宋体"/>
+                <w:rFonts w:ascii="SimSun" w:hAnsi="SimSun"/>
                 <w:sz w:val="18"/>
                 <w:szCs w:val="18"/>
               </w:rPr>
@@ -1182,7 +1245,7 @@
             </w:r>
             <w:r>
               <w:rPr>
-                <w:rFonts w:ascii="宋体" w:hAnsi="宋体" w:hint="eastAsia"/>
+                <w:rFonts w:ascii="SimSun" w:hAnsi="SimSun" w:hint="eastAsia"/>
                 <w:sz w:val="18"/>
                 <w:szCs w:val="18"/>
               </w:rPr>
@@ -1193,14 +1256,14 @@
             <w:pPr>
               <w:jc w:val="right"/>
               <w:rPr>
-                <w:rFonts w:ascii="宋体" w:hAnsi="宋体"/>
-                <w:sz w:val="18"/>
-                <w:szCs w:val="18"/>
-              </w:rPr>
-            </w:pPr>
-            <w:r>
-              <w:rPr>
-                <w:rFonts w:ascii="宋体" w:hAnsi="宋体" w:hint="eastAsia"/>
+                <w:rFonts w:ascii="SimSun" w:hAnsi="SimSun"/>
+                <w:sz w:val="18"/>
+                <w:szCs w:val="18"/>
+              </w:rPr>
+            </w:pPr>
+            <w:r>
+              <w:rPr>
+                <w:rFonts w:ascii="SimSun" w:hAnsi="SimSun" w:hint="eastAsia"/>
                 <w:sz w:val="18"/>
                 <w:szCs w:val="18"/>
               </w:rPr>
@@ -1211,7 +1274,7 @@
             <w:pPr>
               <w:ind w:rightChars="-249" w:right="-523"/>
               <w:rPr>
-                <w:rFonts w:ascii="宋体" w:hAnsi="宋体"/>
+                <w:rFonts w:ascii="SimSun" w:hAnsi="SimSun"/>
                 <w:sz w:val="18"/>
                 <w:szCs w:val="18"/>
               </w:rPr>
@@ -1223,20 +1286,20 @@
         <w:tc>
           <w:tcPr>
             <w:tcW w:w="10456" w:type="dxa"/>
-            <w:gridSpan w:val="6"/>
+            <w:gridSpan w:val="4"/>
           </w:tcPr>
           <w:p>
             <w:pPr>
               <w:spacing w:beforeLines="50" w:before="156"/>
               <w:rPr>
-                <w:rFonts w:ascii="宋体" w:hAnsi="宋体"/>
-                <w:sz w:val="18"/>
-                <w:szCs w:val="18"/>
-              </w:rPr>
-            </w:pPr>
-            <w:r>
-              <w:rPr>
-                <w:rFonts w:ascii="宋体" w:hAnsi="宋体" w:hint="eastAsia"/>
+                <w:rFonts w:ascii="SimSun" w:hAnsi="SimSun"/>
+                <w:sz w:val="18"/>
+                <w:szCs w:val="18"/>
+              </w:rPr>
+            </w:pPr>
+            <w:r>
+              <w:rPr>
+                <w:rFonts w:ascii="SimSun" w:hAnsi="SimSun" w:hint="eastAsia"/>
                 <w:sz w:val="18"/>
                 <w:szCs w:val="18"/>
               </w:rPr>
@@ -1248,7 +1311,7 @@
               <w:spacing w:beforeLines="50" w:before="156"/>
               <w:ind w:firstLineChars="2700" w:firstLine="4860"/>
               <w:rPr>
-                <w:rFonts w:ascii="宋体" w:hAnsi="宋体"/>
+                <w:rFonts w:ascii="SimSun" w:hAnsi="SimSun"/>
                 <w:sz w:val="18"/>
                 <w:szCs w:val="18"/>
               </w:rPr>
@@ -1258,7 +1321,7 @@
             <w:pPr>
               <w:spacing w:beforeLines="50" w:before="156"/>
               <w:rPr>
-                <w:rFonts w:ascii="宋体" w:hAnsi="宋体"/>
+                <w:rFonts w:ascii="SimSun" w:hAnsi="SimSun"/>
                 <w:sz w:val="18"/>
                 <w:szCs w:val="18"/>
               </w:rPr>
@@ -1269,14 +1332,14 @@
               <w:spacing w:beforeLines="50" w:before="156"/>
               <w:ind w:firstLineChars="2700" w:firstLine="4860"/>
               <w:rPr>
-                <w:rFonts w:ascii="宋体" w:hAnsi="宋体"/>
-                <w:sz w:val="18"/>
-                <w:szCs w:val="18"/>
-              </w:rPr>
-            </w:pPr>
-            <w:r>
-              <w:rPr>
-                <w:rFonts w:ascii="宋体" w:hAnsi="宋体" w:hint="eastAsia"/>
+                <w:rFonts w:ascii="SimSun" w:hAnsi="SimSun"/>
+                <w:sz w:val="18"/>
+                <w:szCs w:val="18"/>
+              </w:rPr>
+            </w:pPr>
+            <w:r>
+              <w:rPr>
+                <w:rFonts w:ascii="SimSun" w:hAnsi="SimSun" w:hint="eastAsia"/>
                 <w:sz w:val="18"/>
                 <w:szCs w:val="18"/>
               </w:rPr>
@@ -1284,7 +1347,7 @@
             </w:r>
             <w:r>
               <w:rPr>
-                <w:rFonts w:ascii="宋体" w:hAnsi="宋体"/>
+                <w:rFonts w:ascii="SimSun" w:hAnsi="SimSun"/>
                 <w:sz w:val="18"/>
                 <w:szCs w:val="18"/>
               </w:rPr>
@@ -1292,7 +1355,7 @@
             </w:r>
             <w:r>
               <w:rPr>
-                <w:rFonts w:ascii="宋体" w:hAnsi="宋体" w:hint="eastAsia"/>
+                <w:rFonts w:ascii="SimSun" w:hAnsi="SimSun" w:hint="eastAsia"/>
                 <w:sz w:val="18"/>
                 <w:szCs w:val="18"/>
               </w:rPr>
@@ -1305,14 +1368,14 @@
               <w:ind w:firstLineChars="2700" w:firstLine="4860"/>
               <w:jc w:val="right"/>
               <w:rPr>
-                <w:rFonts w:ascii="宋体" w:hAnsi="宋体"/>
-                <w:sz w:val="18"/>
-                <w:szCs w:val="18"/>
-              </w:rPr>
-            </w:pPr>
-            <w:r>
-              <w:rPr>
-                <w:rFonts w:ascii="宋体" w:hAnsi="宋体" w:hint="eastAsia"/>
+                <w:rFonts w:ascii="SimSun" w:hAnsi="SimSun"/>
+                <w:sz w:val="18"/>
+                <w:szCs w:val="18"/>
+              </w:rPr>
+            </w:pPr>
+            <w:r>
+              <w:rPr>
+                <w:rFonts w:ascii="SimSun" w:hAnsi="SimSun" w:hint="eastAsia"/>
                 <w:sz w:val="18"/>
                 <w:szCs w:val="18"/>
               </w:rPr>
@@ -1326,7 +1389,7 @@
       <w:pPr>
         <w:ind w:rightChars="-249" w:right="-523"/>
         <w:rPr>
-          <w:rFonts w:ascii="宋体" w:hAnsi="宋体"/>
+          <w:rFonts w:ascii="SimSun" w:hAnsi="SimSun"/>
           <w:szCs w:val="21"/>
         </w:rPr>
       </w:pPr>
@@ -1335,14 +1398,14 @@
       <w:pPr>
         <w:ind w:rightChars="-249" w:right="-523"/>
         <w:rPr>
-          <w:rFonts w:ascii="宋体" w:hAnsi="宋体"/>
+          <w:rFonts w:ascii="SimSun" w:hAnsi="SimSun"/>
           <w:sz w:val="18"/>
           <w:szCs w:val="18"/>
         </w:rPr>
       </w:pPr>
       <w:r>
         <w:rPr>
-          <w:rFonts w:ascii="宋体" w:hAnsi="宋体" w:hint="eastAsia"/>
+          <w:rFonts w:ascii="SimSun" w:hAnsi="SimSun" w:hint="eastAsia"/>
           <w:sz w:val="18"/>
           <w:szCs w:val="18"/>
         </w:rPr>
@@ -1353,7 +1416,7 @@
       <w:pPr>
         <w:ind w:rightChars="-249" w:right="-523"/>
         <w:rPr>
-          <w:rFonts w:ascii="宋体" w:hAnsi="宋体"/>
+          <w:rFonts w:ascii="SimSun" w:hAnsi="SimSun"/>
           <w:sz w:val="18"/>
           <w:szCs w:val="18"/>
         </w:rPr>
@@ -1363,7 +1426,7 @@
       <w:pPr>
         <w:ind w:rightChars="-249" w:right="-523"/>
         <w:rPr>
-          <w:rFonts w:ascii="宋体" w:hAnsi="宋体"/>
+          <w:rFonts w:ascii="SimSun" w:hAnsi="SimSun"/>
           <w:sz w:val="18"/>
           <w:szCs w:val="18"/>
         </w:rPr>
@@ -1373,7 +1436,7 @@
       <w:pPr>
         <w:ind w:rightChars="-249" w:right="-523"/>
         <w:rPr>
-          <w:rFonts w:ascii="宋体" w:hAnsi="宋体"/>
+          <w:rFonts w:ascii="SimSun" w:hAnsi="SimSun"/>
           <w:sz w:val="18"/>
           <w:szCs w:val="18"/>
         </w:rPr>
@@ -1383,7 +1446,7 @@
       <w:pPr>
         <w:ind w:rightChars="-249" w:right="-523"/>
         <w:rPr>
-          <w:rFonts w:ascii="宋体" w:hAnsi="宋体"/>
+          <w:rFonts w:ascii="SimSun" w:hAnsi="SimSun"/>
           <w:sz w:val="18"/>
           <w:szCs w:val="18"/>
         </w:rPr>
@@ -1393,7 +1456,7 @@
       <w:pPr>
         <w:ind w:rightChars="-249" w:right="-523"/>
         <w:rPr>
-          <w:rFonts w:ascii="宋体" w:hAnsi="宋体"/>
+          <w:rFonts w:ascii="SimSun" w:hAnsi="SimSun"/>
           <w:sz w:val="18"/>
           <w:szCs w:val="18"/>
         </w:rPr>
@@ -1403,7 +1466,7 @@
       <w:pPr>
         <w:ind w:rightChars="-249" w:right="-523"/>
         <w:rPr>
-          <w:rFonts w:ascii="宋体" w:hAnsi="宋体"/>
+          <w:rFonts w:ascii="SimSun" w:hAnsi="SimSun"/>
           <w:sz w:val="18"/>
           <w:szCs w:val="18"/>
         </w:rPr>
@@ -1413,7 +1476,7 @@
       <w:pPr>
         <w:ind w:rightChars="-249" w:right="-523"/>
         <w:rPr>
-          <w:rFonts w:ascii="宋体" w:hAnsi="宋体"/>
+          <w:rFonts w:ascii="SimSun" w:hAnsi="SimSun"/>
           <w:sz w:val="18"/>
           <w:szCs w:val="18"/>
         </w:rPr>
@@ -1423,7 +1486,7 @@
       <w:pPr>
         <w:ind w:rightChars="-249" w:right="-523"/>
         <w:rPr>
-          <w:rFonts w:ascii="宋体" w:hAnsi="宋体"/>
+          <w:rFonts w:ascii="SimSun" w:hAnsi="SimSun"/>
           <w:sz w:val="18"/>
           <w:szCs w:val="18"/>
         </w:rPr>
@@ -1477,7 +1540,7 @@
             </w:pPr>
             <w:r>
               <w:rPr>
-                <w:rFonts w:ascii="宋体" w:hAnsi="宋体" w:hint="eastAsia"/>
+                <w:rFonts w:ascii="SimSun" w:hAnsi="SimSun" w:hint="eastAsia"/>
                 <w:sz w:val="18"/>
                 <w:szCs w:val="18"/>
               </w:rPr>
@@ -1523,7 +1586,7 @@
             </w:pPr>
             <w:r>
               <w:rPr>
-                <w:rFonts w:ascii="宋体" w:hAnsi="宋体" w:hint="eastAsia"/>
+                <w:rFonts w:ascii="SimSun" w:hAnsi="SimSun" w:hint="eastAsia"/>
                 <w:sz w:val="18"/>
                 <w:szCs w:val="18"/>
               </w:rPr>
@@ -1569,7 +1632,7 @@
             </w:pPr>
             <w:r>
               <w:rPr>
-                <w:rFonts w:ascii="宋体" w:hAnsi="宋体" w:hint="eastAsia"/>
+                <w:rFonts w:ascii="SimSun" w:hAnsi="SimSun" w:hint="eastAsia"/>
                 <w:sz w:val="18"/>
                 <w:szCs w:val="18"/>
               </w:rPr>
@@ -1620,14 +1683,14 @@
             <w:pPr>
               <w:widowControl/>
               <w:rPr>
-                <w:rFonts w:ascii="宋体" w:hAnsi="宋体"/>
-                <w:sz w:val="18"/>
-                <w:szCs w:val="18"/>
-              </w:rPr>
-            </w:pPr>
-            <w:r>
-              <w:rPr>
-                <w:rFonts w:ascii="宋体" w:hAnsi="宋体" w:hint="eastAsia"/>
+                <w:rFonts w:ascii="SimSun" w:hAnsi="SimSun"/>
+                <w:sz w:val="18"/>
+                <w:szCs w:val="18"/>
+              </w:rPr>
+            </w:pPr>
+            <w:r>
+              <w:rPr>
+                <w:rFonts w:ascii="SimSun" w:hAnsi="SimSun" w:hint="eastAsia"/>
                 <w:sz w:val="18"/>
                 <w:szCs w:val="18"/>
               </w:rPr>
@@ -1635,7 +1698,7 @@
             </w:r>
             <w:r>
               <w:rPr>
-                <w:rFonts w:ascii="宋体" w:hAnsi="宋体" w:hint="cs"/>
+                <w:rFonts w:ascii="SimSun" w:hAnsi="SimSun" w:hint="cs"/>
                 <w:sz w:val="18"/>
                 <w:szCs w:val="18"/>
               </w:rPr>
@@ -1644,7 +1707,7 @@
             <w:proofErr w:type="spellStart"/>
             <w:r>
               <w:rPr>
-                <w:rFonts w:ascii="宋体" w:hAnsi="宋体" w:hint="cs"/>
+                <w:rFonts w:ascii="SimSun" w:hAnsi="SimSun" w:hint="cs"/>
                 <w:sz w:val="18"/>
                 <w:szCs w:val="18"/>
               </w:rPr>
@@ -1653,7 +1716,7 @@
             <w:proofErr w:type="spellEnd"/>
             <w:r>
               <w:rPr>
-                <w:rFonts w:ascii="宋体" w:hAnsi="宋体" w:hint="cs"/>
+                <w:rFonts w:ascii="SimSun" w:hAnsi="SimSun" w:hint="cs"/>
                 <w:sz w:val="18"/>
                 <w:szCs w:val="18"/>
               </w:rPr>
@@ -1673,7 +1736,7 @@
             </w:pPr>
             <w:r>
               <w:rPr>
-                <w:rFonts w:ascii="宋体" w:hAnsi="宋体" w:hint="eastAsia"/>
+                <w:rFonts w:ascii="SimSun" w:hAnsi="SimSun" w:hint="eastAsia"/>
                 <w:sz w:val="18"/>
                 <w:szCs w:val="18"/>
               </w:rPr>
@@ -1707,8 +1770,6 @@
             </w:r>
           </w:p>
         </w:tc>
-        <w:bookmarkStart w:id="0" w:name="_GoBack"/>
-        <w:bookmarkEnd w:id="0"/>
       </w:tr>
       <w:tr>
         <w:trPr>
@@ -1730,7 +1791,7 @@
             </w:pPr>
             <w:r>
               <w:rPr>
-                <w:rFonts w:ascii="宋体" w:hAnsi="宋体" w:hint="eastAsia"/>
+                <w:rFonts w:ascii="SimSun" w:hAnsi="SimSun" w:hint="eastAsia"/>
                 <w:sz w:val="18"/>
                 <w:szCs w:val="18"/>
               </w:rPr>
@@ -1783,14 +1844,14 @@
               <w:widowControl/>
               <w:jc w:val="center"/>
               <w:rPr>
-                <w:rFonts w:ascii="宋体" w:hAnsi="宋体"/>
-                <w:sz w:val="18"/>
-                <w:szCs w:val="18"/>
-              </w:rPr>
-            </w:pPr>
-            <w:r>
-              <w:rPr>
-                <w:rFonts w:ascii="宋体" w:hAnsi="宋体" w:hint="eastAsia"/>
+                <w:rFonts w:ascii="SimSun" w:hAnsi="SimSun"/>
+                <w:sz w:val="18"/>
+                <w:szCs w:val="18"/>
+              </w:rPr>
+            </w:pPr>
+            <w:r>
+              <w:rPr>
+                <w:rFonts w:ascii="SimSun" w:hAnsi="SimSun" w:hint="eastAsia"/>
                 <w:sz w:val="18"/>
                 <w:szCs w:val="18"/>
               </w:rPr>
@@ -1802,14 +1863,14 @@
               <w:widowControl/>
               <w:jc w:val="center"/>
               <w:rPr>
-                <w:rFonts w:ascii="宋体" w:hAnsi="宋体"/>
-                <w:sz w:val="18"/>
-                <w:szCs w:val="18"/>
-              </w:rPr>
-            </w:pPr>
-            <w:r>
-              <w:rPr>
-                <w:rFonts w:ascii="宋体" w:hAnsi="宋体" w:hint="eastAsia"/>
+                <w:rFonts w:ascii="SimSun" w:hAnsi="SimSun"/>
+                <w:sz w:val="18"/>
+                <w:szCs w:val="18"/>
+              </w:rPr>
+            </w:pPr>
+            <w:r>
+              <w:rPr>
+                <w:rFonts w:ascii="SimSun" w:hAnsi="SimSun" w:hint="eastAsia"/>
                 <w:sz w:val="18"/>
                 <w:szCs w:val="18"/>
               </w:rPr>
@@ -1821,14 +1882,14 @@
               <w:widowControl/>
               <w:jc w:val="center"/>
               <w:rPr>
-                <w:rFonts w:ascii="宋体" w:hAnsi="宋体"/>
-                <w:sz w:val="18"/>
-                <w:szCs w:val="18"/>
-              </w:rPr>
-            </w:pPr>
-            <w:r>
-              <w:rPr>
-                <w:rFonts w:ascii="宋体" w:hAnsi="宋体" w:hint="eastAsia"/>
+                <w:rFonts w:ascii="SimSun" w:hAnsi="SimSun"/>
+                <w:sz w:val="18"/>
+                <w:szCs w:val="18"/>
+              </w:rPr>
+            </w:pPr>
+            <w:r>
+              <w:rPr>
+                <w:rFonts w:ascii="SimSun" w:hAnsi="SimSun" w:hint="eastAsia"/>
                 <w:sz w:val="18"/>
                 <w:szCs w:val="18"/>
               </w:rPr>
@@ -1840,14 +1901,14 @@
               <w:widowControl/>
               <w:jc w:val="center"/>
               <w:rPr>
-                <w:rFonts w:ascii="宋体" w:hAnsi="宋体"/>
-                <w:sz w:val="18"/>
-                <w:szCs w:val="18"/>
-              </w:rPr>
-            </w:pPr>
-            <w:r>
-              <w:rPr>
-                <w:rFonts w:ascii="宋体" w:hAnsi="宋体" w:hint="eastAsia"/>
+                <w:rFonts w:ascii="SimSun" w:hAnsi="SimSun"/>
+                <w:sz w:val="18"/>
+                <w:szCs w:val="18"/>
+              </w:rPr>
+            </w:pPr>
+            <w:r>
+              <w:rPr>
+                <w:rFonts w:ascii="SimSun" w:hAnsi="SimSun" w:hint="eastAsia"/>
                 <w:sz w:val="18"/>
                 <w:szCs w:val="18"/>
               </w:rPr>
@@ -1859,14 +1920,14 @@
               <w:widowControl/>
               <w:jc w:val="center"/>
               <w:rPr>
-                <w:rFonts w:ascii="宋体" w:hAnsi="宋体"/>
-                <w:sz w:val="18"/>
-                <w:szCs w:val="18"/>
-              </w:rPr>
-            </w:pPr>
-            <w:r>
-              <w:rPr>
-                <w:rFonts w:ascii="宋体" w:hAnsi="宋体" w:hint="eastAsia"/>
+                <w:rFonts w:ascii="SimSun" w:hAnsi="SimSun"/>
+                <w:sz w:val="18"/>
+                <w:szCs w:val="18"/>
+              </w:rPr>
+            </w:pPr>
+            <w:r>
+              <w:rPr>
+                <w:rFonts w:ascii="SimSun" w:hAnsi="SimSun" w:hint="eastAsia"/>
                 <w:sz w:val="18"/>
                 <w:szCs w:val="18"/>
               </w:rPr>
@@ -1880,7 +1941,7 @@
             </w:pPr>
             <w:r>
               <w:rPr>
-                <w:rFonts w:ascii="宋体" w:hAnsi="宋体" w:hint="eastAsia"/>
+                <w:rFonts w:ascii="SimSun" w:hAnsi="SimSun" w:hint="eastAsia"/>
                 <w:sz w:val="18"/>
                 <w:szCs w:val="18"/>
               </w:rPr>
@@ -1899,14 +1960,14 @@
               <w:widowControl/>
               <w:jc w:val="center"/>
               <w:rPr>
-                <w:rFonts w:ascii="宋体" w:hAnsi="宋体"/>
-                <w:sz w:val="18"/>
-                <w:szCs w:val="18"/>
-              </w:rPr>
-            </w:pPr>
-            <w:r>
-              <w:rPr>
-                <w:rFonts w:ascii="宋体" w:hAnsi="宋体" w:hint="eastAsia"/>
+                <w:rFonts w:ascii="SimSun" w:hAnsi="SimSun"/>
+                <w:sz w:val="18"/>
+                <w:szCs w:val="18"/>
+              </w:rPr>
+            </w:pPr>
+            <w:r>
+              <w:rPr>
+                <w:rFonts w:ascii="SimSun" w:hAnsi="SimSun" w:hint="eastAsia"/>
                 <w:sz w:val="18"/>
                 <w:szCs w:val="18"/>
               </w:rPr>
@@ -1925,14 +1986,14 @@
               <w:widowControl/>
               <w:jc w:val="center"/>
               <w:rPr>
-                <w:rFonts w:ascii="宋体" w:hAnsi="宋体"/>
-                <w:sz w:val="18"/>
-                <w:szCs w:val="18"/>
-              </w:rPr>
-            </w:pPr>
-            <w:r>
-              <w:rPr>
-                <w:rFonts w:ascii="宋体" w:hAnsi="宋体" w:hint="eastAsia"/>
+                <w:rFonts w:ascii="SimSun" w:hAnsi="SimSun"/>
+                <w:sz w:val="18"/>
+                <w:szCs w:val="18"/>
+              </w:rPr>
+            </w:pPr>
+            <w:r>
+              <w:rPr>
+                <w:rFonts w:ascii="SimSun" w:hAnsi="SimSun" w:hint="eastAsia"/>
                 <w:sz w:val="18"/>
                 <w:szCs w:val="18"/>
               </w:rPr>
@@ -1952,14 +2013,14 @@
               <w:widowControl/>
               <w:jc w:val="center"/>
               <w:rPr>
-                <w:rFonts w:ascii="宋体" w:hAnsi="宋体"/>
-                <w:sz w:val="18"/>
-                <w:szCs w:val="18"/>
-              </w:rPr>
-            </w:pPr>
-            <w:r>
-              <w:rPr>
-                <w:rFonts w:ascii="宋体" w:hAnsi="宋体" w:hint="eastAsia"/>
+                <w:rFonts w:ascii="SimSun" w:hAnsi="SimSun"/>
+                <w:sz w:val="18"/>
+                <w:szCs w:val="18"/>
+              </w:rPr>
+            </w:pPr>
+            <w:r>
+              <w:rPr>
+                <w:rFonts w:ascii="SimSun" w:hAnsi="SimSun" w:hint="eastAsia"/>
                 <w:sz w:val="18"/>
                 <w:szCs w:val="18"/>
               </w:rPr>
@@ -1978,14 +2039,14 @@
               <w:widowControl/>
               <w:jc w:val="center"/>
               <w:rPr>
-                <w:rFonts w:ascii="宋体" w:hAnsi="宋体"/>
-                <w:sz w:val="18"/>
-                <w:szCs w:val="18"/>
-              </w:rPr>
-            </w:pPr>
-            <w:r>
-              <w:rPr>
-                <w:rFonts w:ascii="宋体" w:hAnsi="宋体" w:hint="eastAsia"/>
+                <w:rFonts w:ascii="SimSun" w:hAnsi="SimSun"/>
+                <w:sz w:val="18"/>
+                <w:szCs w:val="18"/>
+              </w:rPr>
+            </w:pPr>
+            <w:r>
+              <w:rPr>
+                <w:rFonts w:ascii="SimSun" w:hAnsi="SimSun" w:hint="eastAsia"/>
                 <w:sz w:val="18"/>
                 <w:szCs w:val="18"/>
               </w:rPr>
@@ -2004,14 +2065,14 @@
               <w:widowControl/>
               <w:jc w:val="center"/>
               <w:rPr>
-                <w:rFonts w:ascii="宋体" w:hAnsi="宋体"/>
-                <w:sz w:val="18"/>
-                <w:szCs w:val="18"/>
-              </w:rPr>
-            </w:pPr>
-            <w:r>
-              <w:rPr>
-                <w:rFonts w:ascii="宋体" w:hAnsi="宋体" w:hint="eastAsia"/>
+                <w:rFonts w:ascii="SimSun" w:hAnsi="SimSun"/>
+                <w:sz w:val="18"/>
+                <w:szCs w:val="18"/>
+              </w:rPr>
+            </w:pPr>
+            <w:r>
+              <w:rPr>
+                <w:rFonts w:ascii="SimSun" w:hAnsi="SimSun" w:hint="eastAsia"/>
                 <w:sz w:val="18"/>
                 <w:szCs w:val="18"/>
               </w:rPr>
@@ -2031,14 +2092,14 @@
               <w:widowControl/>
               <w:jc w:val="center"/>
               <w:rPr>
-                <w:rFonts w:ascii="宋体" w:hAnsi="宋体"/>
-                <w:sz w:val="18"/>
-                <w:szCs w:val="18"/>
-              </w:rPr>
-            </w:pPr>
-            <w:r>
-              <w:rPr>
-                <w:rFonts w:ascii="宋体" w:hAnsi="宋体" w:hint="eastAsia"/>
+                <w:rFonts w:ascii="SimSun" w:hAnsi="SimSun"/>
+                <w:sz w:val="18"/>
+                <w:szCs w:val="18"/>
+              </w:rPr>
+            </w:pPr>
+            <w:r>
+              <w:rPr>
+                <w:rFonts w:ascii="SimSun" w:hAnsi="SimSun" w:hint="eastAsia"/>
                 <w:sz w:val="18"/>
                 <w:szCs w:val="18"/>
               </w:rPr>
@@ -2057,14 +2118,14 @@
               <w:widowControl/>
               <w:jc w:val="center"/>
               <w:rPr>
-                <w:rFonts w:ascii="宋体" w:hAnsi="宋体"/>
-                <w:sz w:val="18"/>
-                <w:szCs w:val="18"/>
-              </w:rPr>
-            </w:pPr>
-            <w:r>
-              <w:rPr>
-                <w:rFonts w:ascii="宋体" w:hAnsi="宋体" w:hint="eastAsia"/>
+                <w:rFonts w:ascii="SimSun" w:hAnsi="SimSun"/>
+                <w:sz w:val="18"/>
+                <w:szCs w:val="18"/>
+              </w:rPr>
+            </w:pPr>
+            <w:r>
+              <w:rPr>
+                <w:rFonts w:ascii="SimSun" w:hAnsi="SimSun" w:hint="eastAsia"/>
                 <w:sz w:val="18"/>
                 <w:szCs w:val="18"/>
               </w:rPr>
@@ -2083,14 +2144,14 @@
               <w:widowControl/>
               <w:jc w:val="center"/>
               <w:rPr>
-                <w:rFonts w:ascii="宋体" w:hAnsi="宋体"/>
-                <w:sz w:val="18"/>
-                <w:szCs w:val="18"/>
-              </w:rPr>
-            </w:pPr>
-            <w:r>
-              <w:rPr>
-                <w:rFonts w:ascii="宋体" w:hAnsi="宋体" w:hint="eastAsia"/>
+                <w:rFonts w:ascii="SimSun" w:hAnsi="SimSun"/>
+                <w:sz w:val="18"/>
+                <w:szCs w:val="18"/>
+              </w:rPr>
+            </w:pPr>
+            <w:r>
+              <w:rPr>
+                <w:rFonts w:ascii="SimSun" w:hAnsi="SimSun" w:hint="eastAsia"/>
                 <w:sz w:val="18"/>
                 <w:szCs w:val="18"/>
               </w:rPr>
@@ -2110,14 +2171,14 @@
               <w:widowControl/>
               <w:jc w:val="center"/>
               <w:rPr>
-                <w:rFonts w:ascii="宋体" w:hAnsi="宋体"/>
-                <w:sz w:val="18"/>
-                <w:szCs w:val="18"/>
-              </w:rPr>
-            </w:pPr>
-            <w:r>
-              <w:rPr>
-                <w:rFonts w:ascii="宋体" w:hAnsi="宋体" w:hint="eastAsia"/>
+                <w:rFonts w:ascii="SimSun" w:hAnsi="SimSun"/>
+                <w:sz w:val="18"/>
+                <w:szCs w:val="18"/>
+              </w:rPr>
+            </w:pPr>
+            <w:r>
+              <w:rPr>
+                <w:rFonts w:ascii="SimSun" w:hAnsi="SimSun" w:hint="eastAsia"/>
                 <w:sz w:val="18"/>
                 <w:szCs w:val="18"/>
               </w:rPr>
@@ -2284,6 +2345,32 @@
                 <w:szCs w:val="18"/>
               </w:rPr>
             </w:pPr>
+            <w:r>
+              <w:rPr>
+                <w:rFonts w:asciiTheme="minorEastAsia" w:hAnsiTheme="minorEastAsia" w:cs="Simplified Arabic" w:hint="cs"/>
+                <w:sz w:val="18"/>
+                <w:szCs w:val="18"/>
+              </w:rPr>
+              <w:t>{{</w:t>
+            </w:r>
+            <w:proofErr w:type="spellStart"/>
+            <w:r>
+              <w:rPr>
+                <w:rFonts w:asciiTheme="minorEastAsia" w:hAnsiTheme="minorEastAsia" w:cs="Simplified Arabic"/>
+                <w:sz w:val="18"/>
+                <w:szCs w:val="18"/>
+              </w:rPr>
+              <w:t>import_equipment</w:t>
+            </w:r>
+            <w:proofErr w:type="spellEnd"/>
+            <w:r>
+              <w:rPr>
+                <w:rFonts w:asciiTheme="minorEastAsia" w:hAnsiTheme="minorEastAsia" w:cs="Simplified Arabic" w:hint="cs"/>
+                <w:sz w:val="18"/>
+                <w:szCs w:val="18"/>
+              </w:rPr>
+              <w:t>}}</w:t>
+            </w:r>
           </w:p>
         </w:tc>
         <w:tc>
@@ -2300,6 +2387,32 @@
                 <w:szCs w:val="18"/>
               </w:rPr>
             </w:pPr>
+            <w:r>
+              <w:rPr>
+                <w:rFonts w:asciiTheme="minorEastAsia" w:hAnsiTheme="minorEastAsia" w:cs="Simplified Arabic" w:hint="cs"/>
+                <w:sz w:val="18"/>
+                <w:szCs w:val="18"/>
+              </w:rPr>
+              <w:t>{{</w:t>
+            </w:r>
+            <w:proofErr w:type="spellStart"/>
+            <w:r>
+              <w:rPr>
+                <w:rFonts w:asciiTheme="minorEastAsia" w:hAnsiTheme="minorEastAsia" w:cs="Simplified Arabic"/>
+                <w:sz w:val="18"/>
+                <w:szCs w:val="18"/>
+              </w:rPr>
+              <w:t>item_num</w:t>
+            </w:r>
+            <w:proofErr w:type="spellEnd"/>
+            <w:r>
+              <w:rPr>
+                <w:rFonts w:asciiTheme="minorEastAsia" w:hAnsiTheme="minorEastAsia" w:cs="Simplified Arabic" w:hint="cs"/>
+                <w:sz w:val="18"/>
+                <w:szCs w:val="18"/>
+              </w:rPr>
+              <w:t>}}</w:t>
+            </w:r>
           </w:p>
         </w:tc>
         <w:tc>
@@ -2317,6 +2430,30 @@
                 <w:szCs w:val="18"/>
               </w:rPr>
             </w:pPr>
+            <w:r>
+              <w:rPr>
+                <w:rFonts w:asciiTheme="minorEastAsia" w:hAnsiTheme="minorEastAsia" w:cs="Simplified Arabic" w:hint="cs"/>
+                <w:sz w:val="18"/>
+                <w:szCs w:val="18"/>
+              </w:rPr>
+              <w:t>{{</w:t>
+            </w:r>
+            <w:r>
+              <w:rPr>
+                <w:rFonts w:asciiTheme="minorEastAsia" w:hAnsiTheme="minorEastAsia" w:cs="Simplified Arabic"/>
+                <w:sz w:val="18"/>
+                <w:szCs w:val="18"/>
+              </w:rPr>
+              <w:t>guarantee</w:t>
+            </w:r>
+            <w:r>
+              <w:rPr>
+                <w:rFonts w:asciiTheme="minorEastAsia" w:hAnsiTheme="minorEastAsia" w:cs="Simplified Arabic" w:hint="cs"/>
+                <w:sz w:val="18"/>
+                <w:szCs w:val="18"/>
+              </w:rPr>
+              <w:t>}}</w:t>
+            </w:r>
           </w:p>
         </w:tc>
         <w:tc>
@@ -2333,6 +2470,32 @@
                 <w:szCs w:val="18"/>
               </w:rPr>
             </w:pPr>
+            <w:r>
+              <w:rPr>
+                <w:rFonts w:asciiTheme="minorEastAsia" w:hAnsiTheme="minorEastAsia" w:cs="Simplified Arabic" w:hint="cs"/>
+                <w:sz w:val="18"/>
+                <w:szCs w:val="18"/>
+              </w:rPr>
+              <w:t>{{</w:t>
+            </w:r>
+            <w:proofErr w:type="spellStart"/>
+            <w:r>
+              <w:rPr>
+                <w:rFonts w:asciiTheme="minorEastAsia" w:hAnsiTheme="minorEastAsia" w:cs="Simplified Arabic"/>
+                <w:sz w:val="18"/>
+                <w:szCs w:val="18"/>
+              </w:rPr>
+              <w:t>annual_maintenance_times</w:t>
+            </w:r>
+            <w:proofErr w:type="spellEnd"/>
+            <w:r>
+              <w:rPr>
+                <w:rFonts w:asciiTheme="minorEastAsia" w:hAnsiTheme="minorEastAsia" w:cs="Simplified Arabic" w:hint="cs"/>
+                <w:sz w:val="18"/>
+                <w:szCs w:val="18"/>
+              </w:rPr>
+              <w:t>}}</w:t>
+            </w:r>
           </w:p>
         </w:tc>
         <w:tc>
@@ -2392,6 +2555,32 @@
                 <w:szCs w:val="18"/>
               </w:rPr>
             </w:pPr>
+            <w:r>
+              <w:rPr>
+                <w:rFonts w:asciiTheme="minorEastAsia" w:hAnsiTheme="minorEastAsia" w:cs="Simplified Arabic" w:hint="cs"/>
+                <w:sz w:val="18"/>
+                <w:szCs w:val="18"/>
+              </w:rPr>
+              <w:t>{{</w:t>
+            </w:r>
+            <w:proofErr w:type="spellStart"/>
+            <w:r>
+              <w:rPr>
+                <w:rFonts w:asciiTheme="minorEastAsia" w:hAnsiTheme="minorEastAsia" w:cs="Simplified Arabic"/>
+                <w:sz w:val="18"/>
+                <w:szCs w:val="18"/>
+              </w:rPr>
+              <w:t>hospital_num</w:t>
+            </w:r>
+            <w:proofErr w:type="spellEnd"/>
+            <w:r>
+              <w:rPr>
+                <w:rFonts w:asciiTheme="minorEastAsia" w:hAnsiTheme="minorEastAsia" w:cs="Simplified Arabic" w:hint="cs"/>
+                <w:sz w:val="18"/>
+                <w:szCs w:val="18"/>
+              </w:rPr>
+              <w:t>}}</w:t>
+            </w:r>
           </w:p>
         </w:tc>
       </w:tr>
@@ -2680,6 +2869,8 @@
                 <w:szCs w:val="18"/>
               </w:rPr>
             </w:pPr>
+            <w:bookmarkStart w:id="0" w:name="_GoBack"/>
+            <w:bookmarkEnd w:id="0"/>
           </w:p>
         </w:tc>
         <w:tc>
@@ -3632,14 +3823,14 @@
               <w:widowControl/>
               <w:jc w:val="center"/>
               <w:rPr>
-                <w:rFonts w:ascii="宋体" w:hAnsi="宋体"/>
-                <w:sz w:val="18"/>
-                <w:szCs w:val="18"/>
-              </w:rPr>
-            </w:pPr>
-            <w:r>
-              <w:rPr>
-                <w:rFonts w:ascii="宋体" w:hAnsi="宋体" w:hint="eastAsia"/>
+                <w:rFonts w:ascii="SimSun" w:hAnsi="SimSun"/>
+                <w:sz w:val="18"/>
+                <w:szCs w:val="18"/>
+              </w:rPr>
+            </w:pPr>
+            <w:r>
+              <w:rPr>
+                <w:rFonts w:ascii="SimSun" w:hAnsi="SimSun" w:hint="eastAsia"/>
                 <w:sz w:val="18"/>
                 <w:szCs w:val="18"/>
               </w:rPr>
@@ -3657,14 +3848,14 @@
             <w:pPr>
               <w:widowControl/>
               <w:rPr>
-                <w:rFonts w:ascii="宋体" w:hAnsi="宋体"/>
-                <w:sz w:val="18"/>
-                <w:szCs w:val="18"/>
-              </w:rPr>
-            </w:pPr>
-            <w:r>
-              <w:rPr>
-                <w:rFonts w:ascii="宋体" w:hAnsi="宋体" w:hint="eastAsia"/>
+                <w:rFonts w:ascii="SimSun" w:hAnsi="SimSun"/>
+                <w:sz w:val="18"/>
+                <w:szCs w:val="18"/>
+              </w:rPr>
+            </w:pPr>
+            <w:r>
+              <w:rPr>
+                <w:rFonts w:ascii="SimSun" w:hAnsi="SimSun" w:hint="eastAsia"/>
                 <w:sz w:val="18"/>
                 <w:szCs w:val="18"/>
               </w:rPr>
@@ -3739,14 +3930,14 @@
               <w:widowControl/>
               <w:jc w:val="left"/>
               <w:rPr>
-                <w:rFonts w:ascii="宋体" w:hAnsi="宋体"/>
-                <w:sz w:val="18"/>
-                <w:szCs w:val="18"/>
-              </w:rPr>
-            </w:pPr>
-            <w:r>
-              <w:rPr>
-                <w:rFonts w:ascii="宋体" w:hAnsi="宋体" w:hint="eastAsia"/>
+                <w:rFonts w:ascii="SimSun" w:hAnsi="SimSun"/>
+                <w:sz w:val="18"/>
+                <w:szCs w:val="18"/>
+              </w:rPr>
+            </w:pPr>
+            <w:r>
+              <w:rPr>
+                <w:rFonts w:ascii="SimSun" w:hAnsi="SimSun" w:hint="eastAsia"/>
                 <w:sz w:val="18"/>
                 <w:szCs w:val="18"/>
               </w:rPr>
@@ -3758,62 +3949,62 @@
               <w:widowControl/>
               <w:jc w:val="left"/>
               <w:rPr>
-                <w:rFonts w:ascii="宋体" w:hAnsi="宋体"/>
-                <w:sz w:val="18"/>
-                <w:szCs w:val="18"/>
-              </w:rPr>
-            </w:pPr>
-          </w:p>
-          <w:p>
-            <w:pPr>
-              <w:widowControl/>
-              <w:jc w:val="left"/>
-              <w:rPr>
-                <w:rFonts w:ascii="宋体" w:hAnsi="宋体"/>
-                <w:sz w:val="18"/>
-                <w:szCs w:val="18"/>
-              </w:rPr>
-            </w:pPr>
-          </w:p>
-          <w:p>
-            <w:pPr>
-              <w:widowControl/>
-              <w:jc w:val="left"/>
-              <w:rPr>
-                <w:rFonts w:ascii="宋体" w:hAnsi="宋体"/>
-                <w:sz w:val="18"/>
-                <w:szCs w:val="18"/>
-              </w:rPr>
-            </w:pPr>
-          </w:p>
-          <w:p>
-            <w:pPr>
-              <w:widowControl/>
-              <w:jc w:val="left"/>
-              <w:rPr>
-                <w:rFonts w:ascii="宋体" w:hAnsi="宋体"/>
-                <w:sz w:val="18"/>
-                <w:szCs w:val="18"/>
-              </w:rPr>
-            </w:pPr>
-          </w:p>
-          <w:p>
-            <w:pPr>
-              <w:widowControl/>
-              <w:jc w:val="left"/>
-              <w:rPr>
-                <w:rFonts w:ascii="宋体" w:hAnsi="宋体"/>
-                <w:sz w:val="18"/>
-                <w:szCs w:val="18"/>
-              </w:rPr>
-            </w:pPr>
-          </w:p>
-          <w:p>
-            <w:pPr>
-              <w:widowControl/>
-              <w:jc w:val="left"/>
-              <w:rPr>
-                <w:rFonts w:ascii="宋体" w:hAnsi="宋体"/>
+                <w:rFonts w:ascii="SimSun" w:hAnsi="SimSun"/>
+                <w:sz w:val="18"/>
+                <w:szCs w:val="18"/>
+              </w:rPr>
+            </w:pPr>
+          </w:p>
+          <w:p>
+            <w:pPr>
+              <w:widowControl/>
+              <w:jc w:val="left"/>
+              <w:rPr>
+                <w:rFonts w:ascii="SimSun" w:hAnsi="SimSun"/>
+                <w:sz w:val="18"/>
+                <w:szCs w:val="18"/>
+              </w:rPr>
+            </w:pPr>
+          </w:p>
+          <w:p>
+            <w:pPr>
+              <w:widowControl/>
+              <w:jc w:val="left"/>
+              <w:rPr>
+                <w:rFonts w:ascii="SimSun" w:hAnsi="SimSun"/>
+                <w:sz w:val="18"/>
+                <w:szCs w:val="18"/>
+              </w:rPr>
+            </w:pPr>
+          </w:p>
+          <w:p>
+            <w:pPr>
+              <w:widowControl/>
+              <w:jc w:val="left"/>
+              <w:rPr>
+                <w:rFonts w:ascii="SimSun" w:hAnsi="SimSun"/>
+                <w:sz w:val="18"/>
+                <w:szCs w:val="18"/>
+              </w:rPr>
+            </w:pPr>
+          </w:p>
+          <w:p>
+            <w:pPr>
+              <w:widowControl/>
+              <w:jc w:val="left"/>
+              <w:rPr>
+                <w:rFonts w:ascii="SimSun" w:hAnsi="SimSun"/>
+                <w:sz w:val="18"/>
+                <w:szCs w:val="18"/>
+              </w:rPr>
+            </w:pPr>
+          </w:p>
+          <w:p>
+            <w:pPr>
+              <w:widowControl/>
+              <w:jc w:val="left"/>
+              <w:rPr>
+                <w:rFonts w:ascii="SimSun" w:hAnsi="SimSun"/>
                 <w:sz w:val="18"/>
                 <w:szCs w:val="18"/>
               </w:rPr>
@@ -3824,14 +4015,14 @@
               <w:ind w:firstLineChars="3400" w:firstLine="6120"/>
               <w:jc w:val="right"/>
               <w:rPr>
-                <w:rFonts w:ascii="宋体" w:hAnsi="宋体"/>
-                <w:sz w:val="18"/>
-                <w:szCs w:val="18"/>
-              </w:rPr>
-            </w:pPr>
-            <w:r>
-              <w:rPr>
-                <w:rFonts w:ascii="宋体" w:hAnsi="宋体" w:hint="eastAsia"/>
+                <w:rFonts w:ascii="SimSun" w:hAnsi="SimSun"/>
+                <w:sz w:val="18"/>
+                <w:szCs w:val="18"/>
+              </w:rPr>
+            </w:pPr>
+            <w:r>
+              <w:rPr>
+                <w:rFonts w:ascii="SimSun" w:hAnsi="SimSun" w:hint="eastAsia"/>
                 <w:sz w:val="18"/>
                 <w:szCs w:val="18"/>
               </w:rPr>
@@ -3870,14 +4061,14 @@
               <w:spacing w:line="240" w:lineRule="atLeast"/>
               <w:ind w:firstLineChars="50" w:firstLine="90"/>
               <w:rPr>
-                <w:rFonts w:ascii="宋体" w:hAnsi="宋体"/>
-                <w:sz w:val="18"/>
-                <w:szCs w:val="18"/>
-              </w:rPr>
-            </w:pPr>
-            <w:r>
-              <w:rPr>
-                <w:rFonts w:ascii="宋体" w:hAnsi="宋体" w:hint="eastAsia"/>
+                <w:rFonts w:ascii="SimSun" w:hAnsi="SimSun"/>
+                <w:sz w:val="18"/>
+                <w:szCs w:val="18"/>
+              </w:rPr>
+            </w:pPr>
+            <w:r>
+              <w:rPr>
+                <w:rFonts w:ascii="SimSun" w:hAnsi="SimSun" w:hint="eastAsia"/>
                 <w:sz w:val="18"/>
                 <w:szCs w:val="18"/>
               </w:rPr>
@@ -3889,14 +4080,14 @@
               <w:spacing w:line="240" w:lineRule="atLeast"/>
               <w:ind w:firstLineChars="100" w:firstLine="180"/>
               <w:rPr>
-                <w:rFonts w:ascii="宋体" w:hAnsi="宋体"/>
-                <w:sz w:val="18"/>
-                <w:szCs w:val="18"/>
-              </w:rPr>
-            </w:pPr>
-            <w:r>
-              <w:rPr>
-                <w:rFonts w:ascii="宋体" w:hAnsi="宋体" w:hint="eastAsia"/>
+                <w:rFonts w:ascii="SimSun" w:hAnsi="SimSun"/>
+                <w:sz w:val="18"/>
+                <w:szCs w:val="18"/>
+              </w:rPr>
+            </w:pPr>
+            <w:r>
+              <w:rPr>
+                <w:rFonts w:ascii="SimSun" w:hAnsi="SimSun" w:hint="eastAsia"/>
                 <w:sz w:val="18"/>
                 <w:szCs w:val="18"/>
               </w:rPr>
@@ -3908,14 +4099,14 @@
               <w:spacing w:line="240" w:lineRule="atLeast"/>
               <w:ind w:firstLineChars="100" w:firstLine="180"/>
               <w:rPr>
-                <w:rFonts w:ascii="宋体" w:hAnsi="宋体"/>
-                <w:sz w:val="18"/>
-                <w:szCs w:val="18"/>
-              </w:rPr>
-            </w:pPr>
-            <w:r>
-              <w:rPr>
-                <w:rFonts w:ascii="宋体" w:hAnsi="宋体" w:hint="eastAsia"/>
+                <w:rFonts w:ascii="SimSun" w:hAnsi="SimSun"/>
+                <w:sz w:val="18"/>
+                <w:szCs w:val="18"/>
+              </w:rPr>
+            </w:pPr>
+            <w:r>
+              <w:rPr>
+                <w:rFonts w:ascii="SimSun" w:hAnsi="SimSun" w:hint="eastAsia"/>
                 <w:sz w:val="18"/>
                 <w:szCs w:val="18"/>
               </w:rPr>
@@ -3927,14 +4118,14 @@
               <w:spacing w:line="240" w:lineRule="atLeast"/>
               <w:ind w:firstLineChars="100" w:firstLine="180"/>
               <w:rPr>
-                <w:rFonts w:ascii="宋体" w:hAnsi="宋体"/>
-                <w:sz w:val="18"/>
-                <w:szCs w:val="18"/>
-              </w:rPr>
-            </w:pPr>
-            <w:r>
-              <w:rPr>
-                <w:rFonts w:ascii="宋体" w:hAnsi="宋体" w:hint="eastAsia"/>
+                <w:rFonts w:ascii="SimSun" w:hAnsi="SimSun"/>
+                <w:sz w:val="18"/>
+                <w:szCs w:val="18"/>
+              </w:rPr>
+            </w:pPr>
+            <w:r>
+              <w:rPr>
+                <w:rFonts w:ascii="SimSun" w:hAnsi="SimSun" w:hint="eastAsia"/>
                 <w:sz w:val="18"/>
                 <w:szCs w:val="18"/>
               </w:rPr>
@@ -3946,14 +4137,14 @@
               <w:spacing w:line="240" w:lineRule="atLeast"/>
               <w:ind w:firstLineChars="100" w:firstLine="180"/>
               <w:rPr>
-                <w:rFonts w:ascii="宋体" w:hAnsi="宋体"/>
-                <w:sz w:val="18"/>
-                <w:szCs w:val="18"/>
-              </w:rPr>
-            </w:pPr>
-            <w:r>
-              <w:rPr>
-                <w:rFonts w:ascii="宋体" w:hAnsi="宋体" w:hint="eastAsia"/>
+                <w:rFonts w:ascii="SimSun" w:hAnsi="SimSun"/>
+                <w:sz w:val="18"/>
+                <w:szCs w:val="18"/>
+              </w:rPr>
+            </w:pPr>
+            <w:r>
+              <w:rPr>
+                <w:rFonts w:ascii="SimSun" w:hAnsi="SimSun" w:hint="eastAsia"/>
                 <w:sz w:val="18"/>
                 <w:szCs w:val="18"/>
               </w:rPr>
@@ -3964,7 +4155,7 @@
             <w:pPr>
               <w:ind w:firstLineChars="2700" w:firstLine="4860"/>
               <w:rPr>
-                <w:rFonts w:ascii="宋体" w:hAnsi="宋体"/>
+                <w:rFonts w:ascii="SimSun" w:hAnsi="SimSun"/>
                 <w:sz w:val="18"/>
                 <w:szCs w:val="18"/>
               </w:rPr>
@@ -3974,23 +4165,23 @@
             <w:pPr>
               <w:ind w:firstLineChars="2700" w:firstLine="4860"/>
               <w:rPr>
-                <w:rFonts w:ascii="宋体" w:hAnsi="宋体"/>
-                <w:sz w:val="18"/>
-                <w:szCs w:val="18"/>
-              </w:rPr>
-            </w:pPr>
-          </w:p>
-          <w:p>
-            <w:pPr>
-              <w:rPr>
-                <w:rFonts w:ascii="宋体" w:hAnsi="宋体"/>
-                <w:sz w:val="18"/>
-                <w:szCs w:val="18"/>
-              </w:rPr>
-            </w:pPr>
-            <w:r>
-              <w:rPr>
-                <w:rFonts w:ascii="宋体" w:hAnsi="宋体" w:hint="eastAsia"/>
+                <w:rFonts w:ascii="SimSun" w:hAnsi="SimSun"/>
+                <w:sz w:val="18"/>
+                <w:szCs w:val="18"/>
+              </w:rPr>
+            </w:pPr>
+          </w:p>
+          <w:p>
+            <w:pPr>
+              <w:rPr>
+                <w:rFonts w:ascii="SimSun" w:hAnsi="SimSun"/>
+                <w:sz w:val="18"/>
+                <w:szCs w:val="18"/>
+              </w:rPr>
+            </w:pPr>
+            <w:r>
+              <w:rPr>
+                <w:rFonts w:ascii="SimSun" w:hAnsi="SimSun" w:hint="eastAsia"/>
                 <w:sz w:val="18"/>
                 <w:szCs w:val="18"/>
               </w:rPr>
@@ -4001,14 +4192,14 @@
             <w:pPr>
               <w:ind w:firstLineChars="2700" w:firstLine="4860"/>
               <w:rPr>
-                <w:rFonts w:ascii="宋体" w:hAnsi="宋体"/>
-                <w:sz w:val="18"/>
-                <w:szCs w:val="18"/>
-              </w:rPr>
-            </w:pPr>
-            <w:r>
-              <w:rPr>
-                <w:rFonts w:ascii="宋体" w:hAnsi="宋体" w:hint="eastAsia"/>
+                <w:rFonts w:ascii="SimSun" w:hAnsi="SimSun"/>
+                <w:sz w:val="18"/>
+                <w:szCs w:val="18"/>
+              </w:rPr>
+            </w:pPr>
+            <w:r>
+              <w:rPr>
+                <w:rFonts w:ascii="SimSun" w:hAnsi="SimSun" w:hint="eastAsia"/>
                 <w:sz w:val="18"/>
                 <w:szCs w:val="18"/>
               </w:rPr>
@@ -4016,7 +4207,7 @@
             </w:r>
             <w:r>
               <w:rPr>
-                <w:rFonts w:ascii="宋体" w:hAnsi="宋体"/>
+                <w:rFonts w:ascii="SimSun" w:hAnsi="SimSun"/>
                 <w:sz w:val="18"/>
                 <w:szCs w:val="18"/>
               </w:rPr>
@@ -4024,7 +4215,7 @@
             </w:r>
             <w:r>
               <w:rPr>
-                <w:rFonts w:ascii="宋体" w:hAnsi="宋体" w:hint="eastAsia"/>
+                <w:rFonts w:ascii="SimSun" w:hAnsi="SimSun" w:hint="eastAsia"/>
                 <w:sz w:val="18"/>
                 <w:szCs w:val="18"/>
               </w:rPr>
@@ -4035,12 +4226,12 @@
             <w:pPr>
               <w:ind w:rightChars="-249" w:right="-523" w:firstLineChars="3500" w:firstLine="6300"/>
               <w:rPr>
-                <w:rFonts w:ascii="宋体" w:hAnsi="宋体"/>
-              </w:rPr>
-            </w:pPr>
-            <w:r>
-              <w:rPr>
-                <w:rFonts w:ascii="宋体" w:hAnsi="宋体"/>
+                <w:rFonts w:ascii="SimSun" w:hAnsi="SimSun"/>
+              </w:rPr>
+            </w:pPr>
+            <w:r>
+              <w:rPr>
+                <w:rFonts w:ascii="SimSun" w:hAnsi="SimSun"/>
                 <w:sz w:val="18"/>
                 <w:szCs w:val="18"/>
               </w:rPr>
@@ -4048,7 +4239,7 @@
             </w:r>
             <w:r>
               <w:rPr>
-                <w:rFonts w:ascii="宋体" w:hAnsi="宋体" w:hint="eastAsia"/>
+                <w:rFonts w:ascii="SimSun" w:hAnsi="SimSun" w:hint="eastAsia"/>
                 <w:sz w:val="18"/>
                 <w:szCs w:val="18"/>
               </w:rPr>
@@ -4135,7 +4326,7 @@
       </w:pPr>
     </w:pPrDefault>
   </w:docDefaults>
-  <w:latentStyles w:defLockedState="0" w:defUIPriority="99" w:defSemiHidden="0" w:defUnhideWhenUsed="0" w:defQFormat="0" w:count="377">
+  <w:latentStyles w:defLockedState="0" w:defUIPriority="99" w:defSemiHidden="0" w:defUnhideWhenUsed="0" w:defQFormat="0" w:count="376">
     <w:lsdException w:name="Normal" w:uiPriority="0" w:qFormat="1"/>
     <w:lsdException w:name="heading 1" w:uiPriority="9" w:qFormat="1"/>
     <w:lsdException w:name="heading 2" w:semiHidden="1" w:uiPriority="9" w:unhideWhenUsed="1" w:qFormat="1"/>
@@ -4512,7 +4703,6 @@
     <w:lsdException w:name="Hashtag" w:semiHidden="1" w:unhideWhenUsed="1"/>
     <w:lsdException w:name="Unresolved Mention" w:semiHidden="1" w:unhideWhenUsed="1"/>
     <w:lsdException w:name="Smart Link" w:semiHidden="1" w:unhideWhenUsed="1"/>
-    <w:lsdException w:name="Smart Link Error" w:semiHidden="1" w:unhideWhenUsed="1"/>
   </w:latentStyles>
   <w:style w:type="paragraph" w:default="1" w:styleId="a">
     <w:name w:val="Normal"/>
@@ -4524,7 +4714,7 @@
       <w:jc w:val="both"/>
     </w:pPr>
     <w:rPr>
-      <w:rFonts w:ascii="Calibri" w:eastAsia="宋体" w:hAnsi="Calibri" w:cs="Times New Roman"/>
+      <w:rFonts w:ascii="Calibri" w:eastAsia="SimSun" w:hAnsi="Calibri" w:cs="Times New Roman"/>
       <w:kern w:val="2"/>
       <w:sz w:val="21"/>
     </w:rPr>
